--- a/BankingProjectSRS.docx
+++ b/BankingProjectSRS.docx
@@ -3506,19 +3506,7 @@
         <w:rPr>
           <w:color w:val="000000" w:themeColor="text1"/>
         </w:rPr>
-        <w:t>SR5 Clients shall not directly modify account data and shall communicate with the server</w:t>
-      </w:r>
-      <w:r>
-        <w:rPr>
-          <w:color w:val="000000" w:themeColor="text1"/>
-        </w:rPr>
-        <w:t xml:space="preserve"> </w:t>
-      </w:r>
-      <w:r>
-        <w:rPr>
-          <w:color w:val="000000" w:themeColor="text1"/>
-        </w:rPr>
-        <w:t>only through defined requests.</w:t>
+        <w:t>SR5 Clients shall not directly modify account data and shall communicate with the server only through defined requests.</w:t>
       </w:r>
     </w:p>
     <w:p>
@@ -3661,19 +3649,7 @@
         <w:rPr>
           <w:color w:val="000000" w:themeColor="text1"/>
         </w:rPr>
-        <w:t>It is assumed that the number of concurrent clients connected to the server will be limited</w:t>
-      </w:r>
-      <w:r>
-        <w:rPr>
-          <w:color w:val="000000" w:themeColor="text1"/>
-        </w:rPr>
-        <w:t xml:space="preserve"> </w:t>
-      </w:r>
-      <w:r>
-        <w:rPr>
-          <w:color w:val="000000" w:themeColor="text1"/>
-        </w:rPr>
-        <w:t>to a manageable size appropriate for a classroom project.</w:t>
+        <w:t>It is assumed that the number of concurrent clients connected to the server will be limited to a manageable size appropriate for a classroom project.</w:t>
       </w:r>
     </w:p>
     <w:p>
@@ -4921,6 +4897,4538 @@
           <w:formProt w:val="0"/>
           <w:docGrid w:linePitch="360"/>
         </w:sectPr>
+      </w:pPr>
+    </w:p>
+    <w:p/>
+    <w:p/>
+    <w:p/>
+    <w:p/>
+    <w:p/>
+    <w:p/>
+    <w:p/>
+    <w:p/>
+    <w:p/>
+    <w:p/>
+    <w:p/>
+    <w:p/>
+    <w:p/>
+    <w:p/>
+    <w:p/>
+    <w:p/>
+    <w:p/>
+    <w:p/>
+    <w:p/>
+    <w:p/>
+    <w:p/>
+    <w:p/>
+    <w:p/>
+    <w:p/>
+    <w:p/>
+    <w:p/>
+    <w:p/>
+    <w:p/>
+    <w:p/>
+    <w:p/>
+    <w:p/>
+    <w:p/>
+    <w:p/>
+    <w:p/>
+    <w:p/>
+    <w:p/>
+    <w:p/>
+    <w:p/>
+    <w:p/>
+    <w:p/>
+    <w:p/>
+    <w:p/>
+    <w:p/>
+    <w:p/>
+    <w:p/>
+    <w:p/>
+    <w:p>
+      <w:pPr>
+        <w:suppressAutoHyphens w:val="0"/>
+        <w:autoSpaceDE w:val="0"/>
+        <w:autoSpaceDN w:val="0"/>
+        <w:adjustRightInd w:val="0"/>
+        <w:spacing w:after="60"/>
+        <w:jc w:val="center"/>
+        <w:rPr>
+          <w:rFonts w:ascii="Arial" w:eastAsia="Noto Sans CJK SC" w:hAnsi="Arial" w:cs="Arial"/>
+          <w:color w:val="000000"/>
+          <w:sz w:val="36"/>
+          <w:szCs w:val="36"/>
+        </w:rPr>
+      </w:pPr>
+      <w:r>
+        <w:rPr>
+          <w:rFonts w:ascii="Arial" w:eastAsia="Noto Sans CJK SC" w:hAnsi="Arial" w:cs="Arial"/>
+          <w:color w:val="000000"/>
+          <w:sz w:val="36"/>
+          <w:szCs w:val="36"/>
+        </w:rPr>
+        <w:t>Use Case Specification Document</w:t>
+      </w:r>
+    </w:p>
+    <w:p/>
+    <w:p>
+      <w:r>
+        <w:br w:type="page"/>
+      </w:r>
+    </w:p>
+    <w:p>
+      <w:pPr>
+        <w:suppressAutoHyphens w:val="0"/>
+        <w:autoSpaceDE w:val="0"/>
+        <w:autoSpaceDN w:val="0"/>
+        <w:adjustRightInd w:val="0"/>
+        <w:spacing w:line="480" w:lineRule="auto"/>
+        <w:rPr>
+          <w:rFonts w:eastAsia="Noto Sans CJK SC"/>
+          <w:color w:val="000000"/>
+          <w:sz w:val="24"/>
+          <w:szCs w:val="24"/>
+        </w:rPr>
+      </w:pPr>
+      <w:r>
+        <w:rPr>
+          <w:rFonts w:eastAsia="Noto Sans CJK SC"/>
+          <w:color w:val="000000"/>
+          <w:sz w:val="24"/>
+          <w:szCs w:val="24"/>
+        </w:rPr>
+        <w:lastRenderedPageBreak/>
+        <w:t>Use Case ID: UC</w:t>
+      </w:r>
+      <w:r>
+        <w:rPr>
+          <w:rFonts w:eastAsia="Noto Sans CJK SC"/>
+          <w:color w:val="000000"/>
+          <w:sz w:val="24"/>
+          <w:szCs w:val="24"/>
+        </w:rPr>
+        <w:t>1</w:t>
+      </w:r>
+    </w:p>
+    <w:p>
+      <w:pPr>
+        <w:suppressAutoHyphens w:val="0"/>
+        <w:autoSpaceDE w:val="0"/>
+        <w:autoSpaceDN w:val="0"/>
+        <w:adjustRightInd w:val="0"/>
+        <w:spacing w:line="480" w:lineRule="auto"/>
+        <w:rPr>
+          <w:rFonts w:eastAsia="Noto Sans CJK SC"/>
+          <w:color w:val="000000"/>
+          <w:sz w:val="24"/>
+          <w:szCs w:val="24"/>
+        </w:rPr>
+      </w:pPr>
+      <w:r>
+        <w:rPr>
+          <w:rFonts w:eastAsia="Noto Sans CJK SC"/>
+          <w:color w:val="000000"/>
+          <w:sz w:val="24"/>
+          <w:szCs w:val="24"/>
+        </w:rPr>
+        <w:t xml:space="preserve">Use Case Name: </w:t>
+      </w:r>
+      <w:r>
+        <w:rPr>
+          <w:rFonts w:eastAsia="Noto Sans CJK SC"/>
+          <w:color w:val="000000"/>
+          <w:sz w:val="24"/>
+          <w:szCs w:val="24"/>
+        </w:rPr>
+        <w:t>Customer Login</w:t>
+      </w:r>
+    </w:p>
+    <w:p>
+      <w:pPr>
+        <w:suppressAutoHyphens w:val="0"/>
+        <w:autoSpaceDE w:val="0"/>
+        <w:autoSpaceDN w:val="0"/>
+        <w:adjustRightInd w:val="0"/>
+        <w:spacing w:line="480" w:lineRule="auto"/>
+        <w:rPr>
+          <w:rFonts w:eastAsia="Noto Sans CJK SC"/>
+          <w:color w:val="000000"/>
+          <w:sz w:val="24"/>
+          <w:szCs w:val="24"/>
+        </w:rPr>
+      </w:pPr>
+      <w:r>
+        <w:rPr>
+          <w:rFonts w:eastAsia="Noto Sans CJK SC"/>
+          <w:color w:val="000000"/>
+          <w:sz w:val="24"/>
+          <w:szCs w:val="24"/>
+        </w:rPr>
+        <w:t xml:space="preserve">Relevant Requirements: </w:t>
+      </w:r>
+    </w:p>
+    <w:p>
+      <w:pPr>
+        <w:suppressAutoHyphens w:val="0"/>
+        <w:autoSpaceDE w:val="0"/>
+        <w:autoSpaceDN w:val="0"/>
+        <w:adjustRightInd w:val="0"/>
+        <w:spacing w:line="480" w:lineRule="auto"/>
+        <w:rPr>
+          <w:rFonts w:eastAsia="Noto Sans CJK SC"/>
+          <w:color w:val="000000"/>
+          <w:sz w:val="24"/>
+          <w:szCs w:val="24"/>
+        </w:rPr>
+      </w:pPr>
+      <w:r>
+        <w:rPr>
+          <w:rFonts w:eastAsia="Noto Sans CJK SC"/>
+          <w:color w:val="000000"/>
+          <w:sz w:val="24"/>
+          <w:szCs w:val="24"/>
+        </w:rPr>
+        <w:t xml:space="preserve">Primary Actor: </w:t>
+      </w:r>
+      <w:r>
+        <w:rPr>
+          <w:rFonts w:eastAsia="Noto Sans CJK SC"/>
+          <w:color w:val="000000"/>
+          <w:sz w:val="24"/>
+          <w:szCs w:val="24"/>
+        </w:rPr>
+        <w:t>Customer</w:t>
+      </w:r>
+    </w:p>
+    <w:p>
+      <w:pPr>
+        <w:suppressAutoHyphens w:val="0"/>
+        <w:autoSpaceDE w:val="0"/>
+        <w:autoSpaceDN w:val="0"/>
+        <w:adjustRightInd w:val="0"/>
+        <w:spacing w:line="480" w:lineRule="auto"/>
+        <w:rPr>
+          <w:rFonts w:eastAsia="Noto Sans CJK SC"/>
+          <w:color w:val="000000"/>
+          <w:sz w:val="24"/>
+          <w:szCs w:val="24"/>
+        </w:rPr>
+      </w:pPr>
+      <w:r>
+        <w:rPr>
+          <w:rFonts w:eastAsia="Noto Sans CJK SC"/>
+          <w:color w:val="000000"/>
+          <w:sz w:val="24"/>
+          <w:szCs w:val="24"/>
+        </w:rPr>
+        <w:t xml:space="preserve">Pre-conditions: </w:t>
+      </w:r>
+      <w:r>
+        <w:rPr>
+          <w:rFonts w:eastAsia="Noto Sans CJK SC"/>
+          <w:color w:val="000000"/>
+          <w:sz w:val="24"/>
+          <w:szCs w:val="24"/>
+        </w:rPr>
+        <w:t>The customer must have an existing account.</w:t>
+      </w:r>
+    </w:p>
+    <w:p>
+      <w:pPr>
+        <w:suppressAutoHyphens w:val="0"/>
+        <w:autoSpaceDE w:val="0"/>
+        <w:autoSpaceDN w:val="0"/>
+        <w:adjustRightInd w:val="0"/>
+        <w:spacing w:line="480" w:lineRule="auto"/>
+        <w:rPr>
+          <w:rFonts w:eastAsia="Noto Sans CJK SC"/>
+          <w:color w:val="000000"/>
+          <w:sz w:val="24"/>
+          <w:szCs w:val="24"/>
+        </w:rPr>
+      </w:pPr>
+      <w:r>
+        <w:rPr>
+          <w:rFonts w:eastAsia="Noto Sans CJK SC"/>
+          <w:color w:val="000000"/>
+          <w:sz w:val="24"/>
+          <w:szCs w:val="24"/>
+        </w:rPr>
+        <w:t>Post-conditions:</w:t>
+      </w:r>
+      <w:r>
+        <w:rPr>
+          <w:rFonts w:eastAsia="Noto Sans CJK SC"/>
+          <w:color w:val="000000"/>
+          <w:sz w:val="24"/>
+          <w:szCs w:val="24"/>
+        </w:rPr>
+        <w:t xml:space="preserve"> </w:t>
+      </w:r>
+      <w:r>
+        <w:rPr>
+          <w:rFonts w:eastAsia="Noto Sans CJK SC"/>
+          <w:color w:val="000000"/>
+          <w:sz w:val="24"/>
+          <w:szCs w:val="24"/>
+        </w:rPr>
+        <w:t>The c</w:t>
+      </w:r>
+      <w:r>
+        <w:rPr>
+          <w:rFonts w:eastAsia="Noto Sans CJK SC"/>
+          <w:color w:val="000000"/>
+          <w:sz w:val="24"/>
+          <w:szCs w:val="24"/>
+        </w:rPr>
+        <w:t xml:space="preserve">ustomer will </w:t>
+      </w:r>
+      <w:r>
+        <w:rPr>
+          <w:rFonts w:eastAsia="Noto Sans CJK SC"/>
+          <w:color w:val="000000"/>
+          <w:sz w:val="24"/>
+          <w:szCs w:val="24"/>
+        </w:rPr>
+        <w:t>gain access to their banking account</w:t>
+      </w:r>
+      <w:r>
+        <w:rPr>
+          <w:rFonts w:eastAsia="Noto Sans CJK SC"/>
+          <w:color w:val="000000"/>
+          <w:sz w:val="24"/>
+          <w:szCs w:val="24"/>
+        </w:rPr>
+        <w:t>.</w:t>
+      </w:r>
+    </w:p>
+    <w:p>
+      <w:pPr>
+        <w:suppressAutoHyphens w:val="0"/>
+        <w:autoSpaceDE w:val="0"/>
+        <w:autoSpaceDN w:val="0"/>
+        <w:adjustRightInd w:val="0"/>
+        <w:spacing w:line="480" w:lineRule="auto"/>
+        <w:rPr>
+          <w:rFonts w:eastAsia="Noto Sans CJK SC"/>
+          <w:color w:val="000000"/>
+          <w:sz w:val="24"/>
+          <w:szCs w:val="24"/>
+        </w:rPr>
+      </w:pPr>
+      <w:r>
+        <w:rPr>
+          <w:rFonts w:eastAsia="Noto Sans CJK SC"/>
+          <w:color w:val="000000"/>
+          <w:sz w:val="24"/>
+          <w:szCs w:val="24"/>
+        </w:rPr>
+        <w:t>Basic Flow or Main Scenario:</w:t>
+      </w:r>
+    </w:p>
+    <w:p>
+      <w:pPr>
+        <w:suppressAutoHyphens w:val="0"/>
+        <w:autoSpaceDE w:val="0"/>
+        <w:autoSpaceDN w:val="0"/>
+        <w:adjustRightInd w:val="0"/>
+        <w:spacing w:line="480" w:lineRule="auto"/>
+        <w:rPr>
+          <w:rFonts w:eastAsia="Noto Sans CJK SC"/>
+          <w:color w:val="000000"/>
+          <w:sz w:val="24"/>
+          <w:szCs w:val="24"/>
+        </w:rPr>
+      </w:pPr>
+      <w:r>
+        <w:rPr>
+          <w:rFonts w:eastAsia="Noto Sans CJK SC"/>
+          <w:color w:val="000000"/>
+          <w:sz w:val="24"/>
+          <w:szCs w:val="24"/>
+        </w:rPr>
+        <w:tab/>
+        <w:t xml:space="preserve">1. </w:t>
+      </w:r>
+      <w:r>
+        <w:rPr>
+          <w:rFonts w:eastAsia="Noto Sans CJK SC"/>
+          <w:color w:val="000000"/>
+          <w:sz w:val="24"/>
+          <w:szCs w:val="24"/>
+        </w:rPr>
+        <w:t xml:space="preserve"> The customer will enter their username and password.</w:t>
+      </w:r>
+    </w:p>
+    <w:p>
+      <w:pPr>
+        <w:suppressAutoHyphens w:val="0"/>
+        <w:autoSpaceDE w:val="0"/>
+        <w:autoSpaceDN w:val="0"/>
+        <w:adjustRightInd w:val="0"/>
+        <w:spacing w:line="480" w:lineRule="auto"/>
+        <w:rPr>
+          <w:rFonts w:eastAsia="Noto Sans CJK SC"/>
+          <w:color w:val="000000"/>
+          <w:sz w:val="24"/>
+          <w:szCs w:val="24"/>
+        </w:rPr>
+      </w:pPr>
+      <w:r>
+        <w:rPr>
+          <w:rFonts w:eastAsia="Noto Sans CJK SC"/>
+          <w:color w:val="000000"/>
+          <w:sz w:val="24"/>
+          <w:szCs w:val="24"/>
+        </w:rPr>
+        <w:tab/>
+        <w:t xml:space="preserve">2. </w:t>
+      </w:r>
+      <w:r>
+        <w:rPr>
+          <w:rFonts w:eastAsia="Noto Sans CJK SC"/>
+          <w:color w:val="000000"/>
+          <w:sz w:val="24"/>
+          <w:szCs w:val="24"/>
+        </w:rPr>
+        <w:t xml:space="preserve"> The system will validate the credentials.</w:t>
+      </w:r>
+    </w:p>
+    <w:p>
+      <w:pPr>
+        <w:suppressAutoHyphens w:val="0"/>
+        <w:autoSpaceDE w:val="0"/>
+        <w:autoSpaceDN w:val="0"/>
+        <w:adjustRightInd w:val="0"/>
+        <w:spacing w:line="480" w:lineRule="auto"/>
+        <w:rPr>
+          <w:rFonts w:eastAsia="Noto Sans CJK SC"/>
+          <w:color w:val="000000"/>
+          <w:sz w:val="24"/>
+          <w:szCs w:val="24"/>
+        </w:rPr>
+      </w:pPr>
+      <w:r>
+        <w:rPr>
+          <w:rFonts w:eastAsia="Noto Sans CJK SC"/>
+          <w:color w:val="000000"/>
+          <w:sz w:val="24"/>
+          <w:szCs w:val="24"/>
+        </w:rPr>
+        <w:tab/>
+        <w:t xml:space="preserve">3. </w:t>
+      </w:r>
+      <w:r>
+        <w:rPr>
+          <w:rFonts w:eastAsia="Noto Sans CJK SC"/>
+          <w:color w:val="000000"/>
+          <w:sz w:val="24"/>
+          <w:szCs w:val="24"/>
+        </w:rPr>
+        <w:t xml:space="preserve"> If the username and password is correct, the customer will </w:t>
+      </w:r>
+      <w:r>
+        <w:rPr>
+          <w:rFonts w:eastAsia="Noto Sans CJK SC"/>
+          <w:color w:val="000000"/>
+          <w:sz w:val="24"/>
+          <w:szCs w:val="24"/>
+        </w:rPr>
+        <w:t>gain access to their</w:t>
+      </w:r>
+      <w:r>
+        <w:rPr>
+          <w:rFonts w:eastAsia="Noto Sans CJK SC"/>
+          <w:color w:val="000000"/>
+          <w:sz w:val="24"/>
+          <w:szCs w:val="24"/>
+        </w:rPr>
+        <w:t xml:space="preserve"> </w:t>
+      </w:r>
+      <w:r>
+        <w:rPr>
+          <w:rFonts w:eastAsia="Noto Sans CJK SC"/>
+          <w:color w:val="000000"/>
+          <w:sz w:val="24"/>
+          <w:szCs w:val="24"/>
+        </w:rPr>
+        <w:t xml:space="preserve">        </w:t>
+      </w:r>
+      <w:r>
+        <w:rPr>
+          <w:rFonts w:eastAsia="Noto Sans CJK SC"/>
+          <w:color w:val="000000"/>
+          <w:sz w:val="24"/>
+          <w:szCs w:val="24"/>
+        </w:rPr>
+        <w:t xml:space="preserve">account and </w:t>
+      </w:r>
+      <w:r>
+        <w:rPr>
+          <w:rFonts w:eastAsia="Noto Sans CJK SC"/>
+          <w:color w:val="000000"/>
+          <w:sz w:val="24"/>
+          <w:szCs w:val="24"/>
+        </w:rPr>
+        <w:t>its</w:t>
+      </w:r>
+      <w:r>
+        <w:rPr>
+          <w:rFonts w:eastAsia="Noto Sans CJK SC"/>
+          <w:color w:val="000000"/>
+          <w:sz w:val="24"/>
+          <w:szCs w:val="24"/>
+        </w:rPr>
+        <w:t xml:space="preserve"> banking features.</w:t>
+      </w:r>
+    </w:p>
+    <w:p>
+      <w:pPr>
+        <w:suppressAutoHyphens w:val="0"/>
+        <w:autoSpaceDE w:val="0"/>
+        <w:autoSpaceDN w:val="0"/>
+        <w:adjustRightInd w:val="0"/>
+        <w:spacing w:line="480" w:lineRule="auto"/>
+        <w:rPr>
+          <w:rFonts w:eastAsia="Noto Sans CJK SC"/>
+          <w:color w:val="000000"/>
+          <w:sz w:val="24"/>
+          <w:szCs w:val="24"/>
+        </w:rPr>
+      </w:pPr>
+      <w:r>
+        <w:rPr>
+          <w:rFonts w:eastAsia="Noto Sans CJK SC"/>
+          <w:color w:val="000000"/>
+          <w:sz w:val="24"/>
+          <w:szCs w:val="24"/>
+        </w:rPr>
+        <w:t>Extensions or Alternate Flows:</w:t>
+      </w:r>
+    </w:p>
+    <w:p>
+      <w:pPr>
+        <w:pStyle w:val="ListParagraph"/>
+        <w:numPr>
+          <w:ilvl w:val="0"/>
+          <w:numId w:val="3"/>
+        </w:numPr>
+        <w:suppressAutoHyphens w:val="0"/>
+        <w:autoSpaceDE w:val="0"/>
+        <w:autoSpaceDN w:val="0"/>
+        <w:adjustRightInd w:val="0"/>
+        <w:spacing w:line="480" w:lineRule="auto"/>
+        <w:rPr>
+          <w:rFonts w:eastAsia="Noto Sans CJK SC"/>
+          <w:color w:val="000000"/>
+          <w:sz w:val="24"/>
+          <w:szCs w:val="24"/>
+        </w:rPr>
+      </w:pPr>
+      <w:r>
+        <w:rPr>
+          <w:rFonts w:eastAsia="Noto Sans CJK SC"/>
+          <w:color w:val="000000"/>
+          <w:sz w:val="24"/>
+          <w:szCs w:val="24"/>
+        </w:rPr>
+        <w:t xml:space="preserve">If the customer’s account is logged in at a different </w:t>
+      </w:r>
+      <w:r>
+        <w:rPr>
+          <w:rFonts w:eastAsia="Noto Sans CJK SC"/>
+          <w:color w:val="000000"/>
+          <w:sz w:val="24"/>
+          <w:szCs w:val="24"/>
+        </w:rPr>
+        <w:t>location,</w:t>
+      </w:r>
+      <w:r>
+        <w:rPr>
+          <w:rFonts w:eastAsia="Noto Sans CJK SC"/>
+          <w:color w:val="000000"/>
+          <w:sz w:val="24"/>
+          <w:szCs w:val="24"/>
+        </w:rPr>
+        <w:t xml:space="preserve"> then a fraud warning is </w:t>
+      </w:r>
+      <w:r>
+        <w:rPr>
+          <w:rFonts w:eastAsia="Noto Sans CJK SC"/>
+          <w:color w:val="000000"/>
+          <w:sz w:val="24"/>
+          <w:szCs w:val="24"/>
+        </w:rPr>
+        <w:t>displayed,</w:t>
+      </w:r>
+      <w:r>
+        <w:rPr>
+          <w:rFonts w:eastAsia="Noto Sans CJK SC"/>
+          <w:color w:val="000000"/>
+          <w:sz w:val="24"/>
+          <w:szCs w:val="24"/>
+        </w:rPr>
+        <w:t xml:space="preserve"> and the other session is terminated.</w:t>
+      </w:r>
+    </w:p>
+    <w:p>
+      <w:pPr>
+        <w:suppressAutoHyphens w:val="0"/>
+        <w:autoSpaceDE w:val="0"/>
+        <w:autoSpaceDN w:val="0"/>
+        <w:adjustRightInd w:val="0"/>
+        <w:spacing w:line="480" w:lineRule="auto"/>
+        <w:rPr>
+          <w:rFonts w:eastAsia="Noto Sans CJK SC"/>
+          <w:color w:val="000000"/>
+          <w:sz w:val="24"/>
+          <w:szCs w:val="24"/>
+        </w:rPr>
+      </w:pPr>
+      <w:r>
+        <w:rPr>
+          <w:rFonts w:eastAsia="Noto Sans CJK SC"/>
+          <w:color w:val="000000"/>
+          <w:sz w:val="24"/>
+          <w:szCs w:val="24"/>
+        </w:rPr>
+        <w:t xml:space="preserve">Exceptions: </w:t>
+      </w:r>
+    </w:p>
+    <w:p>
+      <w:pPr>
+        <w:pStyle w:val="ListParagraph"/>
+        <w:numPr>
+          <w:ilvl w:val="0"/>
+          <w:numId w:val="4"/>
+        </w:numPr>
+        <w:suppressAutoHyphens w:val="0"/>
+        <w:autoSpaceDE w:val="0"/>
+        <w:autoSpaceDN w:val="0"/>
+        <w:adjustRightInd w:val="0"/>
+        <w:spacing w:line="480" w:lineRule="auto"/>
+        <w:rPr>
+          <w:rFonts w:eastAsia="Noto Sans CJK SC"/>
+          <w:color w:val="000000"/>
+          <w:sz w:val="24"/>
+          <w:szCs w:val="24"/>
+        </w:rPr>
+      </w:pPr>
+      <w:r>
+        <w:rPr>
+          <w:rFonts w:eastAsia="Noto Sans CJK SC"/>
+          <w:color w:val="000000"/>
+          <w:sz w:val="24"/>
+          <w:szCs w:val="24"/>
+        </w:rPr>
+        <w:t xml:space="preserve">If the credentials are invalid, an error will be </w:t>
+      </w:r>
+      <w:r>
+        <w:rPr>
+          <w:rFonts w:eastAsia="Noto Sans CJK SC"/>
+          <w:color w:val="000000"/>
+          <w:sz w:val="24"/>
+          <w:szCs w:val="24"/>
+        </w:rPr>
+        <w:t>displayed,</w:t>
+      </w:r>
+      <w:r>
+        <w:rPr>
+          <w:rFonts w:eastAsia="Noto Sans CJK SC"/>
+          <w:color w:val="000000"/>
+          <w:sz w:val="24"/>
+          <w:szCs w:val="24"/>
+        </w:rPr>
+        <w:t xml:space="preserve"> and the user will not be logged in.</w:t>
+      </w:r>
+    </w:p>
+    <w:p>
+      <w:pPr>
+        <w:suppressAutoHyphens w:val="0"/>
+        <w:autoSpaceDE w:val="0"/>
+        <w:autoSpaceDN w:val="0"/>
+        <w:adjustRightInd w:val="0"/>
+        <w:spacing w:line="480" w:lineRule="auto"/>
+        <w:rPr>
+          <w:rFonts w:eastAsia="Noto Sans CJK SC"/>
+          <w:color w:val="000000"/>
+          <w:sz w:val="24"/>
+          <w:szCs w:val="24"/>
+        </w:rPr>
+      </w:pPr>
+      <w:r>
+        <w:rPr>
+          <w:rFonts w:eastAsia="Noto Sans CJK SC"/>
+          <w:color w:val="000000"/>
+          <w:sz w:val="24"/>
+          <w:szCs w:val="24"/>
+        </w:rPr>
+        <w:t xml:space="preserve">Related Use Cases: </w:t>
+      </w:r>
+    </w:p>
+    <w:p>
+      <w:pPr>
+        <w:suppressAutoHyphens w:val="0"/>
+        <w:autoSpaceDE w:val="0"/>
+        <w:autoSpaceDN w:val="0"/>
+        <w:adjustRightInd w:val="0"/>
+        <w:spacing w:line="480" w:lineRule="auto"/>
+        <w:rPr>
+          <w:rFonts w:eastAsia="Noto Sans CJK SC"/>
+          <w:color w:val="000000"/>
+          <w:sz w:val="24"/>
+          <w:szCs w:val="24"/>
+        </w:rPr>
+      </w:pPr>
+    </w:p>
+    <w:p>
+      <w:pPr>
+        <w:suppressAutoHyphens w:val="0"/>
+        <w:autoSpaceDE w:val="0"/>
+        <w:autoSpaceDN w:val="0"/>
+        <w:adjustRightInd w:val="0"/>
+        <w:spacing w:line="480" w:lineRule="auto"/>
+        <w:rPr>
+          <w:rFonts w:eastAsia="Noto Sans CJK SC"/>
+          <w:color w:val="000000"/>
+          <w:sz w:val="24"/>
+          <w:szCs w:val="24"/>
+        </w:rPr>
+      </w:pPr>
+    </w:p>
+    <w:p>
+      <w:pPr>
+        <w:suppressAutoHyphens w:val="0"/>
+        <w:autoSpaceDE w:val="0"/>
+        <w:autoSpaceDN w:val="0"/>
+        <w:adjustRightInd w:val="0"/>
+        <w:spacing w:line="480" w:lineRule="auto"/>
+        <w:rPr>
+          <w:rFonts w:eastAsia="Noto Sans CJK SC"/>
+          <w:color w:val="000000"/>
+          <w:sz w:val="24"/>
+          <w:szCs w:val="24"/>
+        </w:rPr>
+      </w:pPr>
+    </w:p>
+    <w:p>
+      <w:pPr>
+        <w:suppressAutoHyphens w:val="0"/>
+        <w:autoSpaceDE w:val="0"/>
+        <w:autoSpaceDN w:val="0"/>
+        <w:adjustRightInd w:val="0"/>
+        <w:spacing w:line="480" w:lineRule="auto"/>
+        <w:rPr>
+          <w:rFonts w:eastAsia="Noto Sans CJK SC"/>
+          <w:color w:val="000000"/>
+          <w:sz w:val="24"/>
+          <w:szCs w:val="24"/>
+        </w:rPr>
+      </w:pPr>
+    </w:p>
+    <w:p>
+      <w:pPr>
+        <w:suppressAutoHyphens w:val="0"/>
+        <w:autoSpaceDE w:val="0"/>
+        <w:autoSpaceDN w:val="0"/>
+        <w:adjustRightInd w:val="0"/>
+        <w:spacing w:line="480" w:lineRule="auto"/>
+        <w:rPr>
+          <w:rFonts w:eastAsia="Noto Sans CJK SC"/>
+          <w:color w:val="000000"/>
+          <w:sz w:val="24"/>
+          <w:szCs w:val="24"/>
+        </w:rPr>
+      </w:pPr>
+    </w:p>
+    <w:p>
+      <w:pPr>
+        <w:suppressAutoHyphens w:val="0"/>
+        <w:autoSpaceDE w:val="0"/>
+        <w:autoSpaceDN w:val="0"/>
+        <w:adjustRightInd w:val="0"/>
+        <w:spacing w:line="480" w:lineRule="auto"/>
+        <w:rPr>
+          <w:rFonts w:eastAsia="Noto Sans CJK SC"/>
+          <w:color w:val="000000"/>
+          <w:sz w:val="24"/>
+          <w:szCs w:val="24"/>
+        </w:rPr>
+      </w:pPr>
+      <w:r>
+        <w:rPr>
+          <w:rFonts w:eastAsia="Noto Sans CJK SC"/>
+          <w:color w:val="000000"/>
+          <w:sz w:val="24"/>
+          <w:szCs w:val="24"/>
+        </w:rPr>
+        <w:lastRenderedPageBreak/>
+        <w:t>Use Case ID: UC</w:t>
+      </w:r>
+      <w:r>
+        <w:rPr>
+          <w:rFonts w:eastAsia="Noto Sans CJK SC"/>
+          <w:color w:val="000000"/>
+          <w:sz w:val="24"/>
+          <w:szCs w:val="24"/>
+        </w:rPr>
+        <w:t>2</w:t>
+      </w:r>
+    </w:p>
+    <w:p>
+      <w:pPr>
+        <w:suppressAutoHyphens w:val="0"/>
+        <w:autoSpaceDE w:val="0"/>
+        <w:autoSpaceDN w:val="0"/>
+        <w:adjustRightInd w:val="0"/>
+        <w:spacing w:line="480" w:lineRule="auto"/>
+        <w:rPr>
+          <w:rFonts w:eastAsia="Noto Sans CJK SC"/>
+          <w:color w:val="000000"/>
+          <w:sz w:val="24"/>
+          <w:szCs w:val="24"/>
+        </w:rPr>
+      </w:pPr>
+      <w:r>
+        <w:rPr>
+          <w:rFonts w:eastAsia="Noto Sans CJK SC"/>
+          <w:color w:val="000000"/>
+          <w:sz w:val="24"/>
+          <w:szCs w:val="24"/>
+        </w:rPr>
+        <w:t xml:space="preserve">Use Case Name: </w:t>
+      </w:r>
+      <w:r>
+        <w:rPr>
+          <w:rFonts w:eastAsia="Noto Sans CJK SC"/>
+          <w:color w:val="000000"/>
+          <w:sz w:val="24"/>
+          <w:szCs w:val="24"/>
+        </w:rPr>
+        <w:t>Withdraw Money</w:t>
+      </w:r>
+    </w:p>
+    <w:p>
+      <w:pPr>
+        <w:suppressAutoHyphens w:val="0"/>
+        <w:autoSpaceDE w:val="0"/>
+        <w:autoSpaceDN w:val="0"/>
+        <w:adjustRightInd w:val="0"/>
+        <w:spacing w:line="480" w:lineRule="auto"/>
+        <w:rPr>
+          <w:rFonts w:eastAsia="Noto Sans CJK SC"/>
+          <w:color w:val="000000"/>
+          <w:sz w:val="24"/>
+          <w:szCs w:val="24"/>
+        </w:rPr>
+      </w:pPr>
+      <w:r>
+        <w:rPr>
+          <w:rFonts w:eastAsia="Noto Sans CJK SC"/>
+          <w:color w:val="000000"/>
+          <w:sz w:val="24"/>
+          <w:szCs w:val="24"/>
+        </w:rPr>
+        <w:t xml:space="preserve">Relevant Requirements: </w:t>
+      </w:r>
+    </w:p>
+    <w:p>
+      <w:pPr>
+        <w:suppressAutoHyphens w:val="0"/>
+        <w:autoSpaceDE w:val="0"/>
+        <w:autoSpaceDN w:val="0"/>
+        <w:adjustRightInd w:val="0"/>
+        <w:spacing w:line="480" w:lineRule="auto"/>
+        <w:rPr>
+          <w:rFonts w:eastAsia="Noto Sans CJK SC"/>
+          <w:color w:val="000000"/>
+          <w:sz w:val="24"/>
+          <w:szCs w:val="24"/>
+        </w:rPr>
+      </w:pPr>
+      <w:r>
+        <w:rPr>
+          <w:rFonts w:eastAsia="Noto Sans CJK SC"/>
+          <w:color w:val="000000"/>
+          <w:sz w:val="24"/>
+          <w:szCs w:val="24"/>
+        </w:rPr>
+        <w:t xml:space="preserve">Primary Actor: </w:t>
+      </w:r>
+      <w:r>
+        <w:rPr>
+          <w:rFonts w:eastAsia="Noto Sans CJK SC"/>
+          <w:color w:val="000000"/>
+          <w:sz w:val="24"/>
+          <w:szCs w:val="24"/>
+        </w:rPr>
+        <w:t>Customer</w:t>
+      </w:r>
+    </w:p>
+    <w:p>
+      <w:pPr>
+        <w:suppressAutoHyphens w:val="0"/>
+        <w:autoSpaceDE w:val="0"/>
+        <w:autoSpaceDN w:val="0"/>
+        <w:adjustRightInd w:val="0"/>
+        <w:spacing w:line="480" w:lineRule="auto"/>
+        <w:rPr>
+          <w:rFonts w:eastAsia="Noto Sans CJK SC"/>
+          <w:color w:val="000000"/>
+          <w:sz w:val="24"/>
+          <w:szCs w:val="24"/>
+        </w:rPr>
+      </w:pPr>
+      <w:r>
+        <w:rPr>
+          <w:rFonts w:eastAsia="Noto Sans CJK SC"/>
+          <w:color w:val="000000"/>
+          <w:sz w:val="24"/>
+          <w:szCs w:val="24"/>
+        </w:rPr>
+        <w:t xml:space="preserve">Pre-conditions: </w:t>
+      </w:r>
+      <w:r>
+        <w:rPr>
+          <w:rFonts w:eastAsia="Noto Sans CJK SC"/>
+          <w:color w:val="000000"/>
+          <w:sz w:val="24"/>
+          <w:szCs w:val="24"/>
+        </w:rPr>
+        <w:t>Customer must be logged in.</w:t>
+      </w:r>
+    </w:p>
+    <w:p>
+      <w:pPr>
+        <w:suppressAutoHyphens w:val="0"/>
+        <w:autoSpaceDE w:val="0"/>
+        <w:autoSpaceDN w:val="0"/>
+        <w:adjustRightInd w:val="0"/>
+        <w:spacing w:line="480" w:lineRule="auto"/>
+        <w:rPr>
+          <w:rFonts w:eastAsia="Noto Sans CJK SC"/>
+          <w:color w:val="000000"/>
+          <w:sz w:val="24"/>
+          <w:szCs w:val="24"/>
+        </w:rPr>
+      </w:pPr>
+      <w:r>
+        <w:rPr>
+          <w:rFonts w:eastAsia="Noto Sans CJK SC"/>
+          <w:color w:val="000000"/>
+          <w:sz w:val="24"/>
+          <w:szCs w:val="24"/>
+        </w:rPr>
+        <w:t xml:space="preserve">Post-conditions: </w:t>
+      </w:r>
+      <w:r>
+        <w:rPr>
+          <w:rFonts w:eastAsia="Noto Sans CJK SC"/>
+          <w:color w:val="000000"/>
+          <w:sz w:val="24"/>
+          <w:szCs w:val="24"/>
+        </w:rPr>
+        <w:t>Withdrawal is recorded in transaction history and</w:t>
+      </w:r>
+      <w:r>
+        <w:rPr>
+          <w:rFonts w:eastAsia="Noto Sans CJK SC"/>
+          <w:color w:val="000000"/>
+          <w:sz w:val="24"/>
+          <w:szCs w:val="24"/>
+        </w:rPr>
+        <w:t xml:space="preserve"> the users</w:t>
+      </w:r>
+      <w:r>
+        <w:rPr>
+          <w:rFonts w:eastAsia="Noto Sans CJK SC"/>
+          <w:color w:val="000000"/>
+          <w:sz w:val="24"/>
+          <w:szCs w:val="24"/>
+        </w:rPr>
+        <w:t xml:space="preserve"> balance is updated.</w:t>
+      </w:r>
+    </w:p>
+    <w:p>
+      <w:pPr>
+        <w:suppressAutoHyphens w:val="0"/>
+        <w:autoSpaceDE w:val="0"/>
+        <w:autoSpaceDN w:val="0"/>
+        <w:adjustRightInd w:val="0"/>
+        <w:spacing w:line="480" w:lineRule="auto"/>
+        <w:rPr>
+          <w:rFonts w:eastAsia="Noto Sans CJK SC"/>
+          <w:color w:val="000000"/>
+          <w:sz w:val="24"/>
+          <w:szCs w:val="24"/>
+        </w:rPr>
+      </w:pPr>
+      <w:r>
+        <w:rPr>
+          <w:rFonts w:eastAsia="Noto Sans CJK SC"/>
+          <w:color w:val="000000"/>
+          <w:sz w:val="24"/>
+          <w:szCs w:val="24"/>
+        </w:rPr>
+        <w:t>Basic Flow or Main Scenario:</w:t>
+      </w:r>
+    </w:p>
+    <w:p>
+      <w:pPr>
+        <w:pStyle w:val="ListParagraph"/>
+        <w:numPr>
+          <w:ilvl w:val="0"/>
+          <w:numId w:val="5"/>
+        </w:numPr>
+        <w:suppressAutoHyphens w:val="0"/>
+        <w:autoSpaceDE w:val="0"/>
+        <w:autoSpaceDN w:val="0"/>
+        <w:adjustRightInd w:val="0"/>
+        <w:spacing w:line="480" w:lineRule="auto"/>
+        <w:rPr>
+          <w:rFonts w:eastAsia="Noto Sans CJK SC"/>
+          <w:color w:val="000000"/>
+          <w:sz w:val="24"/>
+          <w:szCs w:val="24"/>
+        </w:rPr>
+      </w:pPr>
+      <w:r>
+        <w:rPr>
+          <w:rFonts w:eastAsia="Noto Sans CJK SC"/>
+          <w:color w:val="000000"/>
+          <w:sz w:val="24"/>
+          <w:szCs w:val="24"/>
+        </w:rPr>
+        <w:t>Customer selects an account (checking or savings) and enters a withdrawal amount</w:t>
+      </w:r>
+    </w:p>
+    <w:p>
+      <w:pPr>
+        <w:pStyle w:val="ListParagraph"/>
+        <w:numPr>
+          <w:ilvl w:val="0"/>
+          <w:numId w:val="5"/>
+        </w:numPr>
+        <w:suppressAutoHyphens w:val="0"/>
+        <w:autoSpaceDE w:val="0"/>
+        <w:autoSpaceDN w:val="0"/>
+        <w:adjustRightInd w:val="0"/>
+        <w:spacing w:line="480" w:lineRule="auto"/>
+        <w:rPr>
+          <w:rFonts w:eastAsia="Noto Sans CJK SC"/>
+          <w:color w:val="000000"/>
+          <w:sz w:val="24"/>
+          <w:szCs w:val="24"/>
+        </w:rPr>
+      </w:pPr>
+      <w:r>
+        <w:rPr>
+          <w:rFonts w:eastAsia="Noto Sans CJK SC"/>
+          <w:color w:val="000000"/>
+          <w:sz w:val="24"/>
+          <w:szCs w:val="24"/>
+        </w:rPr>
+        <w:t xml:space="preserve">System </w:t>
+      </w:r>
+      <w:r>
+        <w:rPr>
+          <w:rFonts w:eastAsia="Noto Sans CJK SC"/>
+          <w:color w:val="000000"/>
+          <w:sz w:val="24"/>
+          <w:szCs w:val="24"/>
+        </w:rPr>
+        <w:t>validates</w:t>
+      </w:r>
+      <w:r>
+        <w:rPr>
+          <w:rFonts w:eastAsia="Noto Sans CJK SC"/>
+          <w:color w:val="000000"/>
+          <w:sz w:val="24"/>
+          <w:szCs w:val="24"/>
+        </w:rPr>
+        <w:t xml:space="preserve"> if account has the required balance.</w:t>
+      </w:r>
+    </w:p>
+    <w:p>
+      <w:pPr>
+        <w:pStyle w:val="ListParagraph"/>
+        <w:numPr>
+          <w:ilvl w:val="0"/>
+          <w:numId w:val="5"/>
+        </w:numPr>
+        <w:suppressAutoHyphens w:val="0"/>
+        <w:autoSpaceDE w:val="0"/>
+        <w:autoSpaceDN w:val="0"/>
+        <w:adjustRightInd w:val="0"/>
+        <w:spacing w:line="480" w:lineRule="auto"/>
+        <w:rPr>
+          <w:rFonts w:eastAsia="Noto Sans CJK SC"/>
+          <w:color w:val="000000"/>
+          <w:sz w:val="24"/>
+          <w:szCs w:val="24"/>
+        </w:rPr>
+      </w:pPr>
+      <w:r>
+        <w:rPr>
+          <w:rFonts w:eastAsia="Noto Sans CJK SC"/>
+          <w:color w:val="000000"/>
+          <w:sz w:val="24"/>
+          <w:szCs w:val="24"/>
+        </w:rPr>
+        <w:t xml:space="preserve">The </w:t>
+      </w:r>
+      <w:proofErr w:type="gramStart"/>
+      <w:r>
+        <w:rPr>
+          <w:rFonts w:eastAsia="Noto Sans CJK SC"/>
+          <w:color w:val="000000"/>
+          <w:sz w:val="24"/>
+          <w:szCs w:val="24"/>
+        </w:rPr>
+        <w:t>customers</w:t>
+      </w:r>
+      <w:proofErr w:type="gramEnd"/>
+      <w:r>
+        <w:rPr>
+          <w:rFonts w:eastAsia="Noto Sans CJK SC"/>
+          <w:color w:val="000000"/>
+          <w:sz w:val="24"/>
+          <w:szCs w:val="24"/>
+        </w:rPr>
+        <w:t xml:space="preserve"> </w:t>
+      </w:r>
+      <w:r>
+        <w:rPr>
+          <w:rFonts w:eastAsia="Noto Sans CJK SC"/>
+          <w:color w:val="000000"/>
+          <w:sz w:val="24"/>
+          <w:szCs w:val="24"/>
+        </w:rPr>
+        <w:t>balance is updated.</w:t>
+      </w:r>
+    </w:p>
+    <w:p>
+      <w:pPr>
+        <w:pStyle w:val="ListParagraph"/>
+        <w:numPr>
+          <w:ilvl w:val="0"/>
+          <w:numId w:val="5"/>
+        </w:numPr>
+        <w:suppressAutoHyphens w:val="0"/>
+        <w:autoSpaceDE w:val="0"/>
+        <w:autoSpaceDN w:val="0"/>
+        <w:adjustRightInd w:val="0"/>
+        <w:spacing w:line="480" w:lineRule="auto"/>
+        <w:rPr>
+          <w:rFonts w:eastAsia="Noto Sans CJK SC"/>
+          <w:color w:val="000000"/>
+          <w:sz w:val="24"/>
+          <w:szCs w:val="24"/>
+        </w:rPr>
+      </w:pPr>
+      <w:r>
+        <w:rPr>
+          <w:rFonts w:eastAsia="Noto Sans CJK SC"/>
+          <w:color w:val="000000"/>
+          <w:sz w:val="24"/>
+          <w:szCs w:val="24"/>
+        </w:rPr>
+        <w:t>The withdrawal is recorded in the transaction history.</w:t>
+      </w:r>
+    </w:p>
+    <w:p>
+      <w:pPr>
+        <w:suppressAutoHyphens w:val="0"/>
+        <w:autoSpaceDE w:val="0"/>
+        <w:autoSpaceDN w:val="0"/>
+        <w:adjustRightInd w:val="0"/>
+        <w:spacing w:line="480" w:lineRule="auto"/>
+        <w:rPr>
+          <w:rFonts w:eastAsia="Noto Sans CJK SC"/>
+          <w:color w:val="000000"/>
+          <w:sz w:val="24"/>
+          <w:szCs w:val="24"/>
+        </w:rPr>
+      </w:pPr>
+      <w:r>
+        <w:rPr>
+          <w:rFonts w:eastAsia="Noto Sans CJK SC"/>
+          <w:color w:val="000000"/>
+          <w:sz w:val="24"/>
+          <w:szCs w:val="24"/>
+        </w:rPr>
+        <w:t>Extensions or Alternate Flows:</w:t>
+      </w:r>
+      <w:r>
+        <w:rPr>
+          <w:rFonts w:eastAsia="Noto Sans CJK SC"/>
+          <w:color w:val="000000"/>
+          <w:sz w:val="24"/>
+          <w:szCs w:val="24"/>
+        </w:rPr>
+        <w:t xml:space="preserve"> None.</w:t>
+      </w:r>
+    </w:p>
+    <w:p>
+      <w:pPr>
+        <w:suppressAutoHyphens w:val="0"/>
+        <w:autoSpaceDE w:val="0"/>
+        <w:autoSpaceDN w:val="0"/>
+        <w:adjustRightInd w:val="0"/>
+        <w:spacing w:line="480" w:lineRule="auto"/>
+        <w:rPr>
+          <w:rFonts w:eastAsia="Noto Sans CJK SC"/>
+          <w:color w:val="000000"/>
+          <w:sz w:val="24"/>
+          <w:szCs w:val="24"/>
+        </w:rPr>
+      </w:pPr>
+      <w:r>
+        <w:rPr>
+          <w:rFonts w:eastAsia="Noto Sans CJK SC"/>
+          <w:color w:val="000000"/>
+          <w:sz w:val="24"/>
+          <w:szCs w:val="24"/>
+        </w:rPr>
+        <w:t xml:space="preserve">Exceptions: </w:t>
+      </w:r>
+    </w:p>
+    <w:p>
+      <w:pPr>
+        <w:pStyle w:val="ListParagraph"/>
+        <w:numPr>
+          <w:ilvl w:val="0"/>
+          <w:numId w:val="6"/>
+        </w:numPr>
+        <w:suppressAutoHyphens w:val="0"/>
+        <w:autoSpaceDE w:val="0"/>
+        <w:autoSpaceDN w:val="0"/>
+        <w:adjustRightInd w:val="0"/>
+        <w:spacing w:line="480" w:lineRule="auto"/>
+        <w:rPr>
+          <w:rFonts w:eastAsia="Noto Sans CJK SC"/>
+          <w:color w:val="000000"/>
+          <w:sz w:val="24"/>
+          <w:szCs w:val="24"/>
+        </w:rPr>
+      </w:pPr>
+      <w:r>
+        <w:rPr>
+          <w:rFonts w:eastAsia="Noto Sans CJK SC"/>
+          <w:color w:val="000000"/>
+          <w:sz w:val="24"/>
+          <w:szCs w:val="24"/>
+        </w:rPr>
+        <w:t>If the customer has insufficient funds, the withdrawal request is denied, and an error will be displayed</w:t>
+      </w:r>
+      <w:r>
+        <w:rPr>
+          <w:rFonts w:eastAsia="Noto Sans CJK SC"/>
+          <w:color w:val="000000"/>
+          <w:sz w:val="24"/>
+          <w:szCs w:val="24"/>
+        </w:rPr>
+        <w:t>.</w:t>
+      </w:r>
+    </w:p>
+    <w:p>
+      <w:pPr>
+        <w:pStyle w:val="ListParagraph"/>
+        <w:numPr>
+          <w:ilvl w:val="0"/>
+          <w:numId w:val="6"/>
+        </w:numPr>
+        <w:suppressAutoHyphens w:val="0"/>
+        <w:autoSpaceDE w:val="0"/>
+        <w:autoSpaceDN w:val="0"/>
+        <w:adjustRightInd w:val="0"/>
+        <w:spacing w:line="480" w:lineRule="auto"/>
+        <w:rPr>
+          <w:rFonts w:eastAsia="Noto Sans CJK SC"/>
+          <w:color w:val="000000"/>
+          <w:sz w:val="24"/>
+          <w:szCs w:val="24"/>
+        </w:rPr>
+      </w:pPr>
+      <w:r>
+        <w:rPr>
+          <w:rFonts w:eastAsia="Noto Sans CJK SC"/>
+          <w:color w:val="000000"/>
+          <w:sz w:val="24"/>
+          <w:szCs w:val="24"/>
+        </w:rPr>
+        <w:t xml:space="preserve">If the account is frozen, </w:t>
+      </w:r>
+      <w:r>
+        <w:rPr>
+          <w:rFonts w:eastAsia="Noto Sans CJK SC"/>
+          <w:color w:val="000000"/>
+          <w:sz w:val="24"/>
+          <w:szCs w:val="24"/>
+        </w:rPr>
+        <w:t>the withdrawal request is denied, and an error will be displayed</w:t>
+      </w:r>
+      <w:r>
+        <w:rPr>
+          <w:rFonts w:eastAsia="Noto Sans CJK SC"/>
+          <w:color w:val="000000"/>
+          <w:sz w:val="24"/>
+          <w:szCs w:val="24"/>
+        </w:rPr>
+        <w:t>.</w:t>
+      </w:r>
+    </w:p>
+    <w:p>
+      <w:pPr>
+        <w:suppressAutoHyphens w:val="0"/>
+        <w:autoSpaceDE w:val="0"/>
+        <w:autoSpaceDN w:val="0"/>
+        <w:adjustRightInd w:val="0"/>
+        <w:spacing w:line="480" w:lineRule="auto"/>
+        <w:rPr>
+          <w:rFonts w:eastAsia="Noto Sans CJK SC"/>
+          <w:color w:val="000000"/>
+          <w:sz w:val="24"/>
+          <w:szCs w:val="24"/>
+        </w:rPr>
+      </w:pPr>
+      <w:r>
+        <w:rPr>
+          <w:rFonts w:eastAsia="Noto Sans CJK SC"/>
+          <w:color w:val="000000"/>
+          <w:sz w:val="24"/>
+          <w:szCs w:val="24"/>
+        </w:rPr>
+        <w:t xml:space="preserve">Related Use Cases: </w:t>
+      </w:r>
+    </w:p>
+    <w:p>
+      <w:pPr>
+        <w:suppressAutoHyphens w:val="0"/>
+        <w:autoSpaceDE w:val="0"/>
+        <w:autoSpaceDN w:val="0"/>
+        <w:adjustRightInd w:val="0"/>
+        <w:spacing w:line="480" w:lineRule="auto"/>
+        <w:rPr>
+          <w:rFonts w:eastAsia="Noto Sans CJK SC"/>
+          <w:color w:val="000000"/>
+          <w:sz w:val="24"/>
+          <w:szCs w:val="24"/>
+        </w:rPr>
+      </w:pPr>
+    </w:p>
+    <w:p>
+      <w:pPr>
+        <w:suppressAutoHyphens w:val="0"/>
+        <w:autoSpaceDE w:val="0"/>
+        <w:autoSpaceDN w:val="0"/>
+        <w:adjustRightInd w:val="0"/>
+        <w:spacing w:line="480" w:lineRule="auto"/>
+        <w:rPr>
+          <w:rFonts w:eastAsia="Noto Sans CJK SC"/>
+          <w:color w:val="000000"/>
+          <w:sz w:val="24"/>
+          <w:szCs w:val="24"/>
+        </w:rPr>
+      </w:pPr>
+    </w:p>
+    <w:p>
+      <w:pPr>
+        <w:suppressAutoHyphens w:val="0"/>
+        <w:autoSpaceDE w:val="0"/>
+        <w:autoSpaceDN w:val="0"/>
+        <w:adjustRightInd w:val="0"/>
+        <w:spacing w:line="480" w:lineRule="auto"/>
+        <w:rPr>
+          <w:rFonts w:eastAsia="Noto Sans CJK SC"/>
+          <w:color w:val="000000"/>
+          <w:sz w:val="24"/>
+          <w:szCs w:val="24"/>
+        </w:rPr>
+      </w:pPr>
+    </w:p>
+    <w:p>
+      <w:pPr>
+        <w:suppressAutoHyphens w:val="0"/>
+        <w:autoSpaceDE w:val="0"/>
+        <w:autoSpaceDN w:val="0"/>
+        <w:adjustRightInd w:val="0"/>
+        <w:spacing w:line="480" w:lineRule="auto"/>
+        <w:rPr>
+          <w:rFonts w:eastAsia="Noto Sans CJK SC"/>
+          <w:color w:val="000000"/>
+          <w:sz w:val="24"/>
+          <w:szCs w:val="24"/>
+        </w:rPr>
+      </w:pPr>
+      <w:r>
+        <w:rPr>
+          <w:rFonts w:eastAsia="Noto Sans CJK SC"/>
+          <w:color w:val="000000"/>
+          <w:sz w:val="24"/>
+          <w:szCs w:val="24"/>
+        </w:rPr>
+        <w:lastRenderedPageBreak/>
+        <w:t>Use Case ID: UC</w:t>
+      </w:r>
+      <w:r>
+        <w:rPr>
+          <w:rFonts w:eastAsia="Noto Sans CJK SC"/>
+          <w:color w:val="000000"/>
+          <w:sz w:val="24"/>
+          <w:szCs w:val="24"/>
+        </w:rPr>
+        <w:t>3</w:t>
+      </w:r>
+    </w:p>
+    <w:p>
+      <w:pPr>
+        <w:suppressAutoHyphens w:val="0"/>
+        <w:autoSpaceDE w:val="0"/>
+        <w:autoSpaceDN w:val="0"/>
+        <w:adjustRightInd w:val="0"/>
+        <w:spacing w:line="480" w:lineRule="auto"/>
+        <w:rPr>
+          <w:rFonts w:eastAsia="Noto Sans CJK SC"/>
+          <w:color w:val="000000"/>
+          <w:sz w:val="24"/>
+          <w:szCs w:val="24"/>
+        </w:rPr>
+      </w:pPr>
+      <w:r>
+        <w:rPr>
+          <w:rFonts w:eastAsia="Noto Sans CJK SC"/>
+          <w:color w:val="000000"/>
+          <w:sz w:val="24"/>
+          <w:szCs w:val="24"/>
+        </w:rPr>
+        <w:t xml:space="preserve">Use Case Name: </w:t>
+      </w:r>
+      <w:r>
+        <w:rPr>
+          <w:rFonts w:eastAsia="Noto Sans CJK SC"/>
+          <w:color w:val="000000"/>
+          <w:sz w:val="24"/>
+          <w:szCs w:val="24"/>
+        </w:rPr>
+        <w:t>Deposit Money</w:t>
+      </w:r>
+    </w:p>
+    <w:p>
+      <w:pPr>
+        <w:suppressAutoHyphens w:val="0"/>
+        <w:autoSpaceDE w:val="0"/>
+        <w:autoSpaceDN w:val="0"/>
+        <w:adjustRightInd w:val="0"/>
+        <w:spacing w:line="480" w:lineRule="auto"/>
+        <w:rPr>
+          <w:rFonts w:eastAsia="Noto Sans CJK SC"/>
+          <w:color w:val="000000"/>
+          <w:sz w:val="24"/>
+          <w:szCs w:val="24"/>
+        </w:rPr>
+      </w:pPr>
+      <w:r>
+        <w:rPr>
+          <w:rFonts w:eastAsia="Noto Sans CJK SC"/>
+          <w:color w:val="000000"/>
+          <w:sz w:val="24"/>
+          <w:szCs w:val="24"/>
+        </w:rPr>
+        <w:t xml:space="preserve">Relevant Requirements: </w:t>
+      </w:r>
+    </w:p>
+    <w:p>
+      <w:pPr>
+        <w:suppressAutoHyphens w:val="0"/>
+        <w:autoSpaceDE w:val="0"/>
+        <w:autoSpaceDN w:val="0"/>
+        <w:adjustRightInd w:val="0"/>
+        <w:spacing w:line="480" w:lineRule="auto"/>
+        <w:rPr>
+          <w:rFonts w:eastAsia="Noto Sans CJK SC"/>
+          <w:color w:val="000000"/>
+          <w:sz w:val="24"/>
+          <w:szCs w:val="24"/>
+        </w:rPr>
+      </w:pPr>
+      <w:r>
+        <w:rPr>
+          <w:rFonts w:eastAsia="Noto Sans CJK SC"/>
+          <w:color w:val="000000"/>
+          <w:sz w:val="24"/>
+          <w:szCs w:val="24"/>
+        </w:rPr>
+        <w:t xml:space="preserve">Primary Actor: </w:t>
+      </w:r>
+      <w:r>
+        <w:rPr>
+          <w:rFonts w:eastAsia="Noto Sans CJK SC"/>
+          <w:color w:val="000000"/>
+          <w:sz w:val="24"/>
+          <w:szCs w:val="24"/>
+        </w:rPr>
+        <w:t xml:space="preserve"> Customer</w:t>
+      </w:r>
+    </w:p>
+    <w:p>
+      <w:pPr>
+        <w:suppressAutoHyphens w:val="0"/>
+        <w:autoSpaceDE w:val="0"/>
+        <w:autoSpaceDN w:val="0"/>
+        <w:adjustRightInd w:val="0"/>
+        <w:spacing w:line="480" w:lineRule="auto"/>
+        <w:rPr>
+          <w:rFonts w:eastAsia="Noto Sans CJK SC"/>
+          <w:color w:val="000000"/>
+          <w:sz w:val="24"/>
+          <w:szCs w:val="24"/>
+        </w:rPr>
+      </w:pPr>
+      <w:r>
+        <w:rPr>
+          <w:rFonts w:eastAsia="Noto Sans CJK SC"/>
+          <w:color w:val="000000"/>
+          <w:sz w:val="24"/>
+          <w:szCs w:val="24"/>
+        </w:rPr>
+        <w:t xml:space="preserve">Pre-conditions: </w:t>
+      </w:r>
+      <w:r>
+        <w:rPr>
+          <w:rFonts w:eastAsia="Noto Sans CJK SC"/>
+          <w:color w:val="000000"/>
+          <w:sz w:val="24"/>
+          <w:szCs w:val="24"/>
+        </w:rPr>
+        <w:t xml:space="preserve"> The customer must be logged in.</w:t>
+      </w:r>
+    </w:p>
+    <w:p>
+      <w:pPr>
+        <w:suppressAutoHyphens w:val="0"/>
+        <w:autoSpaceDE w:val="0"/>
+        <w:autoSpaceDN w:val="0"/>
+        <w:adjustRightInd w:val="0"/>
+        <w:spacing w:line="480" w:lineRule="auto"/>
+        <w:rPr>
+          <w:rFonts w:eastAsia="Noto Sans CJK SC"/>
+          <w:color w:val="000000"/>
+          <w:sz w:val="24"/>
+          <w:szCs w:val="24"/>
+        </w:rPr>
+      </w:pPr>
+      <w:r>
+        <w:rPr>
+          <w:rFonts w:eastAsia="Noto Sans CJK SC"/>
+          <w:color w:val="000000"/>
+          <w:sz w:val="24"/>
+          <w:szCs w:val="24"/>
+        </w:rPr>
+        <w:t xml:space="preserve">Post-conditions: </w:t>
+      </w:r>
+      <w:r>
+        <w:rPr>
+          <w:rFonts w:eastAsia="Noto Sans CJK SC"/>
+          <w:color w:val="000000"/>
+          <w:sz w:val="24"/>
+          <w:szCs w:val="24"/>
+        </w:rPr>
+        <w:t>Deposit is recoded in transaction history and the users balance is updated.</w:t>
+      </w:r>
+    </w:p>
+    <w:p>
+      <w:pPr>
+        <w:suppressAutoHyphens w:val="0"/>
+        <w:autoSpaceDE w:val="0"/>
+        <w:autoSpaceDN w:val="0"/>
+        <w:adjustRightInd w:val="0"/>
+        <w:spacing w:line="480" w:lineRule="auto"/>
+        <w:rPr>
+          <w:rFonts w:eastAsia="Noto Sans CJK SC"/>
+          <w:color w:val="000000"/>
+          <w:sz w:val="24"/>
+          <w:szCs w:val="24"/>
+        </w:rPr>
+      </w:pPr>
+      <w:r>
+        <w:rPr>
+          <w:rFonts w:eastAsia="Noto Sans CJK SC"/>
+          <w:color w:val="000000"/>
+          <w:sz w:val="24"/>
+          <w:szCs w:val="24"/>
+        </w:rPr>
+        <w:t>Basic Flow or Main Scenario:</w:t>
+      </w:r>
+    </w:p>
+    <w:p>
+      <w:pPr>
+        <w:pStyle w:val="ListParagraph"/>
+        <w:numPr>
+          <w:ilvl w:val="0"/>
+          <w:numId w:val="7"/>
+        </w:numPr>
+        <w:suppressAutoHyphens w:val="0"/>
+        <w:autoSpaceDE w:val="0"/>
+        <w:autoSpaceDN w:val="0"/>
+        <w:adjustRightInd w:val="0"/>
+        <w:spacing w:line="480" w:lineRule="auto"/>
+        <w:rPr>
+          <w:rFonts w:eastAsia="Noto Sans CJK SC"/>
+          <w:color w:val="000000"/>
+          <w:sz w:val="24"/>
+          <w:szCs w:val="24"/>
+        </w:rPr>
+      </w:pPr>
+      <w:r>
+        <w:rPr>
+          <w:rFonts w:eastAsia="Noto Sans CJK SC"/>
+          <w:color w:val="000000"/>
+          <w:sz w:val="24"/>
+          <w:szCs w:val="24"/>
+        </w:rPr>
+        <w:t>Customer selects an account (checking or savings) and enters a deposit amount.</w:t>
+      </w:r>
+    </w:p>
+    <w:p>
+      <w:pPr>
+        <w:pStyle w:val="ListParagraph"/>
+        <w:numPr>
+          <w:ilvl w:val="0"/>
+          <w:numId w:val="7"/>
+        </w:numPr>
+        <w:suppressAutoHyphens w:val="0"/>
+        <w:autoSpaceDE w:val="0"/>
+        <w:autoSpaceDN w:val="0"/>
+        <w:adjustRightInd w:val="0"/>
+        <w:spacing w:line="480" w:lineRule="auto"/>
+        <w:rPr>
+          <w:rFonts w:eastAsia="Noto Sans CJK SC"/>
+          <w:color w:val="000000"/>
+          <w:sz w:val="24"/>
+          <w:szCs w:val="24"/>
+        </w:rPr>
+      </w:pPr>
+      <w:r>
+        <w:rPr>
+          <w:rFonts w:eastAsia="Noto Sans CJK SC"/>
+          <w:color w:val="000000"/>
+          <w:sz w:val="24"/>
+          <w:szCs w:val="24"/>
+        </w:rPr>
+        <w:t>The system updates the customer’s balance.</w:t>
+      </w:r>
+    </w:p>
+    <w:p>
+      <w:pPr>
+        <w:pStyle w:val="ListParagraph"/>
+        <w:numPr>
+          <w:ilvl w:val="0"/>
+          <w:numId w:val="7"/>
+        </w:numPr>
+        <w:suppressAutoHyphens w:val="0"/>
+        <w:autoSpaceDE w:val="0"/>
+        <w:autoSpaceDN w:val="0"/>
+        <w:adjustRightInd w:val="0"/>
+        <w:spacing w:line="480" w:lineRule="auto"/>
+        <w:rPr>
+          <w:rFonts w:eastAsia="Noto Sans CJK SC"/>
+          <w:color w:val="000000"/>
+          <w:sz w:val="24"/>
+          <w:szCs w:val="24"/>
+        </w:rPr>
+      </w:pPr>
+      <w:r>
+        <w:rPr>
+          <w:rFonts w:eastAsia="Noto Sans CJK SC"/>
+          <w:color w:val="000000"/>
+          <w:sz w:val="24"/>
+          <w:szCs w:val="24"/>
+        </w:rPr>
+        <w:t>The deposit is recorded in the transaction history.</w:t>
+      </w:r>
+    </w:p>
+    <w:p>
+      <w:pPr>
+        <w:suppressAutoHyphens w:val="0"/>
+        <w:autoSpaceDE w:val="0"/>
+        <w:autoSpaceDN w:val="0"/>
+        <w:adjustRightInd w:val="0"/>
+        <w:spacing w:line="480" w:lineRule="auto"/>
+        <w:rPr>
+          <w:rFonts w:eastAsia="Noto Sans CJK SC"/>
+          <w:color w:val="000000"/>
+          <w:sz w:val="24"/>
+          <w:szCs w:val="24"/>
+        </w:rPr>
+      </w:pPr>
+      <w:r>
+        <w:rPr>
+          <w:rFonts w:eastAsia="Noto Sans CJK SC"/>
+          <w:color w:val="000000"/>
+          <w:sz w:val="24"/>
+          <w:szCs w:val="24"/>
+        </w:rPr>
+        <w:t>Extensions or Alternate Flows:</w:t>
+      </w:r>
+      <w:r>
+        <w:rPr>
+          <w:rFonts w:eastAsia="Noto Sans CJK SC"/>
+          <w:color w:val="000000"/>
+          <w:sz w:val="24"/>
+          <w:szCs w:val="24"/>
+        </w:rPr>
+        <w:t xml:space="preserve"> None.</w:t>
+      </w:r>
+    </w:p>
+    <w:p>
+      <w:pPr>
+        <w:suppressAutoHyphens w:val="0"/>
+        <w:autoSpaceDE w:val="0"/>
+        <w:autoSpaceDN w:val="0"/>
+        <w:adjustRightInd w:val="0"/>
+        <w:spacing w:line="480" w:lineRule="auto"/>
+        <w:rPr>
+          <w:rFonts w:eastAsia="Noto Sans CJK SC"/>
+          <w:color w:val="000000"/>
+          <w:sz w:val="24"/>
+          <w:szCs w:val="24"/>
+        </w:rPr>
+      </w:pPr>
+      <w:r>
+        <w:rPr>
+          <w:rFonts w:eastAsia="Noto Sans CJK SC"/>
+          <w:color w:val="000000"/>
+          <w:sz w:val="24"/>
+          <w:szCs w:val="24"/>
+        </w:rPr>
+        <w:t>Exceptions:</w:t>
+      </w:r>
+    </w:p>
+    <w:p>
+      <w:pPr>
+        <w:pStyle w:val="ListParagraph"/>
+        <w:numPr>
+          <w:ilvl w:val="0"/>
+          <w:numId w:val="9"/>
+        </w:numPr>
+        <w:suppressAutoHyphens w:val="0"/>
+        <w:autoSpaceDE w:val="0"/>
+        <w:autoSpaceDN w:val="0"/>
+        <w:adjustRightInd w:val="0"/>
+        <w:spacing w:line="480" w:lineRule="auto"/>
+        <w:rPr>
+          <w:rFonts w:eastAsia="Noto Sans CJK SC"/>
+          <w:color w:val="000000"/>
+          <w:sz w:val="24"/>
+          <w:szCs w:val="24"/>
+        </w:rPr>
+      </w:pPr>
+      <w:r>
+        <w:rPr>
+          <w:rFonts w:eastAsia="Noto Sans CJK SC"/>
+          <w:color w:val="000000"/>
+          <w:sz w:val="24"/>
+          <w:szCs w:val="24"/>
+        </w:rPr>
+        <w:t xml:space="preserve">If the account is frozen </w:t>
+      </w:r>
+      <w:r>
+        <w:rPr>
+          <w:rFonts w:eastAsia="Noto Sans CJK SC"/>
+          <w:color w:val="000000"/>
+          <w:sz w:val="24"/>
+          <w:szCs w:val="24"/>
+        </w:rPr>
+        <w:t xml:space="preserve">the </w:t>
+      </w:r>
+      <w:r>
+        <w:rPr>
+          <w:rFonts w:eastAsia="Noto Sans CJK SC"/>
+          <w:color w:val="000000"/>
+          <w:sz w:val="24"/>
+          <w:szCs w:val="24"/>
+        </w:rPr>
+        <w:t>deposit</w:t>
+      </w:r>
+      <w:r>
+        <w:rPr>
+          <w:rFonts w:eastAsia="Noto Sans CJK SC"/>
+          <w:color w:val="000000"/>
+          <w:sz w:val="24"/>
+          <w:szCs w:val="24"/>
+        </w:rPr>
+        <w:t xml:space="preserve"> request is denied, and an error will be displayed.</w:t>
+      </w:r>
+    </w:p>
+    <w:p>
+      <w:pPr>
+        <w:suppressAutoHyphens w:val="0"/>
+        <w:autoSpaceDE w:val="0"/>
+        <w:autoSpaceDN w:val="0"/>
+        <w:adjustRightInd w:val="0"/>
+        <w:spacing w:line="480" w:lineRule="auto"/>
+        <w:rPr>
+          <w:rFonts w:eastAsia="Noto Sans CJK SC"/>
+          <w:color w:val="000000"/>
+          <w:sz w:val="24"/>
+          <w:szCs w:val="24"/>
+        </w:rPr>
+      </w:pPr>
+      <w:r>
+        <w:rPr>
+          <w:rFonts w:eastAsia="Noto Sans CJK SC"/>
+          <w:color w:val="000000"/>
+          <w:sz w:val="24"/>
+          <w:szCs w:val="24"/>
+        </w:rPr>
+        <w:t xml:space="preserve">Related Use Cases: </w:t>
+      </w:r>
+    </w:p>
+    <w:p>
+      <w:pPr>
+        <w:suppressAutoHyphens w:val="0"/>
+        <w:autoSpaceDE w:val="0"/>
+        <w:autoSpaceDN w:val="0"/>
+        <w:adjustRightInd w:val="0"/>
+        <w:spacing w:line="480" w:lineRule="auto"/>
+        <w:rPr>
+          <w:rFonts w:eastAsia="Noto Sans CJK SC"/>
+          <w:color w:val="000000"/>
+          <w:sz w:val="24"/>
+          <w:szCs w:val="24"/>
+        </w:rPr>
+      </w:pPr>
+    </w:p>
+    <w:p>
+      <w:pPr>
+        <w:suppressAutoHyphens w:val="0"/>
+        <w:autoSpaceDE w:val="0"/>
+        <w:autoSpaceDN w:val="0"/>
+        <w:adjustRightInd w:val="0"/>
+        <w:spacing w:line="480" w:lineRule="auto"/>
+        <w:rPr>
+          <w:rFonts w:eastAsia="Noto Sans CJK SC"/>
+          <w:color w:val="000000"/>
+          <w:sz w:val="24"/>
+          <w:szCs w:val="24"/>
+        </w:rPr>
+      </w:pPr>
+    </w:p>
+    <w:p>
+      <w:pPr>
+        <w:suppressAutoHyphens w:val="0"/>
+        <w:autoSpaceDE w:val="0"/>
+        <w:autoSpaceDN w:val="0"/>
+        <w:adjustRightInd w:val="0"/>
+        <w:spacing w:line="480" w:lineRule="auto"/>
+        <w:rPr>
+          <w:rFonts w:eastAsia="Noto Sans CJK SC"/>
+          <w:color w:val="000000"/>
+          <w:sz w:val="24"/>
+          <w:szCs w:val="24"/>
+        </w:rPr>
+      </w:pPr>
+    </w:p>
+    <w:p>
+      <w:pPr>
+        <w:suppressAutoHyphens w:val="0"/>
+        <w:autoSpaceDE w:val="0"/>
+        <w:autoSpaceDN w:val="0"/>
+        <w:adjustRightInd w:val="0"/>
+        <w:spacing w:line="480" w:lineRule="auto"/>
+        <w:rPr>
+          <w:rFonts w:eastAsia="Noto Sans CJK SC"/>
+          <w:color w:val="000000"/>
+          <w:sz w:val="24"/>
+          <w:szCs w:val="24"/>
+        </w:rPr>
+      </w:pPr>
+    </w:p>
+    <w:p>
+      <w:pPr>
+        <w:suppressAutoHyphens w:val="0"/>
+        <w:autoSpaceDE w:val="0"/>
+        <w:autoSpaceDN w:val="0"/>
+        <w:adjustRightInd w:val="0"/>
+        <w:spacing w:line="480" w:lineRule="auto"/>
+        <w:rPr>
+          <w:rFonts w:eastAsia="Noto Sans CJK SC"/>
+          <w:color w:val="000000"/>
+          <w:sz w:val="24"/>
+          <w:szCs w:val="24"/>
+        </w:rPr>
+      </w:pPr>
+    </w:p>
+    <w:p>
+      <w:pPr>
+        <w:suppressAutoHyphens w:val="0"/>
+        <w:autoSpaceDE w:val="0"/>
+        <w:autoSpaceDN w:val="0"/>
+        <w:adjustRightInd w:val="0"/>
+        <w:spacing w:line="480" w:lineRule="auto"/>
+        <w:rPr>
+          <w:rFonts w:eastAsia="Noto Sans CJK SC"/>
+          <w:color w:val="000000"/>
+          <w:sz w:val="24"/>
+          <w:szCs w:val="24"/>
+        </w:rPr>
+      </w:pPr>
+    </w:p>
+    <w:p>
+      <w:pPr>
+        <w:suppressAutoHyphens w:val="0"/>
+        <w:autoSpaceDE w:val="0"/>
+        <w:autoSpaceDN w:val="0"/>
+        <w:adjustRightInd w:val="0"/>
+        <w:spacing w:line="480" w:lineRule="auto"/>
+        <w:rPr>
+          <w:rFonts w:eastAsia="Noto Sans CJK SC"/>
+          <w:color w:val="000000"/>
+          <w:sz w:val="24"/>
+          <w:szCs w:val="24"/>
+        </w:rPr>
+      </w:pPr>
+      <w:r>
+        <w:rPr>
+          <w:rFonts w:eastAsia="Noto Sans CJK SC"/>
+          <w:color w:val="000000"/>
+          <w:sz w:val="24"/>
+          <w:szCs w:val="24"/>
+        </w:rPr>
+        <w:lastRenderedPageBreak/>
+        <w:t>Use Case ID: UC</w:t>
+      </w:r>
+      <w:r>
+        <w:rPr>
+          <w:rFonts w:eastAsia="Noto Sans CJK SC"/>
+          <w:color w:val="000000"/>
+          <w:sz w:val="24"/>
+          <w:szCs w:val="24"/>
+        </w:rPr>
+        <w:t>4</w:t>
+      </w:r>
+    </w:p>
+    <w:p>
+      <w:pPr>
+        <w:suppressAutoHyphens w:val="0"/>
+        <w:autoSpaceDE w:val="0"/>
+        <w:autoSpaceDN w:val="0"/>
+        <w:adjustRightInd w:val="0"/>
+        <w:spacing w:line="480" w:lineRule="auto"/>
+        <w:rPr>
+          <w:rFonts w:eastAsia="Noto Sans CJK SC"/>
+          <w:color w:val="000000"/>
+          <w:sz w:val="24"/>
+          <w:szCs w:val="24"/>
+        </w:rPr>
+      </w:pPr>
+      <w:r>
+        <w:rPr>
+          <w:rFonts w:eastAsia="Noto Sans CJK SC"/>
+          <w:color w:val="000000"/>
+          <w:sz w:val="24"/>
+          <w:szCs w:val="24"/>
+        </w:rPr>
+        <w:t xml:space="preserve">Use Case Name: </w:t>
+      </w:r>
+      <w:r>
+        <w:rPr>
+          <w:rFonts w:eastAsia="Noto Sans CJK SC"/>
+          <w:color w:val="000000"/>
+          <w:sz w:val="24"/>
+          <w:szCs w:val="24"/>
+        </w:rPr>
+        <w:t>Checking and Saving Transfers</w:t>
+      </w:r>
+    </w:p>
+    <w:p>
+      <w:pPr>
+        <w:suppressAutoHyphens w:val="0"/>
+        <w:autoSpaceDE w:val="0"/>
+        <w:autoSpaceDN w:val="0"/>
+        <w:adjustRightInd w:val="0"/>
+        <w:spacing w:line="480" w:lineRule="auto"/>
+        <w:rPr>
+          <w:rFonts w:eastAsia="Noto Sans CJK SC"/>
+          <w:color w:val="000000"/>
+          <w:sz w:val="24"/>
+          <w:szCs w:val="24"/>
+        </w:rPr>
+      </w:pPr>
+      <w:r>
+        <w:rPr>
+          <w:rFonts w:eastAsia="Noto Sans CJK SC"/>
+          <w:color w:val="000000"/>
+          <w:sz w:val="24"/>
+          <w:szCs w:val="24"/>
+        </w:rPr>
+        <w:t xml:space="preserve">Relevant Requirements: </w:t>
+      </w:r>
+    </w:p>
+    <w:p>
+      <w:pPr>
+        <w:suppressAutoHyphens w:val="0"/>
+        <w:autoSpaceDE w:val="0"/>
+        <w:autoSpaceDN w:val="0"/>
+        <w:adjustRightInd w:val="0"/>
+        <w:spacing w:line="480" w:lineRule="auto"/>
+        <w:rPr>
+          <w:rFonts w:eastAsia="Noto Sans CJK SC"/>
+          <w:color w:val="000000"/>
+          <w:sz w:val="24"/>
+          <w:szCs w:val="24"/>
+        </w:rPr>
+      </w:pPr>
+      <w:r>
+        <w:rPr>
+          <w:rFonts w:eastAsia="Noto Sans CJK SC"/>
+          <w:color w:val="000000"/>
+          <w:sz w:val="24"/>
+          <w:szCs w:val="24"/>
+        </w:rPr>
+        <w:t xml:space="preserve">Primary Actor: </w:t>
+      </w:r>
+      <w:r>
+        <w:rPr>
+          <w:rFonts w:eastAsia="Noto Sans CJK SC"/>
+          <w:color w:val="000000"/>
+          <w:sz w:val="24"/>
+          <w:szCs w:val="24"/>
+        </w:rPr>
+        <w:t>Customer</w:t>
+      </w:r>
+    </w:p>
+    <w:p>
+      <w:pPr>
+        <w:suppressAutoHyphens w:val="0"/>
+        <w:autoSpaceDE w:val="0"/>
+        <w:autoSpaceDN w:val="0"/>
+        <w:adjustRightInd w:val="0"/>
+        <w:spacing w:line="480" w:lineRule="auto"/>
+        <w:rPr>
+          <w:rFonts w:eastAsia="Noto Sans CJK SC"/>
+          <w:color w:val="000000"/>
+          <w:sz w:val="24"/>
+          <w:szCs w:val="24"/>
+        </w:rPr>
+      </w:pPr>
+      <w:r>
+        <w:rPr>
+          <w:rFonts w:eastAsia="Noto Sans CJK SC"/>
+          <w:color w:val="000000"/>
+          <w:sz w:val="24"/>
+          <w:szCs w:val="24"/>
+        </w:rPr>
+        <w:t xml:space="preserve">Pre-conditions: </w:t>
+      </w:r>
+      <w:r>
+        <w:rPr>
+          <w:rFonts w:eastAsia="Noto Sans CJK SC"/>
+          <w:color w:val="000000"/>
+          <w:sz w:val="24"/>
+          <w:szCs w:val="24"/>
+        </w:rPr>
+        <w:t>Customer is logged in.</w:t>
+      </w:r>
+    </w:p>
+    <w:p>
+      <w:pPr>
+        <w:suppressAutoHyphens w:val="0"/>
+        <w:autoSpaceDE w:val="0"/>
+        <w:autoSpaceDN w:val="0"/>
+        <w:adjustRightInd w:val="0"/>
+        <w:spacing w:line="480" w:lineRule="auto"/>
+        <w:rPr>
+          <w:rFonts w:eastAsia="Noto Sans CJK SC"/>
+          <w:color w:val="000000"/>
+          <w:sz w:val="24"/>
+          <w:szCs w:val="24"/>
+        </w:rPr>
+      </w:pPr>
+      <w:r>
+        <w:rPr>
+          <w:rFonts w:eastAsia="Noto Sans CJK SC"/>
+          <w:color w:val="000000"/>
+          <w:sz w:val="24"/>
+          <w:szCs w:val="24"/>
+        </w:rPr>
+        <w:t xml:space="preserve">Post-conditions: </w:t>
+      </w:r>
+      <w:r>
+        <w:rPr>
+          <w:rFonts w:eastAsia="Noto Sans CJK SC"/>
+          <w:color w:val="000000"/>
+          <w:sz w:val="24"/>
+          <w:szCs w:val="24"/>
+        </w:rPr>
+        <w:t>Balances of both accounts are updated and the transfer is recorded in transaction history.</w:t>
+      </w:r>
+    </w:p>
+    <w:p>
+      <w:pPr>
+        <w:suppressAutoHyphens w:val="0"/>
+        <w:autoSpaceDE w:val="0"/>
+        <w:autoSpaceDN w:val="0"/>
+        <w:adjustRightInd w:val="0"/>
+        <w:spacing w:line="480" w:lineRule="auto"/>
+        <w:rPr>
+          <w:rFonts w:eastAsia="Noto Sans CJK SC"/>
+          <w:color w:val="000000"/>
+          <w:sz w:val="24"/>
+          <w:szCs w:val="24"/>
+        </w:rPr>
+      </w:pPr>
+      <w:r>
+        <w:rPr>
+          <w:rFonts w:eastAsia="Noto Sans CJK SC"/>
+          <w:color w:val="000000"/>
+          <w:sz w:val="24"/>
+          <w:szCs w:val="24"/>
+        </w:rPr>
+        <w:t>Basic Flow or Main Scenario:</w:t>
+      </w:r>
+    </w:p>
+    <w:p>
+      <w:pPr>
+        <w:pStyle w:val="ListParagraph"/>
+        <w:numPr>
+          <w:ilvl w:val="0"/>
+          <w:numId w:val="10"/>
+        </w:numPr>
+        <w:suppressAutoHyphens w:val="0"/>
+        <w:autoSpaceDE w:val="0"/>
+        <w:autoSpaceDN w:val="0"/>
+        <w:adjustRightInd w:val="0"/>
+        <w:spacing w:line="480" w:lineRule="auto"/>
+        <w:rPr>
+          <w:rFonts w:eastAsia="Noto Sans CJK SC"/>
+          <w:color w:val="000000"/>
+          <w:sz w:val="24"/>
+          <w:szCs w:val="24"/>
+        </w:rPr>
+      </w:pPr>
+      <w:r>
+        <w:rPr>
+          <w:rFonts w:eastAsia="Noto Sans CJK SC"/>
+          <w:color w:val="000000"/>
+          <w:sz w:val="24"/>
+          <w:szCs w:val="24"/>
+        </w:rPr>
+        <w:t>The c</w:t>
+      </w:r>
+      <w:r>
+        <w:rPr>
+          <w:rFonts w:eastAsia="Noto Sans CJK SC"/>
+          <w:color w:val="000000"/>
+          <w:sz w:val="24"/>
+          <w:szCs w:val="24"/>
+        </w:rPr>
+        <w:t>ustomer chooses which account will transfer money to the other.</w:t>
+      </w:r>
+    </w:p>
+    <w:p>
+      <w:pPr>
+        <w:pStyle w:val="ListParagraph"/>
+        <w:numPr>
+          <w:ilvl w:val="0"/>
+          <w:numId w:val="10"/>
+        </w:numPr>
+        <w:suppressAutoHyphens w:val="0"/>
+        <w:autoSpaceDE w:val="0"/>
+        <w:autoSpaceDN w:val="0"/>
+        <w:adjustRightInd w:val="0"/>
+        <w:spacing w:line="480" w:lineRule="auto"/>
+        <w:rPr>
+          <w:rFonts w:eastAsia="Noto Sans CJK SC"/>
+          <w:color w:val="000000"/>
+          <w:sz w:val="24"/>
+          <w:szCs w:val="24"/>
+        </w:rPr>
+      </w:pPr>
+      <w:r>
+        <w:rPr>
+          <w:rFonts w:eastAsia="Noto Sans CJK SC"/>
+          <w:color w:val="000000"/>
+          <w:sz w:val="24"/>
+          <w:szCs w:val="24"/>
+        </w:rPr>
+        <w:t>The customer will enter a transfer amount.</w:t>
+      </w:r>
+    </w:p>
+    <w:p>
+      <w:pPr>
+        <w:pStyle w:val="ListParagraph"/>
+        <w:numPr>
+          <w:ilvl w:val="0"/>
+          <w:numId w:val="10"/>
+        </w:numPr>
+        <w:suppressAutoHyphens w:val="0"/>
+        <w:autoSpaceDE w:val="0"/>
+        <w:autoSpaceDN w:val="0"/>
+        <w:adjustRightInd w:val="0"/>
+        <w:spacing w:line="480" w:lineRule="auto"/>
+        <w:rPr>
+          <w:rFonts w:eastAsia="Noto Sans CJK SC"/>
+          <w:color w:val="000000"/>
+          <w:sz w:val="24"/>
+          <w:szCs w:val="24"/>
+        </w:rPr>
+      </w:pPr>
+      <w:r>
+        <w:rPr>
+          <w:rFonts w:eastAsia="Noto Sans CJK SC"/>
+          <w:color w:val="000000"/>
+          <w:sz w:val="24"/>
+          <w:szCs w:val="24"/>
+        </w:rPr>
+        <w:t xml:space="preserve">The system validates </w:t>
+      </w:r>
+      <w:r>
+        <w:rPr>
+          <w:rFonts w:eastAsia="Noto Sans CJK SC"/>
+          <w:color w:val="000000"/>
+          <w:sz w:val="24"/>
+          <w:szCs w:val="24"/>
+        </w:rPr>
+        <w:t xml:space="preserve">if </w:t>
+      </w:r>
+      <w:r>
+        <w:rPr>
+          <w:rFonts w:eastAsia="Noto Sans CJK SC"/>
+          <w:color w:val="000000"/>
+          <w:sz w:val="24"/>
+          <w:szCs w:val="24"/>
+        </w:rPr>
+        <w:t>the account has enough money to transfer.</w:t>
+      </w:r>
+    </w:p>
+    <w:p>
+      <w:pPr>
+        <w:pStyle w:val="ListParagraph"/>
+        <w:numPr>
+          <w:ilvl w:val="0"/>
+          <w:numId w:val="10"/>
+        </w:numPr>
+        <w:suppressAutoHyphens w:val="0"/>
+        <w:autoSpaceDE w:val="0"/>
+        <w:autoSpaceDN w:val="0"/>
+        <w:adjustRightInd w:val="0"/>
+        <w:spacing w:line="480" w:lineRule="auto"/>
+        <w:rPr>
+          <w:rFonts w:eastAsia="Noto Sans CJK SC"/>
+          <w:color w:val="000000"/>
+          <w:sz w:val="24"/>
+          <w:szCs w:val="24"/>
+        </w:rPr>
+      </w:pPr>
+      <w:r>
+        <w:rPr>
+          <w:rFonts w:eastAsia="Noto Sans CJK SC"/>
+          <w:color w:val="000000"/>
+          <w:sz w:val="24"/>
+          <w:szCs w:val="24"/>
+        </w:rPr>
+        <w:t>The system updates both balances.</w:t>
+      </w:r>
+    </w:p>
+    <w:p>
+      <w:pPr>
+        <w:pStyle w:val="ListParagraph"/>
+        <w:numPr>
+          <w:ilvl w:val="0"/>
+          <w:numId w:val="10"/>
+        </w:numPr>
+        <w:suppressAutoHyphens w:val="0"/>
+        <w:autoSpaceDE w:val="0"/>
+        <w:autoSpaceDN w:val="0"/>
+        <w:adjustRightInd w:val="0"/>
+        <w:spacing w:line="480" w:lineRule="auto"/>
+        <w:rPr>
+          <w:rFonts w:eastAsia="Noto Sans CJK SC"/>
+          <w:color w:val="000000"/>
+          <w:sz w:val="24"/>
+          <w:szCs w:val="24"/>
+        </w:rPr>
+      </w:pPr>
+      <w:r>
+        <w:rPr>
+          <w:rFonts w:eastAsia="Noto Sans CJK SC"/>
+          <w:color w:val="000000"/>
+          <w:sz w:val="24"/>
+          <w:szCs w:val="24"/>
+        </w:rPr>
+        <w:t>The system records the transfer in transaction history.</w:t>
+      </w:r>
+    </w:p>
+    <w:p>
+      <w:pPr>
+        <w:suppressAutoHyphens w:val="0"/>
+        <w:autoSpaceDE w:val="0"/>
+        <w:autoSpaceDN w:val="0"/>
+        <w:adjustRightInd w:val="0"/>
+        <w:spacing w:line="480" w:lineRule="auto"/>
+        <w:rPr>
+          <w:rFonts w:eastAsia="Noto Sans CJK SC"/>
+          <w:color w:val="000000"/>
+          <w:sz w:val="24"/>
+          <w:szCs w:val="24"/>
+        </w:rPr>
+      </w:pPr>
+      <w:r>
+        <w:rPr>
+          <w:rFonts w:eastAsia="Noto Sans CJK SC"/>
+          <w:color w:val="000000"/>
+          <w:sz w:val="24"/>
+          <w:szCs w:val="24"/>
+        </w:rPr>
+        <w:t>Extensions or Alternate Flows:</w:t>
+      </w:r>
+      <w:r>
+        <w:rPr>
+          <w:rFonts w:eastAsia="Noto Sans CJK SC"/>
+          <w:color w:val="000000"/>
+          <w:sz w:val="24"/>
+          <w:szCs w:val="24"/>
+        </w:rPr>
+        <w:t xml:space="preserve"> None.</w:t>
+      </w:r>
+    </w:p>
+    <w:p>
+      <w:pPr>
+        <w:suppressAutoHyphens w:val="0"/>
+        <w:autoSpaceDE w:val="0"/>
+        <w:autoSpaceDN w:val="0"/>
+        <w:adjustRightInd w:val="0"/>
+        <w:spacing w:line="480" w:lineRule="auto"/>
+        <w:rPr>
+          <w:rFonts w:eastAsia="Noto Sans CJK SC"/>
+          <w:color w:val="000000"/>
+          <w:sz w:val="24"/>
+          <w:szCs w:val="24"/>
+        </w:rPr>
+      </w:pPr>
+      <w:r>
+        <w:rPr>
+          <w:rFonts w:eastAsia="Noto Sans CJK SC"/>
+          <w:color w:val="000000"/>
+          <w:sz w:val="24"/>
+          <w:szCs w:val="24"/>
+        </w:rPr>
+        <w:t xml:space="preserve">Exceptions: </w:t>
+      </w:r>
+    </w:p>
+    <w:p>
+      <w:pPr>
+        <w:pStyle w:val="ListParagraph"/>
+        <w:numPr>
+          <w:ilvl w:val="0"/>
+          <w:numId w:val="11"/>
+        </w:numPr>
+        <w:suppressAutoHyphens w:val="0"/>
+        <w:autoSpaceDE w:val="0"/>
+        <w:autoSpaceDN w:val="0"/>
+        <w:adjustRightInd w:val="0"/>
+        <w:spacing w:line="480" w:lineRule="auto"/>
+        <w:rPr>
+          <w:rFonts w:eastAsia="Noto Sans CJK SC"/>
+          <w:color w:val="000000"/>
+          <w:sz w:val="24"/>
+          <w:szCs w:val="24"/>
+        </w:rPr>
+      </w:pPr>
+      <w:r>
+        <w:rPr>
+          <w:rFonts w:eastAsia="Noto Sans CJK SC"/>
+          <w:color w:val="000000"/>
+          <w:sz w:val="24"/>
+          <w:szCs w:val="24"/>
+        </w:rPr>
+        <w:t>If the account is frozen or has insufficient funds then the transfer will be denied.</w:t>
+      </w:r>
+    </w:p>
+    <w:p>
+      <w:pPr>
+        <w:suppressAutoHyphens w:val="0"/>
+        <w:autoSpaceDE w:val="0"/>
+        <w:autoSpaceDN w:val="0"/>
+        <w:adjustRightInd w:val="0"/>
+        <w:spacing w:line="480" w:lineRule="auto"/>
+        <w:rPr>
+          <w:rFonts w:eastAsia="Noto Sans CJK SC"/>
+          <w:color w:val="000000"/>
+          <w:sz w:val="24"/>
+          <w:szCs w:val="24"/>
+        </w:rPr>
+      </w:pPr>
+      <w:r>
+        <w:rPr>
+          <w:rFonts w:eastAsia="Noto Sans CJK SC"/>
+          <w:color w:val="000000"/>
+          <w:sz w:val="24"/>
+          <w:szCs w:val="24"/>
+        </w:rPr>
+        <w:t xml:space="preserve">Related Use Cases: </w:t>
+      </w:r>
+    </w:p>
+    <w:p>
+      <w:pPr>
+        <w:suppressAutoHyphens w:val="0"/>
+        <w:autoSpaceDE w:val="0"/>
+        <w:autoSpaceDN w:val="0"/>
+        <w:adjustRightInd w:val="0"/>
+        <w:spacing w:line="480" w:lineRule="auto"/>
+        <w:rPr>
+          <w:rFonts w:eastAsia="Noto Sans CJK SC"/>
+          <w:color w:val="000000"/>
+          <w:sz w:val="24"/>
+          <w:szCs w:val="24"/>
+        </w:rPr>
+      </w:pPr>
+    </w:p>
+    <w:p>
+      <w:pPr>
+        <w:suppressAutoHyphens w:val="0"/>
+        <w:autoSpaceDE w:val="0"/>
+        <w:autoSpaceDN w:val="0"/>
+        <w:adjustRightInd w:val="0"/>
+        <w:spacing w:line="480" w:lineRule="auto"/>
+        <w:rPr>
+          <w:rFonts w:eastAsia="Noto Sans CJK SC"/>
+          <w:color w:val="000000"/>
+          <w:sz w:val="24"/>
+          <w:szCs w:val="24"/>
+        </w:rPr>
+      </w:pPr>
+    </w:p>
+    <w:p>
+      <w:pPr>
+        <w:suppressAutoHyphens w:val="0"/>
+        <w:autoSpaceDE w:val="0"/>
+        <w:autoSpaceDN w:val="0"/>
+        <w:adjustRightInd w:val="0"/>
+        <w:spacing w:line="480" w:lineRule="auto"/>
+        <w:rPr>
+          <w:rFonts w:eastAsia="Noto Sans CJK SC"/>
+          <w:color w:val="000000"/>
+          <w:sz w:val="24"/>
+          <w:szCs w:val="24"/>
+        </w:rPr>
+      </w:pPr>
+    </w:p>
+    <w:p>
+      <w:pPr>
+        <w:suppressAutoHyphens w:val="0"/>
+        <w:autoSpaceDE w:val="0"/>
+        <w:autoSpaceDN w:val="0"/>
+        <w:adjustRightInd w:val="0"/>
+        <w:spacing w:line="480" w:lineRule="auto"/>
+        <w:rPr>
+          <w:rFonts w:eastAsia="Noto Sans CJK SC"/>
+          <w:color w:val="000000"/>
+          <w:sz w:val="24"/>
+          <w:szCs w:val="24"/>
+        </w:rPr>
+      </w:pPr>
+    </w:p>
+    <w:p>
+      <w:pPr>
+        <w:suppressAutoHyphens w:val="0"/>
+        <w:autoSpaceDE w:val="0"/>
+        <w:autoSpaceDN w:val="0"/>
+        <w:adjustRightInd w:val="0"/>
+        <w:spacing w:line="480" w:lineRule="auto"/>
+        <w:rPr>
+          <w:rFonts w:eastAsia="Noto Sans CJK SC"/>
+          <w:color w:val="000000"/>
+          <w:sz w:val="24"/>
+          <w:szCs w:val="24"/>
+        </w:rPr>
+      </w:pPr>
+    </w:p>
+    <w:p>
+      <w:pPr>
+        <w:suppressAutoHyphens w:val="0"/>
+        <w:autoSpaceDE w:val="0"/>
+        <w:autoSpaceDN w:val="0"/>
+        <w:adjustRightInd w:val="0"/>
+        <w:spacing w:line="480" w:lineRule="auto"/>
+        <w:rPr>
+          <w:rFonts w:eastAsia="Noto Sans CJK SC"/>
+          <w:color w:val="000000"/>
+          <w:sz w:val="24"/>
+          <w:szCs w:val="24"/>
+        </w:rPr>
+      </w:pPr>
+    </w:p>
+    <w:p>
+      <w:pPr>
+        <w:suppressAutoHyphens w:val="0"/>
+        <w:autoSpaceDE w:val="0"/>
+        <w:autoSpaceDN w:val="0"/>
+        <w:adjustRightInd w:val="0"/>
+        <w:spacing w:line="480" w:lineRule="auto"/>
+        <w:rPr>
+          <w:rFonts w:eastAsia="Noto Sans CJK SC"/>
+          <w:color w:val="000000"/>
+          <w:sz w:val="24"/>
+          <w:szCs w:val="24"/>
+        </w:rPr>
+      </w:pPr>
+    </w:p>
+    <w:p>
+      <w:pPr>
+        <w:suppressAutoHyphens w:val="0"/>
+        <w:autoSpaceDE w:val="0"/>
+        <w:autoSpaceDN w:val="0"/>
+        <w:adjustRightInd w:val="0"/>
+        <w:spacing w:line="480" w:lineRule="auto"/>
+        <w:rPr>
+          <w:rFonts w:eastAsia="Noto Sans CJK SC"/>
+          <w:color w:val="000000"/>
+          <w:sz w:val="24"/>
+          <w:szCs w:val="24"/>
+        </w:rPr>
+      </w:pPr>
+      <w:r>
+        <w:rPr>
+          <w:rFonts w:eastAsia="Noto Sans CJK SC"/>
+          <w:color w:val="000000"/>
+          <w:sz w:val="24"/>
+          <w:szCs w:val="24"/>
+        </w:rPr>
+        <w:t>Use Case ID: UC</w:t>
+      </w:r>
+      <w:r>
+        <w:rPr>
+          <w:rFonts w:eastAsia="Noto Sans CJK SC"/>
+          <w:color w:val="000000"/>
+          <w:sz w:val="24"/>
+          <w:szCs w:val="24"/>
+        </w:rPr>
+        <w:t>5</w:t>
+      </w:r>
+    </w:p>
+    <w:p>
+      <w:pPr>
+        <w:suppressAutoHyphens w:val="0"/>
+        <w:autoSpaceDE w:val="0"/>
+        <w:autoSpaceDN w:val="0"/>
+        <w:adjustRightInd w:val="0"/>
+        <w:spacing w:line="480" w:lineRule="auto"/>
+        <w:rPr>
+          <w:rFonts w:eastAsia="Noto Sans CJK SC"/>
+          <w:color w:val="000000"/>
+          <w:sz w:val="24"/>
+          <w:szCs w:val="24"/>
+        </w:rPr>
+      </w:pPr>
+      <w:r>
+        <w:rPr>
+          <w:rFonts w:eastAsia="Noto Sans CJK SC"/>
+          <w:color w:val="000000"/>
+          <w:sz w:val="24"/>
+          <w:szCs w:val="24"/>
+        </w:rPr>
+        <w:t xml:space="preserve">Use Case Name: </w:t>
+      </w:r>
+      <w:r>
+        <w:rPr>
+          <w:rFonts w:eastAsia="Noto Sans CJK SC"/>
+          <w:color w:val="000000"/>
+          <w:sz w:val="24"/>
+          <w:szCs w:val="24"/>
+        </w:rPr>
+        <w:t>Sending Money to Another User</w:t>
+      </w:r>
+    </w:p>
+    <w:p>
+      <w:pPr>
+        <w:suppressAutoHyphens w:val="0"/>
+        <w:autoSpaceDE w:val="0"/>
+        <w:autoSpaceDN w:val="0"/>
+        <w:adjustRightInd w:val="0"/>
+        <w:spacing w:line="480" w:lineRule="auto"/>
+        <w:rPr>
+          <w:rFonts w:eastAsia="Noto Sans CJK SC"/>
+          <w:color w:val="000000"/>
+          <w:sz w:val="24"/>
+          <w:szCs w:val="24"/>
+        </w:rPr>
+      </w:pPr>
+      <w:r>
+        <w:rPr>
+          <w:rFonts w:eastAsia="Noto Sans CJK SC"/>
+          <w:color w:val="000000"/>
+          <w:sz w:val="24"/>
+          <w:szCs w:val="24"/>
+        </w:rPr>
+        <w:t xml:space="preserve">Relevant Requirements: </w:t>
+      </w:r>
+    </w:p>
+    <w:p>
+      <w:pPr>
+        <w:suppressAutoHyphens w:val="0"/>
+        <w:autoSpaceDE w:val="0"/>
+        <w:autoSpaceDN w:val="0"/>
+        <w:adjustRightInd w:val="0"/>
+        <w:spacing w:line="480" w:lineRule="auto"/>
+        <w:rPr>
+          <w:rFonts w:eastAsia="Noto Sans CJK SC"/>
+          <w:color w:val="000000"/>
+          <w:sz w:val="24"/>
+          <w:szCs w:val="24"/>
+        </w:rPr>
+      </w:pPr>
+      <w:r>
+        <w:rPr>
+          <w:rFonts w:eastAsia="Noto Sans CJK SC"/>
+          <w:color w:val="000000"/>
+          <w:sz w:val="24"/>
+          <w:szCs w:val="24"/>
+        </w:rPr>
+        <w:t xml:space="preserve">Primary Actor: </w:t>
+      </w:r>
+      <w:r>
+        <w:rPr>
+          <w:rFonts w:eastAsia="Noto Sans CJK SC"/>
+          <w:color w:val="000000"/>
+          <w:sz w:val="24"/>
+          <w:szCs w:val="24"/>
+        </w:rPr>
+        <w:t>Customer</w:t>
+      </w:r>
+    </w:p>
+    <w:p>
+      <w:pPr>
+        <w:suppressAutoHyphens w:val="0"/>
+        <w:autoSpaceDE w:val="0"/>
+        <w:autoSpaceDN w:val="0"/>
+        <w:adjustRightInd w:val="0"/>
+        <w:spacing w:line="480" w:lineRule="auto"/>
+        <w:rPr>
+          <w:rFonts w:eastAsia="Noto Sans CJK SC"/>
+          <w:color w:val="000000"/>
+          <w:sz w:val="24"/>
+          <w:szCs w:val="24"/>
+        </w:rPr>
+      </w:pPr>
+      <w:r>
+        <w:rPr>
+          <w:rFonts w:eastAsia="Noto Sans CJK SC"/>
+          <w:color w:val="000000"/>
+          <w:sz w:val="24"/>
+          <w:szCs w:val="24"/>
+        </w:rPr>
+        <w:t xml:space="preserve">Pre-conditions: </w:t>
+      </w:r>
+      <w:r>
+        <w:rPr>
+          <w:rFonts w:eastAsia="Noto Sans CJK SC"/>
+          <w:color w:val="000000"/>
+          <w:sz w:val="24"/>
+          <w:szCs w:val="24"/>
+        </w:rPr>
+        <w:t>Customer must be logged in</w:t>
+      </w:r>
+      <w:r>
+        <w:rPr>
+          <w:rFonts w:eastAsia="Noto Sans CJK SC"/>
+          <w:color w:val="000000"/>
+          <w:sz w:val="24"/>
+          <w:szCs w:val="24"/>
+        </w:rPr>
+        <w:t>.</w:t>
+      </w:r>
+    </w:p>
+    <w:p>
+      <w:pPr>
+        <w:suppressAutoHyphens w:val="0"/>
+        <w:autoSpaceDE w:val="0"/>
+        <w:autoSpaceDN w:val="0"/>
+        <w:adjustRightInd w:val="0"/>
+        <w:spacing w:line="480" w:lineRule="auto"/>
+        <w:rPr>
+          <w:rFonts w:eastAsia="Noto Sans CJK SC"/>
+          <w:color w:val="000000"/>
+          <w:sz w:val="24"/>
+          <w:szCs w:val="24"/>
+        </w:rPr>
+      </w:pPr>
+      <w:r>
+        <w:rPr>
+          <w:rFonts w:eastAsia="Noto Sans CJK SC"/>
+          <w:color w:val="000000"/>
+          <w:sz w:val="24"/>
+          <w:szCs w:val="24"/>
+        </w:rPr>
+        <w:t xml:space="preserve">Post-conditions: </w:t>
+      </w:r>
+      <w:r>
+        <w:rPr>
+          <w:rFonts w:eastAsia="Noto Sans CJK SC"/>
+          <w:color w:val="000000"/>
+          <w:sz w:val="24"/>
+          <w:szCs w:val="24"/>
+        </w:rPr>
+        <w:t>Recipient receives money from the customer and the transaction is recorded for both users.</w:t>
+      </w:r>
+    </w:p>
+    <w:p>
+      <w:pPr>
+        <w:suppressAutoHyphens w:val="0"/>
+        <w:autoSpaceDE w:val="0"/>
+        <w:autoSpaceDN w:val="0"/>
+        <w:adjustRightInd w:val="0"/>
+        <w:spacing w:line="480" w:lineRule="auto"/>
+        <w:rPr>
+          <w:rFonts w:eastAsia="Noto Sans CJK SC"/>
+          <w:color w:val="000000"/>
+          <w:sz w:val="24"/>
+          <w:szCs w:val="24"/>
+        </w:rPr>
+      </w:pPr>
+      <w:r>
+        <w:rPr>
+          <w:rFonts w:eastAsia="Noto Sans CJK SC"/>
+          <w:color w:val="000000"/>
+          <w:sz w:val="24"/>
+          <w:szCs w:val="24"/>
+        </w:rPr>
+        <w:t>Basic Flow or Main Scenario:</w:t>
+      </w:r>
+    </w:p>
+    <w:p>
+      <w:pPr>
+        <w:pStyle w:val="ListParagraph"/>
+        <w:numPr>
+          <w:ilvl w:val="0"/>
+          <w:numId w:val="12"/>
+        </w:numPr>
+        <w:suppressAutoHyphens w:val="0"/>
+        <w:autoSpaceDE w:val="0"/>
+        <w:autoSpaceDN w:val="0"/>
+        <w:adjustRightInd w:val="0"/>
+        <w:spacing w:line="480" w:lineRule="auto"/>
+        <w:rPr>
+          <w:rFonts w:eastAsia="Noto Sans CJK SC"/>
+          <w:color w:val="000000"/>
+          <w:sz w:val="24"/>
+          <w:szCs w:val="24"/>
+        </w:rPr>
+      </w:pPr>
+      <w:r>
+        <w:rPr>
+          <w:rFonts w:eastAsia="Noto Sans CJK SC"/>
+          <w:color w:val="000000"/>
+          <w:sz w:val="24"/>
+          <w:szCs w:val="24"/>
+        </w:rPr>
+        <w:t>The c</w:t>
+      </w:r>
+      <w:r>
+        <w:rPr>
+          <w:rFonts w:eastAsia="Noto Sans CJK SC"/>
+          <w:color w:val="000000"/>
+          <w:sz w:val="24"/>
+          <w:szCs w:val="24"/>
+        </w:rPr>
+        <w:t>ustomer choses whose account to send money to.</w:t>
+      </w:r>
+    </w:p>
+    <w:p>
+      <w:pPr>
+        <w:pStyle w:val="ListParagraph"/>
+        <w:numPr>
+          <w:ilvl w:val="0"/>
+          <w:numId w:val="12"/>
+        </w:numPr>
+        <w:suppressAutoHyphens w:val="0"/>
+        <w:autoSpaceDE w:val="0"/>
+        <w:autoSpaceDN w:val="0"/>
+        <w:adjustRightInd w:val="0"/>
+        <w:spacing w:line="480" w:lineRule="auto"/>
+        <w:rPr>
+          <w:rFonts w:eastAsia="Noto Sans CJK SC"/>
+          <w:color w:val="000000"/>
+          <w:sz w:val="24"/>
+          <w:szCs w:val="24"/>
+        </w:rPr>
+      </w:pPr>
+      <w:r>
+        <w:rPr>
+          <w:rFonts w:eastAsia="Noto Sans CJK SC"/>
+          <w:color w:val="000000"/>
+          <w:sz w:val="24"/>
+          <w:szCs w:val="24"/>
+        </w:rPr>
+        <w:t>The customer enters the amount of money they’ll send.</w:t>
+      </w:r>
+    </w:p>
+    <w:p>
+      <w:pPr>
+        <w:pStyle w:val="ListParagraph"/>
+        <w:numPr>
+          <w:ilvl w:val="0"/>
+          <w:numId w:val="12"/>
+        </w:numPr>
+        <w:suppressAutoHyphens w:val="0"/>
+        <w:autoSpaceDE w:val="0"/>
+        <w:autoSpaceDN w:val="0"/>
+        <w:adjustRightInd w:val="0"/>
+        <w:spacing w:line="480" w:lineRule="auto"/>
+        <w:rPr>
+          <w:rFonts w:eastAsia="Noto Sans CJK SC"/>
+          <w:color w:val="000000"/>
+          <w:sz w:val="24"/>
+          <w:szCs w:val="24"/>
+        </w:rPr>
+      </w:pPr>
+      <w:r>
+        <w:rPr>
+          <w:rFonts w:eastAsia="Noto Sans CJK SC"/>
+          <w:color w:val="000000"/>
+          <w:sz w:val="24"/>
+          <w:szCs w:val="24"/>
+        </w:rPr>
+        <w:t>The system validates if the recipient exists and if the customer has enough funds to send.</w:t>
+      </w:r>
+    </w:p>
+    <w:p>
+      <w:pPr>
+        <w:pStyle w:val="ListParagraph"/>
+        <w:numPr>
+          <w:ilvl w:val="0"/>
+          <w:numId w:val="12"/>
+        </w:numPr>
+        <w:suppressAutoHyphens w:val="0"/>
+        <w:autoSpaceDE w:val="0"/>
+        <w:autoSpaceDN w:val="0"/>
+        <w:adjustRightInd w:val="0"/>
+        <w:spacing w:line="480" w:lineRule="auto"/>
+        <w:rPr>
+          <w:rFonts w:eastAsia="Noto Sans CJK SC"/>
+          <w:color w:val="000000"/>
+          <w:sz w:val="24"/>
+          <w:szCs w:val="24"/>
+        </w:rPr>
+      </w:pPr>
+      <w:r>
+        <w:rPr>
+          <w:rFonts w:eastAsia="Noto Sans CJK SC"/>
+          <w:color w:val="000000"/>
+          <w:sz w:val="24"/>
+          <w:szCs w:val="24"/>
+        </w:rPr>
+        <w:t>The system records the transaction for both parties.</w:t>
+      </w:r>
+    </w:p>
+    <w:p>
+      <w:pPr>
+        <w:suppressAutoHyphens w:val="0"/>
+        <w:autoSpaceDE w:val="0"/>
+        <w:autoSpaceDN w:val="0"/>
+        <w:adjustRightInd w:val="0"/>
+        <w:spacing w:line="480" w:lineRule="auto"/>
+        <w:rPr>
+          <w:rFonts w:eastAsia="Noto Sans CJK SC"/>
+          <w:color w:val="000000"/>
+          <w:sz w:val="24"/>
+          <w:szCs w:val="24"/>
+        </w:rPr>
+      </w:pPr>
+      <w:r>
+        <w:rPr>
+          <w:rFonts w:eastAsia="Noto Sans CJK SC"/>
+          <w:color w:val="000000"/>
+          <w:sz w:val="24"/>
+          <w:szCs w:val="24"/>
+        </w:rPr>
+        <w:t>Extensions or Alternate Flows:</w:t>
+      </w:r>
+      <w:r>
+        <w:rPr>
+          <w:rFonts w:eastAsia="Noto Sans CJK SC"/>
+          <w:color w:val="000000"/>
+          <w:sz w:val="24"/>
+          <w:szCs w:val="24"/>
+        </w:rPr>
+        <w:t xml:space="preserve"> None</w:t>
+      </w:r>
+    </w:p>
+    <w:p>
+      <w:pPr>
+        <w:suppressAutoHyphens w:val="0"/>
+        <w:autoSpaceDE w:val="0"/>
+        <w:autoSpaceDN w:val="0"/>
+        <w:adjustRightInd w:val="0"/>
+        <w:spacing w:line="480" w:lineRule="auto"/>
+        <w:rPr>
+          <w:rFonts w:eastAsia="Noto Sans CJK SC"/>
+          <w:color w:val="000000"/>
+          <w:sz w:val="24"/>
+          <w:szCs w:val="24"/>
+        </w:rPr>
+      </w:pPr>
+      <w:r>
+        <w:rPr>
+          <w:rFonts w:eastAsia="Noto Sans CJK SC"/>
+          <w:color w:val="000000"/>
+          <w:sz w:val="24"/>
+          <w:szCs w:val="24"/>
+        </w:rPr>
+        <w:t xml:space="preserve">Exceptions:  </w:t>
+      </w:r>
+      <w:r>
+        <w:rPr>
+          <w:rFonts w:eastAsia="Noto Sans CJK SC"/>
+          <w:color w:val="000000"/>
+          <w:sz w:val="24"/>
+          <w:szCs w:val="24"/>
+        </w:rPr>
+        <w:t>If the recipient is not found, sender account is frozen, or the sender has insufficient funds then the transaction will be denied.</w:t>
+      </w:r>
+    </w:p>
+    <w:p>
+      <w:pPr>
+        <w:suppressAutoHyphens w:val="0"/>
+        <w:autoSpaceDE w:val="0"/>
+        <w:autoSpaceDN w:val="0"/>
+        <w:adjustRightInd w:val="0"/>
+        <w:spacing w:line="480" w:lineRule="auto"/>
+        <w:rPr>
+          <w:rFonts w:eastAsia="Noto Sans CJK SC"/>
+          <w:color w:val="000000"/>
+          <w:sz w:val="24"/>
+          <w:szCs w:val="24"/>
+        </w:rPr>
+      </w:pPr>
+      <w:r>
+        <w:rPr>
+          <w:rFonts w:eastAsia="Noto Sans CJK SC"/>
+          <w:color w:val="000000"/>
+          <w:sz w:val="24"/>
+          <w:szCs w:val="24"/>
+        </w:rPr>
+        <w:t xml:space="preserve">Related Use Cases: </w:t>
+      </w:r>
+    </w:p>
+    <w:p>
+      <w:pPr>
+        <w:suppressAutoHyphens w:val="0"/>
+        <w:autoSpaceDE w:val="0"/>
+        <w:autoSpaceDN w:val="0"/>
+        <w:adjustRightInd w:val="0"/>
+        <w:spacing w:line="480" w:lineRule="auto"/>
+        <w:rPr>
+          <w:rFonts w:eastAsia="Noto Sans CJK SC"/>
+          <w:color w:val="000000"/>
+          <w:sz w:val="24"/>
+          <w:szCs w:val="24"/>
+        </w:rPr>
+      </w:pPr>
+    </w:p>
+    <w:p>
+      <w:pPr>
+        <w:suppressAutoHyphens w:val="0"/>
+        <w:autoSpaceDE w:val="0"/>
+        <w:autoSpaceDN w:val="0"/>
+        <w:adjustRightInd w:val="0"/>
+        <w:spacing w:line="480" w:lineRule="auto"/>
+        <w:rPr>
+          <w:rFonts w:eastAsia="Noto Sans CJK SC"/>
+          <w:color w:val="000000"/>
+          <w:sz w:val="24"/>
+          <w:szCs w:val="24"/>
+        </w:rPr>
+      </w:pPr>
+    </w:p>
+    <w:p>
+      <w:pPr>
+        <w:suppressAutoHyphens w:val="0"/>
+        <w:autoSpaceDE w:val="0"/>
+        <w:autoSpaceDN w:val="0"/>
+        <w:adjustRightInd w:val="0"/>
+        <w:spacing w:line="480" w:lineRule="auto"/>
+        <w:rPr>
+          <w:rFonts w:eastAsia="Noto Sans CJK SC"/>
+          <w:color w:val="000000"/>
+          <w:sz w:val="24"/>
+          <w:szCs w:val="24"/>
+        </w:rPr>
+      </w:pPr>
+    </w:p>
+    <w:p>
+      <w:pPr>
+        <w:suppressAutoHyphens w:val="0"/>
+        <w:autoSpaceDE w:val="0"/>
+        <w:autoSpaceDN w:val="0"/>
+        <w:adjustRightInd w:val="0"/>
+        <w:spacing w:line="480" w:lineRule="auto"/>
+        <w:rPr>
+          <w:rFonts w:eastAsia="Noto Sans CJK SC"/>
+          <w:color w:val="000000"/>
+          <w:sz w:val="24"/>
+          <w:szCs w:val="24"/>
+        </w:rPr>
+      </w:pPr>
+    </w:p>
+    <w:p>
+      <w:pPr>
+        <w:suppressAutoHyphens w:val="0"/>
+        <w:autoSpaceDE w:val="0"/>
+        <w:autoSpaceDN w:val="0"/>
+        <w:adjustRightInd w:val="0"/>
+        <w:spacing w:line="480" w:lineRule="auto"/>
+        <w:rPr>
+          <w:rFonts w:eastAsia="Noto Sans CJK SC"/>
+          <w:color w:val="000000"/>
+          <w:sz w:val="24"/>
+          <w:szCs w:val="24"/>
+        </w:rPr>
+      </w:pPr>
+    </w:p>
+    <w:p>
+      <w:pPr>
+        <w:suppressAutoHyphens w:val="0"/>
+        <w:autoSpaceDE w:val="0"/>
+        <w:autoSpaceDN w:val="0"/>
+        <w:adjustRightInd w:val="0"/>
+        <w:spacing w:line="480" w:lineRule="auto"/>
+        <w:rPr>
+          <w:rFonts w:eastAsia="Noto Sans CJK SC"/>
+          <w:color w:val="000000"/>
+          <w:sz w:val="24"/>
+          <w:szCs w:val="24"/>
+        </w:rPr>
+      </w:pPr>
+    </w:p>
+    <w:p>
+      <w:pPr>
+        <w:suppressAutoHyphens w:val="0"/>
+        <w:autoSpaceDE w:val="0"/>
+        <w:autoSpaceDN w:val="0"/>
+        <w:adjustRightInd w:val="0"/>
+        <w:spacing w:line="480" w:lineRule="auto"/>
+        <w:rPr>
+          <w:rFonts w:eastAsia="Noto Sans CJK SC"/>
+          <w:color w:val="000000"/>
+          <w:sz w:val="24"/>
+          <w:szCs w:val="24"/>
+        </w:rPr>
+      </w:pPr>
+    </w:p>
+    <w:p>
+      <w:pPr>
+        <w:suppressAutoHyphens w:val="0"/>
+        <w:autoSpaceDE w:val="0"/>
+        <w:autoSpaceDN w:val="0"/>
+        <w:adjustRightInd w:val="0"/>
+        <w:spacing w:line="480" w:lineRule="auto"/>
+        <w:rPr>
+          <w:rFonts w:eastAsia="Noto Sans CJK SC"/>
+          <w:color w:val="000000"/>
+          <w:sz w:val="24"/>
+          <w:szCs w:val="24"/>
+        </w:rPr>
+      </w:pPr>
+    </w:p>
+    <w:p>
+      <w:pPr>
+        <w:suppressAutoHyphens w:val="0"/>
+        <w:autoSpaceDE w:val="0"/>
+        <w:autoSpaceDN w:val="0"/>
+        <w:adjustRightInd w:val="0"/>
+        <w:spacing w:line="480" w:lineRule="auto"/>
+        <w:rPr>
+          <w:rFonts w:eastAsia="Noto Sans CJK SC"/>
+          <w:color w:val="000000"/>
+          <w:sz w:val="24"/>
+          <w:szCs w:val="24"/>
+        </w:rPr>
+      </w:pPr>
+      <w:r>
+        <w:rPr>
+          <w:rFonts w:eastAsia="Noto Sans CJK SC"/>
+          <w:color w:val="000000"/>
+          <w:sz w:val="24"/>
+          <w:szCs w:val="24"/>
+        </w:rPr>
+        <w:t>Use Case ID: UC</w:t>
+      </w:r>
+      <w:r>
+        <w:rPr>
+          <w:rFonts w:eastAsia="Noto Sans CJK SC"/>
+          <w:color w:val="000000"/>
+          <w:sz w:val="24"/>
+          <w:szCs w:val="24"/>
+        </w:rPr>
+        <w:t>6</w:t>
+      </w:r>
+    </w:p>
+    <w:p>
+      <w:pPr>
+        <w:suppressAutoHyphens w:val="0"/>
+        <w:autoSpaceDE w:val="0"/>
+        <w:autoSpaceDN w:val="0"/>
+        <w:adjustRightInd w:val="0"/>
+        <w:spacing w:line="480" w:lineRule="auto"/>
+        <w:rPr>
+          <w:rFonts w:eastAsia="Noto Sans CJK SC"/>
+          <w:color w:val="000000"/>
+          <w:sz w:val="24"/>
+          <w:szCs w:val="24"/>
+        </w:rPr>
+      </w:pPr>
+      <w:r>
+        <w:rPr>
+          <w:rFonts w:eastAsia="Noto Sans CJK SC"/>
+          <w:color w:val="000000"/>
+          <w:sz w:val="24"/>
+          <w:szCs w:val="24"/>
+        </w:rPr>
+        <w:t xml:space="preserve">Use Case Name: </w:t>
+      </w:r>
+      <w:r>
+        <w:rPr>
+          <w:rFonts w:eastAsia="Noto Sans CJK SC"/>
+          <w:color w:val="000000"/>
+          <w:sz w:val="24"/>
+          <w:szCs w:val="24"/>
+        </w:rPr>
+        <w:t>View Transaction History</w:t>
+      </w:r>
+    </w:p>
+    <w:p>
+      <w:pPr>
+        <w:suppressAutoHyphens w:val="0"/>
+        <w:autoSpaceDE w:val="0"/>
+        <w:autoSpaceDN w:val="0"/>
+        <w:adjustRightInd w:val="0"/>
+        <w:spacing w:line="480" w:lineRule="auto"/>
+        <w:rPr>
+          <w:rFonts w:eastAsia="Noto Sans CJK SC"/>
+          <w:color w:val="000000"/>
+          <w:sz w:val="24"/>
+          <w:szCs w:val="24"/>
+        </w:rPr>
+      </w:pPr>
+      <w:r>
+        <w:rPr>
+          <w:rFonts w:eastAsia="Noto Sans CJK SC"/>
+          <w:color w:val="000000"/>
+          <w:sz w:val="24"/>
+          <w:szCs w:val="24"/>
+        </w:rPr>
+        <w:t xml:space="preserve">Relevant Requirements: </w:t>
+      </w:r>
+    </w:p>
+    <w:p>
+      <w:pPr>
+        <w:suppressAutoHyphens w:val="0"/>
+        <w:autoSpaceDE w:val="0"/>
+        <w:autoSpaceDN w:val="0"/>
+        <w:adjustRightInd w:val="0"/>
+        <w:spacing w:line="480" w:lineRule="auto"/>
+        <w:rPr>
+          <w:rFonts w:eastAsia="Noto Sans CJK SC"/>
+          <w:color w:val="000000"/>
+          <w:sz w:val="24"/>
+          <w:szCs w:val="24"/>
+        </w:rPr>
+      </w:pPr>
+      <w:r>
+        <w:rPr>
+          <w:rFonts w:eastAsia="Noto Sans CJK SC"/>
+          <w:color w:val="000000"/>
+          <w:sz w:val="24"/>
+          <w:szCs w:val="24"/>
+        </w:rPr>
+        <w:t xml:space="preserve">Primary Actor: </w:t>
+      </w:r>
+      <w:r>
+        <w:rPr>
+          <w:rFonts w:eastAsia="Noto Sans CJK SC"/>
+          <w:color w:val="000000"/>
+          <w:sz w:val="24"/>
+          <w:szCs w:val="24"/>
+        </w:rPr>
+        <w:t>Customer/Employee</w:t>
+      </w:r>
+    </w:p>
+    <w:p>
+      <w:pPr>
+        <w:suppressAutoHyphens w:val="0"/>
+        <w:autoSpaceDE w:val="0"/>
+        <w:autoSpaceDN w:val="0"/>
+        <w:adjustRightInd w:val="0"/>
+        <w:spacing w:line="480" w:lineRule="auto"/>
+        <w:rPr>
+          <w:rFonts w:eastAsia="Noto Sans CJK SC"/>
+          <w:color w:val="000000"/>
+          <w:sz w:val="24"/>
+          <w:szCs w:val="24"/>
+        </w:rPr>
+      </w:pPr>
+      <w:r>
+        <w:rPr>
+          <w:rFonts w:eastAsia="Noto Sans CJK SC"/>
+          <w:color w:val="000000"/>
+          <w:sz w:val="24"/>
+          <w:szCs w:val="24"/>
+        </w:rPr>
+        <w:t xml:space="preserve">Pre-conditions: </w:t>
+      </w:r>
+      <w:r>
+        <w:rPr>
+          <w:rFonts w:eastAsia="Noto Sans CJK SC"/>
+          <w:color w:val="000000"/>
+          <w:sz w:val="24"/>
+          <w:szCs w:val="24"/>
+        </w:rPr>
+        <w:t>Actor must be logged in.</w:t>
+      </w:r>
+    </w:p>
+    <w:p>
+      <w:pPr>
+        <w:suppressAutoHyphens w:val="0"/>
+        <w:autoSpaceDE w:val="0"/>
+        <w:autoSpaceDN w:val="0"/>
+        <w:adjustRightInd w:val="0"/>
+        <w:spacing w:line="480" w:lineRule="auto"/>
+        <w:rPr>
+          <w:rFonts w:eastAsia="Noto Sans CJK SC"/>
+          <w:color w:val="000000"/>
+          <w:sz w:val="24"/>
+          <w:szCs w:val="24"/>
+        </w:rPr>
+      </w:pPr>
+      <w:r>
+        <w:rPr>
+          <w:rFonts w:eastAsia="Noto Sans CJK SC"/>
+          <w:color w:val="000000"/>
+          <w:sz w:val="24"/>
+          <w:szCs w:val="24"/>
+        </w:rPr>
+        <w:t xml:space="preserve">Post-conditions: </w:t>
+      </w:r>
+      <w:r>
+        <w:rPr>
+          <w:rFonts w:eastAsia="Noto Sans CJK SC"/>
+          <w:color w:val="000000"/>
+          <w:sz w:val="24"/>
+          <w:szCs w:val="24"/>
+        </w:rPr>
+        <w:t>Transaction history is displayed.</w:t>
+      </w:r>
+    </w:p>
+    <w:p>
+      <w:pPr>
+        <w:suppressAutoHyphens w:val="0"/>
+        <w:autoSpaceDE w:val="0"/>
+        <w:autoSpaceDN w:val="0"/>
+        <w:adjustRightInd w:val="0"/>
+        <w:spacing w:line="480" w:lineRule="auto"/>
+        <w:rPr>
+          <w:rFonts w:eastAsia="Noto Sans CJK SC"/>
+          <w:color w:val="000000"/>
+          <w:sz w:val="24"/>
+          <w:szCs w:val="24"/>
+        </w:rPr>
+      </w:pPr>
+      <w:r>
+        <w:rPr>
+          <w:rFonts w:eastAsia="Noto Sans CJK SC"/>
+          <w:color w:val="000000"/>
+          <w:sz w:val="24"/>
+          <w:szCs w:val="24"/>
+        </w:rPr>
+        <w:t>Basic Flow or Main Scenario:</w:t>
+      </w:r>
+    </w:p>
+    <w:p>
+      <w:pPr>
+        <w:pStyle w:val="ListParagraph"/>
+        <w:numPr>
+          <w:ilvl w:val="0"/>
+          <w:numId w:val="13"/>
+        </w:numPr>
+        <w:suppressAutoHyphens w:val="0"/>
+        <w:autoSpaceDE w:val="0"/>
+        <w:autoSpaceDN w:val="0"/>
+        <w:adjustRightInd w:val="0"/>
+        <w:spacing w:line="480" w:lineRule="auto"/>
+        <w:rPr>
+          <w:rFonts w:eastAsia="Noto Sans CJK SC"/>
+          <w:color w:val="000000"/>
+          <w:sz w:val="24"/>
+          <w:szCs w:val="24"/>
+        </w:rPr>
+      </w:pPr>
+      <w:r>
+        <w:rPr>
+          <w:rFonts w:eastAsia="Noto Sans CJK SC"/>
+          <w:color w:val="000000"/>
+          <w:sz w:val="24"/>
+          <w:szCs w:val="24"/>
+        </w:rPr>
+        <w:t>The user selects an account to view history.</w:t>
+      </w:r>
+    </w:p>
+    <w:p>
+      <w:pPr>
+        <w:pStyle w:val="ListParagraph"/>
+        <w:numPr>
+          <w:ilvl w:val="0"/>
+          <w:numId w:val="13"/>
+        </w:numPr>
+        <w:suppressAutoHyphens w:val="0"/>
+        <w:autoSpaceDE w:val="0"/>
+        <w:autoSpaceDN w:val="0"/>
+        <w:adjustRightInd w:val="0"/>
+        <w:spacing w:line="480" w:lineRule="auto"/>
+        <w:rPr>
+          <w:rFonts w:eastAsia="Noto Sans CJK SC"/>
+          <w:color w:val="000000"/>
+          <w:sz w:val="24"/>
+          <w:szCs w:val="24"/>
+        </w:rPr>
+      </w:pPr>
+      <w:r>
+        <w:rPr>
+          <w:rFonts w:eastAsia="Noto Sans CJK SC"/>
+          <w:color w:val="000000"/>
+          <w:sz w:val="24"/>
+          <w:szCs w:val="24"/>
+        </w:rPr>
+        <w:t>The system retrieves the transactions within the requested date range.</w:t>
+      </w:r>
+    </w:p>
+    <w:p>
+      <w:pPr>
+        <w:pStyle w:val="ListParagraph"/>
+        <w:numPr>
+          <w:ilvl w:val="0"/>
+          <w:numId w:val="13"/>
+        </w:numPr>
+        <w:suppressAutoHyphens w:val="0"/>
+        <w:autoSpaceDE w:val="0"/>
+        <w:autoSpaceDN w:val="0"/>
+        <w:adjustRightInd w:val="0"/>
+        <w:spacing w:line="480" w:lineRule="auto"/>
+        <w:rPr>
+          <w:rFonts w:eastAsia="Noto Sans CJK SC"/>
+          <w:color w:val="000000"/>
+          <w:sz w:val="24"/>
+          <w:szCs w:val="24"/>
+        </w:rPr>
+      </w:pPr>
+      <w:r>
+        <w:rPr>
+          <w:rFonts w:eastAsia="Noto Sans CJK SC"/>
+          <w:color w:val="000000"/>
+          <w:sz w:val="24"/>
+          <w:szCs w:val="24"/>
+        </w:rPr>
+        <w:t>The system displays the transactions</w:t>
+      </w:r>
+      <w:r>
+        <w:rPr>
+          <w:rFonts w:eastAsia="Noto Sans CJK SC"/>
+          <w:color w:val="000000"/>
+          <w:sz w:val="24"/>
+          <w:szCs w:val="24"/>
+        </w:rPr>
+        <w:t>.</w:t>
+      </w:r>
+    </w:p>
+    <w:p>
+      <w:pPr>
+        <w:suppressAutoHyphens w:val="0"/>
+        <w:autoSpaceDE w:val="0"/>
+        <w:autoSpaceDN w:val="0"/>
+        <w:adjustRightInd w:val="0"/>
+        <w:spacing w:line="480" w:lineRule="auto"/>
+        <w:rPr>
+          <w:rFonts w:eastAsia="Noto Sans CJK SC"/>
+          <w:color w:val="000000"/>
+          <w:sz w:val="24"/>
+          <w:szCs w:val="24"/>
+        </w:rPr>
+      </w:pPr>
+      <w:r>
+        <w:rPr>
+          <w:rFonts w:eastAsia="Noto Sans CJK SC"/>
+          <w:color w:val="000000"/>
+          <w:sz w:val="24"/>
+          <w:szCs w:val="24"/>
+        </w:rPr>
+        <w:t>Extensions or Alternate Flows:</w:t>
+      </w:r>
+      <w:r>
+        <w:rPr>
+          <w:rFonts w:eastAsia="Noto Sans CJK SC"/>
+          <w:color w:val="000000"/>
+          <w:sz w:val="24"/>
+          <w:szCs w:val="24"/>
+        </w:rPr>
+        <w:t xml:space="preserve"> None</w:t>
+      </w:r>
+    </w:p>
+    <w:p>
+      <w:pPr>
+        <w:suppressAutoHyphens w:val="0"/>
+        <w:autoSpaceDE w:val="0"/>
+        <w:autoSpaceDN w:val="0"/>
+        <w:adjustRightInd w:val="0"/>
+        <w:spacing w:line="480" w:lineRule="auto"/>
+        <w:rPr>
+          <w:rFonts w:eastAsia="Noto Sans CJK SC"/>
+          <w:color w:val="000000"/>
+          <w:sz w:val="24"/>
+          <w:szCs w:val="24"/>
+        </w:rPr>
+      </w:pPr>
+      <w:r>
+        <w:rPr>
+          <w:rFonts w:eastAsia="Noto Sans CJK SC"/>
+          <w:color w:val="000000"/>
+          <w:sz w:val="24"/>
+          <w:szCs w:val="24"/>
+        </w:rPr>
+        <w:t xml:space="preserve">Exceptions: </w:t>
+      </w:r>
+      <w:r>
+        <w:rPr>
+          <w:rFonts w:eastAsia="Noto Sans CJK SC"/>
+          <w:color w:val="000000"/>
+          <w:sz w:val="24"/>
+          <w:szCs w:val="24"/>
+        </w:rPr>
+        <w:t>None.</w:t>
+      </w:r>
+    </w:p>
+    <w:p>
+      <w:pPr>
+        <w:suppressAutoHyphens w:val="0"/>
+        <w:autoSpaceDE w:val="0"/>
+        <w:autoSpaceDN w:val="0"/>
+        <w:adjustRightInd w:val="0"/>
+        <w:spacing w:line="480" w:lineRule="auto"/>
+        <w:rPr>
+          <w:rFonts w:eastAsia="Noto Sans CJK SC"/>
+          <w:color w:val="000000"/>
+          <w:sz w:val="24"/>
+          <w:szCs w:val="24"/>
+        </w:rPr>
+      </w:pPr>
+      <w:r>
+        <w:rPr>
+          <w:rFonts w:eastAsia="Noto Sans CJK SC"/>
+          <w:color w:val="000000"/>
+          <w:sz w:val="24"/>
+          <w:szCs w:val="24"/>
+        </w:rPr>
+        <w:t xml:space="preserve">Related Use Cases: </w:t>
+      </w:r>
+    </w:p>
+    <w:p>
+      <w:pPr>
+        <w:suppressAutoHyphens w:val="0"/>
+        <w:autoSpaceDE w:val="0"/>
+        <w:autoSpaceDN w:val="0"/>
+        <w:adjustRightInd w:val="0"/>
+        <w:spacing w:line="480" w:lineRule="auto"/>
+        <w:rPr>
+          <w:rFonts w:eastAsia="Noto Sans CJK SC"/>
+          <w:color w:val="000000"/>
+          <w:sz w:val="24"/>
+          <w:szCs w:val="24"/>
+        </w:rPr>
+      </w:pPr>
+    </w:p>
+    <w:p>
+      <w:pPr>
+        <w:suppressAutoHyphens w:val="0"/>
+        <w:autoSpaceDE w:val="0"/>
+        <w:autoSpaceDN w:val="0"/>
+        <w:adjustRightInd w:val="0"/>
+        <w:spacing w:line="480" w:lineRule="auto"/>
+        <w:rPr>
+          <w:rFonts w:eastAsia="Noto Sans CJK SC"/>
+          <w:color w:val="000000"/>
+          <w:sz w:val="24"/>
+          <w:szCs w:val="24"/>
+        </w:rPr>
+      </w:pPr>
+    </w:p>
+    <w:p>
+      <w:pPr>
+        <w:suppressAutoHyphens w:val="0"/>
+        <w:autoSpaceDE w:val="0"/>
+        <w:autoSpaceDN w:val="0"/>
+        <w:adjustRightInd w:val="0"/>
+        <w:spacing w:line="480" w:lineRule="auto"/>
+        <w:rPr>
+          <w:rFonts w:eastAsia="Noto Sans CJK SC"/>
+          <w:color w:val="000000"/>
+          <w:sz w:val="24"/>
+          <w:szCs w:val="24"/>
+        </w:rPr>
+      </w:pPr>
+    </w:p>
+    <w:p>
+      <w:pPr>
+        <w:suppressAutoHyphens w:val="0"/>
+        <w:autoSpaceDE w:val="0"/>
+        <w:autoSpaceDN w:val="0"/>
+        <w:adjustRightInd w:val="0"/>
+        <w:spacing w:line="480" w:lineRule="auto"/>
+        <w:rPr>
+          <w:rFonts w:eastAsia="Noto Sans CJK SC"/>
+          <w:color w:val="000000"/>
+          <w:sz w:val="24"/>
+          <w:szCs w:val="24"/>
+        </w:rPr>
+      </w:pPr>
+    </w:p>
+    <w:p>
+      <w:pPr>
+        <w:suppressAutoHyphens w:val="0"/>
+        <w:autoSpaceDE w:val="0"/>
+        <w:autoSpaceDN w:val="0"/>
+        <w:adjustRightInd w:val="0"/>
+        <w:spacing w:line="480" w:lineRule="auto"/>
+        <w:rPr>
+          <w:rFonts w:eastAsia="Noto Sans CJK SC"/>
+          <w:color w:val="000000"/>
+          <w:sz w:val="24"/>
+          <w:szCs w:val="24"/>
+        </w:rPr>
+      </w:pPr>
+    </w:p>
+    <w:p>
+      <w:pPr>
+        <w:suppressAutoHyphens w:val="0"/>
+        <w:autoSpaceDE w:val="0"/>
+        <w:autoSpaceDN w:val="0"/>
+        <w:adjustRightInd w:val="0"/>
+        <w:spacing w:line="480" w:lineRule="auto"/>
+        <w:rPr>
+          <w:rFonts w:eastAsia="Noto Sans CJK SC"/>
+          <w:color w:val="000000"/>
+          <w:sz w:val="24"/>
+          <w:szCs w:val="24"/>
+        </w:rPr>
+      </w:pPr>
+    </w:p>
+    <w:p>
+      <w:pPr>
+        <w:suppressAutoHyphens w:val="0"/>
+        <w:autoSpaceDE w:val="0"/>
+        <w:autoSpaceDN w:val="0"/>
+        <w:adjustRightInd w:val="0"/>
+        <w:spacing w:line="480" w:lineRule="auto"/>
+        <w:rPr>
+          <w:rFonts w:eastAsia="Noto Sans CJK SC"/>
+          <w:color w:val="000000"/>
+          <w:sz w:val="24"/>
+          <w:szCs w:val="24"/>
+        </w:rPr>
+      </w:pPr>
+    </w:p>
+    <w:p>
+      <w:pPr>
+        <w:suppressAutoHyphens w:val="0"/>
+        <w:autoSpaceDE w:val="0"/>
+        <w:autoSpaceDN w:val="0"/>
+        <w:adjustRightInd w:val="0"/>
+        <w:spacing w:line="480" w:lineRule="auto"/>
+        <w:rPr>
+          <w:rFonts w:eastAsia="Noto Sans CJK SC"/>
+          <w:color w:val="000000"/>
+          <w:sz w:val="24"/>
+          <w:szCs w:val="24"/>
+        </w:rPr>
+      </w:pPr>
+      <w:r>
+        <w:rPr>
+          <w:rFonts w:eastAsia="Noto Sans CJK SC"/>
+          <w:color w:val="000000"/>
+          <w:sz w:val="24"/>
+          <w:szCs w:val="24"/>
+        </w:rPr>
+        <w:lastRenderedPageBreak/>
+        <w:t>Use Case ID: UC</w:t>
+      </w:r>
+      <w:r>
+        <w:rPr>
+          <w:rFonts w:eastAsia="Noto Sans CJK SC"/>
+          <w:color w:val="000000"/>
+          <w:sz w:val="24"/>
+          <w:szCs w:val="24"/>
+        </w:rPr>
+        <w:t>7</w:t>
+      </w:r>
+    </w:p>
+    <w:p>
+      <w:pPr>
+        <w:suppressAutoHyphens w:val="0"/>
+        <w:autoSpaceDE w:val="0"/>
+        <w:autoSpaceDN w:val="0"/>
+        <w:adjustRightInd w:val="0"/>
+        <w:spacing w:line="480" w:lineRule="auto"/>
+        <w:rPr>
+          <w:rFonts w:eastAsia="Noto Sans CJK SC"/>
+          <w:color w:val="000000"/>
+          <w:sz w:val="24"/>
+          <w:szCs w:val="24"/>
+        </w:rPr>
+      </w:pPr>
+      <w:r>
+        <w:rPr>
+          <w:rFonts w:eastAsia="Noto Sans CJK SC"/>
+          <w:color w:val="000000"/>
+          <w:sz w:val="24"/>
+          <w:szCs w:val="24"/>
+        </w:rPr>
+        <w:t xml:space="preserve">Use Case Name: </w:t>
+      </w:r>
+      <w:r>
+        <w:rPr>
+          <w:rFonts w:eastAsia="Noto Sans CJK SC"/>
+          <w:color w:val="000000"/>
+          <w:sz w:val="24"/>
+          <w:szCs w:val="24"/>
+        </w:rPr>
+        <w:t>Freeze and Unfreeze Account</w:t>
+      </w:r>
+    </w:p>
+    <w:p>
+      <w:pPr>
+        <w:suppressAutoHyphens w:val="0"/>
+        <w:autoSpaceDE w:val="0"/>
+        <w:autoSpaceDN w:val="0"/>
+        <w:adjustRightInd w:val="0"/>
+        <w:spacing w:line="480" w:lineRule="auto"/>
+        <w:rPr>
+          <w:rFonts w:eastAsia="Noto Sans CJK SC"/>
+          <w:color w:val="000000"/>
+          <w:sz w:val="24"/>
+          <w:szCs w:val="24"/>
+        </w:rPr>
+      </w:pPr>
+      <w:r>
+        <w:rPr>
+          <w:rFonts w:eastAsia="Noto Sans CJK SC"/>
+          <w:color w:val="000000"/>
+          <w:sz w:val="24"/>
+          <w:szCs w:val="24"/>
+        </w:rPr>
+        <w:t xml:space="preserve">Relevant Requirements: </w:t>
+      </w:r>
+    </w:p>
+    <w:p>
+      <w:pPr>
+        <w:suppressAutoHyphens w:val="0"/>
+        <w:autoSpaceDE w:val="0"/>
+        <w:autoSpaceDN w:val="0"/>
+        <w:adjustRightInd w:val="0"/>
+        <w:spacing w:line="480" w:lineRule="auto"/>
+        <w:rPr>
+          <w:rFonts w:eastAsia="Noto Sans CJK SC"/>
+          <w:color w:val="000000"/>
+          <w:sz w:val="24"/>
+          <w:szCs w:val="24"/>
+        </w:rPr>
+      </w:pPr>
+      <w:r>
+        <w:rPr>
+          <w:rFonts w:eastAsia="Noto Sans CJK SC"/>
+          <w:color w:val="000000"/>
+          <w:sz w:val="24"/>
+          <w:szCs w:val="24"/>
+        </w:rPr>
+        <w:t xml:space="preserve">Primary Actor: </w:t>
+      </w:r>
+      <w:r>
+        <w:rPr>
+          <w:rFonts w:eastAsia="Noto Sans CJK SC"/>
+          <w:color w:val="000000"/>
+          <w:sz w:val="24"/>
+          <w:szCs w:val="24"/>
+        </w:rPr>
+        <w:t>Customer/Employee</w:t>
+      </w:r>
+    </w:p>
+    <w:p>
+      <w:pPr>
+        <w:suppressAutoHyphens w:val="0"/>
+        <w:autoSpaceDE w:val="0"/>
+        <w:autoSpaceDN w:val="0"/>
+        <w:adjustRightInd w:val="0"/>
+        <w:spacing w:line="480" w:lineRule="auto"/>
+        <w:rPr>
+          <w:rFonts w:eastAsia="Noto Sans CJK SC"/>
+          <w:color w:val="000000"/>
+          <w:sz w:val="24"/>
+          <w:szCs w:val="24"/>
+        </w:rPr>
+      </w:pPr>
+      <w:r>
+        <w:rPr>
+          <w:rFonts w:eastAsia="Noto Sans CJK SC"/>
+          <w:color w:val="000000"/>
+          <w:sz w:val="24"/>
+          <w:szCs w:val="24"/>
+        </w:rPr>
+        <w:t xml:space="preserve">Pre-conditions: </w:t>
+      </w:r>
+      <w:r>
+        <w:rPr>
+          <w:rFonts w:eastAsia="Noto Sans CJK SC"/>
+          <w:color w:val="000000"/>
+          <w:sz w:val="24"/>
+          <w:szCs w:val="24"/>
+        </w:rPr>
+        <w:t xml:space="preserve">Customer or an Employee </w:t>
+      </w:r>
+      <w:r>
+        <w:rPr>
+          <w:rFonts w:eastAsia="Noto Sans CJK SC"/>
+          <w:color w:val="000000"/>
+          <w:sz w:val="24"/>
+          <w:szCs w:val="24"/>
+        </w:rPr>
+        <w:t>must be logged in</w:t>
+      </w:r>
+      <w:r>
+        <w:rPr>
+          <w:rFonts w:eastAsia="Noto Sans CJK SC"/>
+          <w:color w:val="000000"/>
+          <w:sz w:val="24"/>
+          <w:szCs w:val="24"/>
+        </w:rPr>
+        <w:t>.</w:t>
+      </w:r>
+    </w:p>
+    <w:p>
+      <w:pPr>
+        <w:suppressAutoHyphens w:val="0"/>
+        <w:autoSpaceDE w:val="0"/>
+        <w:autoSpaceDN w:val="0"/>
+        <w:adjustRightInd w:val="0"/>
+        <w:spacing w:line="480" w:lineRule="auto"/>
+        <w:rPr>
+          <w:rFonts w:eastAsia="Noto Sans CJK SC"/>
+          <w:color w:val="000000"/>
+          <w:sz w:val="24"/>
+          <w:szCs w:val="24"/>
+        </w:rPr>
+      </w:pPr>
+      <w:r>
+        <w:rPr>
+          <w:rFonts w:eastAsia="Noto Sans CJK SC"/>
+          <w:color w:val="000000"/>
+          <w:sz w:val="24"/>
+          <w:szCs w:val="24"/>
+        </w:rPr>
+        <w:t xml:space="preserve">Post-conditions: </w:t>
+      </w:r>
+      <w:r>
+        <w:rPr>
+          <w:rFonts w:eastAsia="Noto Sans CJK SC"/>
+          <w:color w:val="000000"/>
+          <w:sz w:val="24"/>
+          <w:szCs w:val="24"/>
+        </w:rPr>
+        <w:t>The accounts frozen status is updated.</w:t>
+      </w:r>
+    </w:p>
+    <w:p>
+      <w:pPr>
+        <w:suppressAutoHyphens w:val="0"/>
+        <w:autoSpaceDE w:val="0"/>
+        <w:autoSpaceDN w:val="0"/>
+        <w:adjustRightInd w:val="0"/>
+        <w:spacing w:line="480" w:lineRule="auto"/>
+        <w:rPr>
+          <w:rFonts w:eastAsia="Noto Sans CJK SC"/>
+          <w:color w:val="000000"/>
+          <w:sz w:val="24"/>
+          <w:szCs w:val="24"/>
+        </w:rPr>
+      </w:pPr>
+      <w:r>
+        <w:rPr>
+          <w:rFonts w:eastAsia="Noto Sans CJK SC"/>
+          <w:color w:val="000000"/>
+          <w:sz w:val="24"/>
+          <w:szCs w:val="24"/>
+        </w:rPr>
+        <w:t>Basic Flow or Main Scenario:</w:t>
+      </w:r>
+    </w:p>
+    <w:p>
+      <w:pPr>
+        <w:pStyle w:val="ListParagraph"/>
+        <w:numPr>
+          <w:ilvl w:val="0"/>
+          <w:numId w:val="14"/>
+        </w:numPr>
+        <w:suppressAutoHyphens w:val="0"/>
+        <w:autoSpaceDE w:val="0"/>
+        <w:autoSpaceDN w:val="0"/>
+        <w:adjustRightInd w:val="0"/>
+        <w:spacing w:line="480" w:lineRule="auto"/>
+        <w:rPr>
+          <w:rFonts w:eastAsia="Noto Sans CJK SC"/>
+          <w:color w:val="000000"/>
+          <w:sz w:val="24"/>
+          <w:szCs w:val="24"/>
+        </w:rPr>
+      </w:pPr>
+      <w:r>
+        <w:rPr>
+          <w:rFonts w:eastAsia="Noto Sans CJK SC"/>
+          <w:color w:val="000000"/>
+          <w:sz w:val="24"/>
+          <w:szCs w:val="24"/>
+        </w:rPr>
+        <w:t>User selects an account to freeze</w:t>
+      </w:r>
+      <w:r>
+        <w:rPr>
+          <w:rFonts w:eastAsia="Noto Sans CJK SC"/>
+          <w:color w:val="000000"/>
+          <w:sz w:val="24"/>
+          <w:szCs w:val="24"/>
+        </w:rPr>
+        <w:t xml:space="preserve"> or unfreeze</w:t>
+      </w:r>
+      <w:r>
+        <w:rPr>
+          <w:rFonts w:eastAsia="Noto Sans CJK SC"/>
+          <w:color w:val="000000"/>
+          <w:sz w:val="24"/>
+          <w:szCs w:val="24"/>
+        </w:rPr>
+        <w:t>.</w:t>
+      </w:r>
+    </w:p>
+    <w:p>
+      <w:pPr>
+        <w:pStyle w:val="ListParagraph"/>
+        <w:numPr>
+          <w:ilvl w:val="0"/>
+          <w:numId w:val="14"/>
+        </w:numPr>
+        <w:suppressAutoHyphens w:val="0"/>
+        <w:autoSpaceDE w:val="0"/>
+        <w:autoSpaceDN w:val="0"/>
+        <w:adjustRightInd w:val="0"/>
+        <w:spacing w:line="480" w:lineRule="auto"/>
+        <w:rPr>
+          <w:rFonts w:eastAsia="Noto Sans CJK SC"/>
+          <w:color w:val="000000"/>
+          <w:sz w:val="24"/>
+          <w:szCs w:val="24"/>
+        </w:rPr>
+      </w:pPr>
+      <w:r>
+        <w:rPr>
+          <w:rFonts w:eastAsia="Noto Sans CJK SC"/>
+          <w:color w:val="000000"/>
+          <w:sz w:val="24"/>
+          <w:szCs w:val="24"/>
+        </w:rPr>
+        <w:t>The system updates the account status to frozen or unfrozen.</w:t>
+      </w:r>
+    </w:p>
+    <w:p>
+      <w:pPr>
+        <w:suppressAutoHyphens w:val="0"/>
+        <w:autoSpaceDE w:val="0"/>
+        <w:autoSpaceDN w:val="0"/>
+        <w:adjustRightInd w:val="0"/>
+        <w:spacing w:line="480" w:lineRule="auto"/>
+        <w:rPr>
+          <w:rFonts w:eastAsia="Noto Sans CJK SC"/>
+          <w:color w:val="000000"/>
+          <w:sz w:val="24"/>
+          <w:szCs w:val="24"/>
+        </w:rPr>
+      </w:pPr>
+      <w:r>
+        <w:rPr>
+          <w:rFonts w:eastAsia="Noto Sans CJK SC"/>
+          <w:color w:val="000000"/>
+          <w:sz w:val="24"/>
+          <w:szCs w:val="24"/>
+        </w:rPr>
+        <w:t>Extensions or Alternate Flows:</w:t>
+      </w:r>
+      <w:r>
+        <w:rPr>
+          <w:rFonts w:eastAsia="Noto Sans CJK SC"/>
+          <w:color w:val="000000"/>
+          <w:sz w:val="24"/>
+          <w:szCs w:val="24"/>
+        </w:rPr>
+        <w:t xml:space="preserve"> None.</w:t>
+      </w:r>
+    </w:p>
+    <w:p>
+      <w:pPr>
+        <w:suppressAutoHyphens w:val="0"/>
+        <w:autoSpaceDE w:val="0"/>
+        <w:autoSpaceDN w:val="0"/>
+        <w:adjustRightInd w:val="0"/>
+        <w:spacing w:line="480" w:lineRule="auto"/>
+        <w:rPr>
+          <w:rFonts w:eastAsia="Noto Sans CJK SC"/>
+          <w:color w:val="000000"/>
+          <w:sz w:val="24"/>
+          <w:szCs w:val="24"/>
+        </w:rPr>
+      </w:pPr>
+      <w:r>
+        <w:rPr>
+          <w:rFonts w:eastAsia="Noto Sans CJK SC"/>
+          <w:color w:val="000000"/>
+          <w:sz w:val="24"/>
+          <w:szCs w:val="24"/>
+        </w:rPr>
+        <w:t xml:space="preserve">Exceptions: </w:t>
+      </w:r>
+      <w:r>
+        <w:rPr>
+          <w:rFonts w:eastAsia="Noto Sans CJK SC"/>
+          <w:color w:val="000000"/>
+          <w:sz w:val="24"/>
+          <w:szCs w:val="24"/>
+        </w:rPr>
+        <w:t>None</w:t>
+      </w:r>
+    </w:p>
+    <w:p>
+      <w:pPr>
+        <w:suppressAutoHyphens w:val="0"/>
+        <w:autoSpaceDE w:val="0"/>
+        <w:autoSpaceDN w:val="0"/>
+        <w:adjustRightInd w:val="0"/>
+        <w:spacing w:line="480" w:lineRule="auto"/>
+        <w:rPr>
+          <w:rFonts w:eastAsia="Noto Sans CJK SC"/>
+          <w:color w:val="000000"/>
+          <w:sz w:val="24"/>
+          <w:szCs w:val="24"/>
+        </w:rPr>
+      </w:pPr>
+      <w:r>
+        <w:rPr>
+          <w:rFonts w:eastAsia="Noto Sans CJK SC"/>
+          <w:color w:val="000000"/>
+          <w:sz w:val="24"/>
+          <w:szCs w:val="24"/>
+        </w:rPr>
+        <w:t xml:space="preserve">Related Use Cases: </w:t>
+      </w:r>
+      <w:r>
+        <w:rPr>
+          <w:rFonts w:eastAsia="Noto Sans CJK SC"/>
+          <w:color w:val="000000"/>
+          <w:sz w:val="24"/>
+          <w:szCs w:val="24"/>
+        </w:rPr>
+        <w:t>UC2, UC4, UC5</w:t>
+      </w:r>
+    </w:p>
+    <w:p>
+      <w:pPr>
+        <w:suppressAutoHyphens w:val="0"/>
+        <w:autoSpaceDE w:val="0"/>
+        <w:autoSpaceDN w:val="0"/>
+        <w:adjustRightInd w:val="0"/>
+        <w:spacing w:line="480" w:lineRule="auto"/>
+        <w:rPr>
+          <w:rFonts w:eastAsia="Noto Sans CJK SC"/>
+          <w:color w:val="000000"/>
+          <w:sz w:val="24"/>
+          <w:szCs w:val="24"/>
+        </w:rPr>
+      </w:pPr>
+    </w:p>
+    <w:p>
+      <w:pPr>
+        <w:suppressAutoHyphens w:val="0"/>
+        <w:autoSpaceDE w:val="0"/>
+        <w:autoSpaceDN w:val="0"/>
+        <w:adjustRightInd w:val="0"/>
+        <w:spacing w:line="480" w:lineRule="auto"/>
+        <w:rPr>
+          <w:rFonts w:eastAsia="Noto Sans CJK SC"/>
+          <w:color w:val="000000"/>
+          <w:sz w:val="24"/>
+          <w:szCs w:val="24"/>
+        </w:rPr>
+      </w:pPr>
+    </w:p>
+    <w:p>
+      <w:pPr>
+        <w:suppressAutoHyphens w:val="0"/>
+        <w:autoSpaceDE w:val="0"/>
+        <w:autoSpaceDN w:val="0"/>
+        <w:adjustRightInd w:val="0"/>
+        <w:spacing w:line="480" w:lineRule="auto"/>
+        <w:rPr>
+          <w:rFonts w:eastAsia="Noto Sans CJK SC"/>
+          <w:color w:val="000000"/>
+          <w:sz w:val="24"/>
+          <w:szCs w:val="24"/>
+        </w:rPr>
+      </w:pPr>
+    </w:p>
+    <w:p>
+      <w:pPr>
+        <w:suppressAutoHyphens w:val="0"/>
+        <w:autoSpaceDE w:val="0"/>
+        <w:autoSpaceDN w:val="0"/>
+        <w:adjustRightInd w:val="0"/>
+        <w:spacing w:line="480" w:lineRule="auto"/>
+        <w:rPr>
+          <w:rFonts w:eastAsia="Noto Sans CJK SC"/>
+          <w:color w:val="000000"/>
+          <w:sz w:val="24"/>
+          <w:szCs w:val="24"/>
+        </w:rPr>
+      </w:pPr>
+    </w:p>
+    <w:p>
+      <w:pPr>
+        <w:suppressAutoHyphens w:val="0"/>
+        <w:autoSpaceDE w:val="0"/>
+        <w:autoSpaceDN w:val="0"/>
+        <w:adjustRightInd w:val="0"/>
+        <w:spacing w:line="480" w:lineRule="auto"/>
+        <w:rPr>
+          <w:rFonts w:eastAsia="Noto Sans CJK SC"/>
+          <w:color w:val="000000"/>
+          <w:sz w:val="24"/>
+          <w:szCs w:val="24"/>
+        </w:rPr>
+      </w:pPr>
+    </w:p>
+    <w:p>
+      <w:pPr>
+        <w:suppressAutoHyphens w:val="0"/>
+        <w:autoSpaceDE w:val="0"/>
+        <w:autoSpaceDN w:val="0"/>
+        <w:adjustRightInd w:val="0"/>
+        <w:spacing w:line="480" w:lineRule="auto"/>
+        <w:rPr>
+          <w:rFonts w:eastAsia="Noto Sans CJK SC"/>
+          <w:color w:val="000000"/>
+          <w:sz w:val="24"/>
+          <w:szCs w:val="24"/>
+        </w:rPr>
+      </w:pPr>
+    </w:p>
+    <w:p>
+      <w:pPr>
+        <w:suppressAutoHyphens w:val="0"/>
+        <w:autoSpaceDE w:val="0"/>
+        <w:autoSpaceDN w:val="0"/>
+        <w:adjustRightInd w:val="0"/>
+        <w:spacing w:line="480" w:lineRule="auto"/>
+        <w:rPr>
+          <w:rFonts w:eastAsia="Noto Sans CJK SC"/>
+          <w:color w:val="000000"/>
+          <w:sz w:val="24"/>
+          <w:szCs w:val="24"/>
+        </w:rPr>
+      </w:pPr>
+    </w:p>
+    <w:p>
+      <w:pPr>
+        <w:suppressAutoHyphens w:val="0"/>
+        <w:autoSpaceDE w:val="0"/>
+        <w:autoSpaceDN w:val="0"/>
+        <w:adjustRightInd w:val="0"/>
+        <w:spacing w:line="480" w:lineRule="auto"/>
+        <w:rPr>
+          <w:rFonts w:eastAsia="Noto Sans CJK SC"/>
+          <w:color w:val="000000"/>
+          <w:sz w:val="24"/>
+          <w:szCs w:val="24"/>
+        </w:rPr>
+      </w:pPr>
+    </w:p>
+    <w:p>
+      <w:pPr>
+        <w:suppressAutoHyphens w:val="0"/>
+        <w:autoSpaceDE w:val="0"/>
+        <w:autoSpaceDN w:val="0"/>
+        <w:adjustRightInd w:val="0"/>
+        <w:spacing w:line="480" w:lineRule="auto"/>
+        <w:rPr>
+          <w:rFonts w:eastAsia="Noto Sans CJK SC"/>
+          <w:color w:val="000000"/>
+          <w:sz w:val="24"/>
+          <w:szCs w:val="24"/>
+        </w:rPr>
+      </w:pPr>
+    </w:p>
+    <w:p>
+      <w:pPr>
+        <w:suppressAutoHyphens w:val="0"/>
+        <w:autoSpaceDE w:val="0"/>
+        <w:autoSpaceDN w:val="0"/>
+        <w:adjustRightInd w:val="0"/>
+        <w:spacing w:line="480" w:lineRule="auto"/>
+        <w:rPr>
+          <w:rFonts w:eastAsia="Noto Sans CJK SC"/>
+          <w:color w:val="000000"/>
+          <w:sz w:val="24"/>
+          <w:szCs w:val="24"/>
+        </w:rPr>
+      </w:pPr>
+    </w:p>
+    <w:p>
+      <w:pPr>
+        <w:suppressAutoHyphens w:val="0"/>
+        <w:autoSpaceDE w:val="0"/>
+        <w:autoSpaceDN w:val="0"/>
+        <w:adjustRightInd w:val="0"/>
+        <w:spacing w:line="480" w:lineRule="auto"/>
+        <w:rPr>
+          <w:rFonts w:eastAsia="Noto Sans CJK SC"/>
+          <w:color w:val="000000"/>
+          <w:sz w:val="24"/>
+          <w:szCs w:val="24"/>
+        </w:rPr>
+      </w:pPr>
+    </w:p>
+    <w:p>
+      <w:pPr>
+        <w:suppressAutoHyphens w:val="0"/>
+        <w:autoSpaceDE w:val="0"/>
+        <w:autoSpaceDN w:val="0"/>
+        <w:adjustRightInd w:val="0"/>
+        <w:spacing w:line="480" w:lineRule="auto"/>
+        <w:rPr>
+          <w:rFonts w:eastAsia="Noto Sans CJK SC"/>
+          <w:color w:val="000000"/>
+          <w:sz w:val="24"/>
+          <w:szCs w:val="24"/>
+        </w:rPr>
+      </w:pPr>
+      <w:r>
+        <w:rPr>
+          <w:rFonts w:eastAsia="Noto Sans CJK SC"/>
+          <w:color w:val="000000"/>
+          <w:sz w:val="24"/>
+          <w:szCs w:val="24"/>
+        </w:rPr>
+        <w:lastRenderedPageBreak/>
+        <w:t>Use Case ID: UC</w:t>
+      </w:r>
+      <w:r>
+        <w:rPr>
+          <w:rFonts w:eastAsia="Noto Sans CJK SC"/>
+          <w:color w:val="000000"/>
+          <w:sz w:val="24"/>
+          <w:szCs w:val="24"/>
+        </w:rPr>
+        <w:t>8</w:t>
+      </w:r>
+    </w:p>
+    <w:p>
+      <w:pPr>
+        <w:suppressAutoHyphens w:val="0"/>
+        <w:autoSpaceDE w:val="0"/>
+        <w:autoSpaceDN w:val="0"/>
+        <w:adjustRightInd w:val="0"/>
+        <w:spacing w:line="480" w:lineRule="auto"/>
+        <w:rPr>
+          <w:rFonts w:eastAsia="Noto Sans CJK SC"/>
+          <w:color w:val="000000"/>
+          <w:sz w:val="24"/>
+          <w:szCs w:val="24"/>
+        </w:rPr>
+      </w:pPr>
+      <w:r>
+        <w:rPr>
+          <w:rFonts w:eastAsia="Noto Sans CJK SC"/>
+          <w:color w:val="000000"/>
+          <w:sz w:val="24"/>
+          <w:szCs w:val="24"/>
+        </w:rPr>
+        <w:t xml:space="preserve">Use Case Name: </w:t>
+      </w:r>
+      <w:r>
+        <w:rPr>
+          <w:rFonts w:eastAsia="Noto Sans CJK SC"/>
+          <w:color w:val="000000"/>
+          <w:sz w:val="24"/>
+          <w:szCs w:val="24"/>
+        </w:rPr>
+        <w:t>Create or Close Account</w:t>
+      </w:r>
+    </w:p>
+    <w:p>
+      <w:pPr>
+        <w:suppressAutoHyphens w:val="0"/>
+        <w:autoSpaceDE w:val="0"/>
+        <w:autoSpaceDN w:val="0"/>
+        <w:adjustRightInd w:val="0"/>
+        <w:spacing w:line="480" w:lineRule="auto"/>
+        <w:rPr>
+          <w:rFonts w:eastAsia="Noto Sans CJK SC"/>
+          <w:color w:val="000000"/>
+          <w:sz w:val="24"/>
+          <w:szCs w:val="24"/>
+        </w:rPr>
+      </w:pPr>
+      <w:r>
+        <w:rPr>
+          <w:rFonts w:eastAsia="Noto Sans CJK SC"/>
+          <w:color w:val="000000"/>
+          <w:sz w:val="24"/>
+          <w:szCs w:val="24"/>
+        </w:rPr>
+        <w:t xml:space="preserve">Relevant Requirements: </w:t>
+      </w:r>
+    </w:p>
+    <w:p>
+      <w:pPr>
+        <w:suppressAutoHyphens w:val="0"/>
+        <w:autoSpaceDE w:val="0"/>
+        <w:autoSpaceDN w:val="0"/>
+        <w:adjustRightInd w:val="0"/>
+        <w:spacing w:line="480" w:lineRule="auto"/>
+        <w:rPr>
+          <w:rFonts w:eastAsia="Noto Sans CJK SC"/>
+          <w:color w:val="000000"/>
+          <w:sz w:val="24"/>
+          <w:szCs w:val="24"/>
+        </w:rPr>
+      </w:pPr>
+      <w:r>
+        <w:rPr>
+          <w:rFonts w:eastAsia="Noto Sans CJK SC"/>
+          <w:color w:val="000000"/>
+          <w:sz w:val="24"/>
+          <w:szCs w:val="24"/>
+        </w:rPr>
+        <w:t xml:space="preserve">Primary Actor: </w:t>
+      </w:r>
+      <w:r>
+        <w:rPr>
+          <w:rFonts w:eastAsia="Noto Sans CJK SC"/>
+          <w:color w:val="000000"/>
+          <w:sz w:val="24"/>
+          <w:szCs w:val="24"/>
+        </w:rPr>
+        <w:t>Employee</w:t>
+      </w:r>
+    </w:p>
+    <w:p>
+      <w:pPr>
+        <w:suppressAutoHyphens w:val="0"/>
+        <w:autoSpaceDE w:val="0"/>
+        <w:autoSpaceDN w:val="0"/>
+        <w:adjustRightInd w:val="0"/>
+        <w:spacing w:line="480" w:lineRule="auto"/>
+        <w:rPr>
+          <w:rFonts w:eastAsia="Noto Sans CJK SC"/>
+          <w:color w:val="000000"/>
+          <w:sz w:val="24"/>
+          <w:szCs w:val="24"/>
+        </w:rPr>
+      </w:pPr>
+      <w:r>
+        <w:rPr>
+          <w:rFonts w:eastAsia="Noto Sans CJK SC"/>
+          <w:color w:val="000000"/>
+          <w:sz w:val="24"/>
+          <w:szCs w:val="24"/>
+        </w:rPr>
+        <w:t xml:space="preserve">Pre-conditions: </w:t>
+      </w:r>
+    </w:p>
+    <w:p>
+      <w:pPr>
+        <w:suppressAutoHyphens w:val="0"/>
+        <w:autoSpaceDE w:val="0"/>
+        <w:autoSpaceDN w:val="0"/>
+        <w:adjustRightInd w:val="0"/>
+        <w:spacing w:line="480" w:lineRule="auto"/>
+        <w:rPr>
+          <w:rFonts w:eastAsia="Noto Sans CJK SC"/>
+          <w:color w:val="000000"/>
+          <w:sz w:val="24"/>
+          <w:szCs w:val="24"/>
+        </w:rPr>
+      </w:pPr>
+      <w:r>
+        <w:rPr>
+          <w:rFonts w:eastAsia="Noto Sans CJK SC"/>
+          <w:color w:val="000000"/>
+          <w:sz w:val="24"/>
+          <w:szCs w:val="24"/>
+        </w:rPr>
+        <w:t xml:space="preserve">Post-conditions: </w:t>
+      </w:r>
+      <w:r>
+        <w:rPr>
+          <w:rFonts w:eastAsia="Noto Sans CJK SC"/>
+          <w:color w:val="000000"/>
+          <w:sz w:val="24"/>
+          <w:szCs w:val="24"/>
+        </w:rPr>
+        <w:t>Account is created or closed.</w:t>
+      </w:r>
+    </w:p>
+    <w:p>
+      <w:pPr>
+        <w:suppressAutoHyphens w:val="0"/>
+        <w:autoSpaceDE w:val="0"/>
+        <w:autoSpaceDN w:val="0"/>
+        <w:adjustRightInd w:val="0"/>
+        <w:spacing w:line="480" w:lineRule="auto"/>
+        <w:rPr>
+          <w:rFonts w:eastAsia="Noto Sans CJK SC"/>
+          <w:color w:val="000000"/>
+          <w:sz w:val="24"/>
+          <w:szCs w:val="24"/>
+        </w:rPr>
+      </w:pPr>
+      <w:r>
+        <w:rPr>
+          <w:rFonts w:eastAsia="Noto Sans CJK SC"/>
+          <w:color w:val="000000"/>
+          <w:sz w:val="24"/>
+          <w:szCs w:val="24"/>
+        </w:rPr>
+        <w:t>Basic Flow or Main Scenario:</w:t>
+      </w:r>
+    </w:p>
+    <w:p>
+      <w:pPr>
+        <w:pStyle w:val="ListParagraph"/>
+        <w:numPr>
+          <w:ilvl w:val="0"/>
+          <w:numId w:val="15"/>
+        </w:numPr>
+        <w:suppressAutoHyphens w:val="0"/>
+        <w:autoSpaceDE w:val="0"/>
+        <w:autoSpaceDN w:val="0"/>
+        <w:adjustRightInd w:val="0"/>
+        <w:spacing w:line="480" w:lineRule="auto"/>
+        <w:rPr>
+          <w:rFonts w:eastAsia="Noto Sans CJK SC"/>
+          <w:color w:val="000000"/>
+          <w:sz w:val="24"/>
+          <w:szCs w:val="24"/>
+        </w:rPr>
+      </w:pPr>
+      <w:r>
+        <w:rPr>
+          <w:rFonts w:eastAsia="Noto Sans CJK SC"/>
+          <w:color w:val="000000"/>
+          <w:sz w:val="24"/>
+          <w:szCs w:val="24"/>
+        </w:rPr>
+        <w:t>Employee selects account type to create or close.</w:t>
+      </w:r>
+    </w:p>
+    <w:p>
+      <w:pPr>
+        <w:pStyle w:val="ListParagraph"/>
+        <w:numPr>
+          <w:ilvl w:val="0"/>
+          <w:numId w:val="15"/>
+        </w:numPr>
+        <w:suppressAutoHyphens w:val="0"/>
+        <w:autoSpaceDE w:val="0"/>
+        <w:autoSpaceDN w:val="0"/>
+        <w:adjustRightInd w:val="0"/>
+        <w:spacing w:line="480" w:lineRule="auto"/>
+        <w:rPr>
+          <w:rFonts w:eastAsia="Noto Sans CJK SC"/>
+          <w:color w:val="000000"/>
+          <w:sz w:val="24"/>
+          <w:szCs w:val="24"/>
+        </w:rPr>
+      </w:pPr>
+      <w:r>
+        <w:rPr>
+          <w:rFonts w:eastAsia="Noto Sans CJK SC"/>
+          <w:color w:val="000000"/>
+          <w:sz w:val="24"/>
+          <w:szCs w:val="24"/>
+        </w:rPr>
+        <w:t>The system creates/closes the account.</w:t>
+      </w:r>
+    </w:p>
+    <w:p>
+      <w:pPr>
+        <w:pStyle w:val="ListParagraph"/>
+        <w:numPr>
+          <w:ilvl w:val="0"/>
+          <w:numId w:val="15"/>
+        </w:numPr>
+        <w:suppressAutoHyphens w:val="0"/>
+        <w:autoSpaceDE w:val="0"/>
+        <w:autoSpaceDN w:val="0"/>
+        <w:adjustRightInd w:val="0"/>
+        <w:spacing w:line="480" w:lineRule="auto"/>
+        <w:rPr>
+          <w:rFonts w:eastAsia="Noto Sans CJK SC"/>
+          <w:color w:val="000000"/>
+          <w:sz w:val="24"/>
+          <w:szCs w:val="24"/>
+        </w:rPr>
+      </w:pPr>
+      <w:r>
+        <w:rPr>
+          <w:rFonts w:eastAsia="Noto Sans CJK SC"/>
+          <w:color w:val="000000"/>
+          <w:sz w:val="24"/>
+          <w:szCs w:val="24"/>
+        </w:rPr>
+        <w:t xml:space="preserve">The </w:t>
+      </w:r>
+      <w:r>
+        <w:rPr>
+          <w:rFonts w:eastAsia="Noto Sans CJK SC"/>
+          <w:color w:val="000000"/>
+          <w:sz w:val="24"/>
+          <w:szCs w:val="24"/>
+        </w:rPr>
+        <w:t>customer’s</w:t>
+      </w:r>
+      <w:r>
+        <w:rPr>
+          <w:rFonts w:eastAsia="Noto Sans CJK SC"/>
+          <w:color w:val="000000"/>
+          <w:sz w:val="24"/>
+          <w:szCs w:val="24"/>
+        </w:rPr>
+        <w:t xml:space="preserve"> profile is updated.</w:t>
+      </w:r>
+    </w:p>
+    <w:p>
+      <w:pPr>
+        <w:suppressAutoHyphens w:val="0"/>
+        <w:autoSpaceDE w:val="0"/>
+        <w:autoSpaceDN w:val="0"/>
+        <w:adjustRightInd w:val="0"/>
+        <w:spacing w:line="480" w:lineRule="auto"/>
+        <w:rPr>
+          <w:rFonts w:eastAsia="Noto Sans CJK SC"/>
+          <w:color w:val="000000"/>
+          <w:sz w:val="24"/>
+          <w:szCs w:val="24"/>
+        </w:rPr>
+      </w:pPr>
+      <w:r>
+        <w:rPr>
+          <w:rFonts w:eastAsia="Noto Sans CJK SC"/>
+          <w:color w:val="000000"/>
+          <w:sz w:val="24"/>
+          <w:szCs w:val="24"/>
+        </w:rPr>
+        <w:t>Extensions or Alternate Flows:</w:t>
+      </w:r>
+    </w:p>
+    <w:p>
+      <w:pPr>
+        <w:suppressAutoHyphens w:val="0"/>
+        <w:autoSpaceDE w:val="0"/>
+        <w:autoSpaceDN w:val="0"/>
+        <w:adjustRightInd w:val="0"/>
+        <w:spacing w:line="480" w:lineRule="auto"/>
+        <w:rPr>
+          <w:rFonts w:eastAsia="Noto Sans CJK SC"/>
+          <w:color w:val="000000"/>
+          <w:sz w:val="24"/>
+          <w:szCs w:val="24"/>
+        </w:rPr>
+      </w:pPr>
+      <w:r>
+        <w:rPr>
+          <w:rFonts w:eastAsia="Noto Sans CJK SC"/>
+          <w:color w:val="000000"/>
+          <w:sz w:val="24"/>
+          <w:szCs w:val="24"/>
+        </w:rPr>
+        <w:t xml:space="preserve">Exceptions: </w:t>
+      </w:r>
+    </w:p>
+    <w:p>
+      <w:pPr>
+        <w:suppressAutoHyphens w:val="0"/>
+        <w:autoSpaceDE w:val="0"/>
+        <w:autoSpaceDN w:val="0"/>
+        <w:adjustRightInd w:val="0"/>
+        <w:spacing w:line="480" w:lineRule="auto"/>
+        <w:rPr>
+          <w:rFonts w:eastAsia="Noto Sans CJK SC"/>
+          <w:color w:val="000000"/>
+          <w:sz w:val="24"/>
+          <w:szCs w:val="24"/>
+        </w:rPr>
+      </w:pPr>
+      <w:r>
+        <w:rPr>
+          <w:rFonts w:eastAsia="Noto Sans CJK SC"/>
+          <w:color w:val="000000"/>
+          <w:sz w:val="24"/>
+          <w:szCs w:val="24"/>
+        </w:rPr>
+        <w:tab/>
+        <w:t xml:space="preserve">1.  </w:t>
+      </w:r>
+    </w:p>
+    <w:p>
+      <w:pPr>
+        <w:suppressAutoHyphens w:val="0"/>
+        <w:autoSpaceDE w:val="0"/>
+        <w:autoSpaceDN w:val="0"/>
+        <w:adjustRightInd w:val="0"/>
+        <w:spacing w:line="480" w:lineRule="auto"/>
+        <w:rPr>
+          <w:rFonts w:eastAsia="Noto Sans CJK SC"/>
+          <w:color w:val="000000"/>
+          <w:sz w:val="24"/>
+          <w:szCs w:val="24"/>
+        </w:rPr>
+      </w:pPr>
+      <w:r>
+        <w:rPr>
+          <w:rFonts w:eastAsia="Noto Sans CJK SC"/>
+          <w:color w:val="000000"/>
+          <w:sz w:val="24"/>
+          <w:szCs w:val="24"/>
+        </w:rPr>
+        <w:t xml:space="preserve">Related Use Cases: </w:t>
+      </w:r>
+    </w:p>
+    <w:p>
+      <w:pPr>
+        <w:suppressAutoHyphens w:val="0"/>
+        <w:autoSpaceDE w:val="0"/>
+        <w:autoSpaceDN w:val="0"/>
+        <w:adjustRightInd w:val="0"/>
+        <w:spacing w:line="480" w:lineRule="auto"/>
+        <w:rPr>
+          <w:rFonts w:eastAsia="Noto Sans CJK SC"/>
+          <w:color w:val="000000"/>
+          <w:sz w:val="24"/>
+          <w:szCs w:val="24"/>
+        </w:rPr>
       </w:pPr>
     </w:p>
     <w:p/>
@@ -5052,17 +9560,8 @@
                               <w:rStyle w:val="PageNumber"/>
                               <w:color w:val="000000"/>
                             </w:rPr>
-                            <w:t>i</w:t>
+                            <w:t>ii</w:t>
                           </w:r>
-                          <w:proofErr w:type="spellStart"/>
-                          <w:r>
-                            <w:rPr>
-                              <w:rStyle w:val="PageNumber"/>
-                              <w:color w:val="000000"/>
-                            </w:rPr>
-                            <w:t>i</w:t>
-                          </w:r>
-                          <w:proofErr w:type="spellEnd"/>
                           <w:r>
                             <w:rPr>
                               <w:rStyle w:val="PageNumber"/>
@@ -5117,17 +9616,8 @@
                         <w:rStyle w:val="PageNumber"/>
                         <w:color w:val="000000"/>
                       </w:rPr>
-                      <w:t>i</w:t>
+                      <w:t>ii</w:t>
                     </w:r>
-                    <w:proofErr w:type="spellStart"/>
-                    <w:r>
-                      <w:rPr>
-                        <w:rStyle w:val="PageNumber"/>
-                        <w:color w:val="000000"/>
-                      </w:rPr>
-                      <w:t>i</w:t>
-                    </w:r>
-                    <w:proofErr w:type="spellEnd"/>
                     <w:r>
                       <w:rPr>
                         <w:rStyle w:val="PageNumber"/>
@@ -5235,17 +9725,8 @@
                               <w:rStyle w:val="PageNumber"/>
                               <w:color w:val="000000"/>
                             </w:rPr>
-                            <w:t>vii</w:t>
+                            <w:t>viii</w:t>
                           </w:r>
-                          <w:proofErr w:type="spellStart"/>
-                          <w:r>
-                            <w:rPr>
-                              <w:rStyle w:val="PageNumber"/>
-                              <w:color w:val="000000"/>
-                            </w:rPr>
-                            <w:t>i</w:t>
-                          </w:r>
-                          <w:proofErr w:type="spellEnd"/>
                           <w:r>
                             <w:rPr>
                               <w:rStyle w:val="PageNumber"/>
@@ -5300,17 +9781,8 @@
                         <w:rStyle w:val="PageNumber"/>
                         <w:color w:val="000000"/>
                       </w:rPr>
-                      <w:t>vii</w:t>
+                      <w:t>viii</w:t>
                     </w:r>
-                    <w:proofErr w:type="spellStart"/>
-                    <w:r>
-                      <w:rPr>
-                        <w:rStyle w:val="PageNumber"/>
-                        <w:color w:val="000000"/>
-                      </w:rPr>
-                      <w:t>i</w:t>
-                    </w:r>
-                    <w:proofErr w:type="spellEnd"/>
                     <w:r>
                       <w:rPr>
                         <w:rStyle w:val="PageNumber"/>
@@ -5365,16 +9837,8 @@
       <w:rPr>
         <w:rStyle w:val="PageNumber"/>
       </w:rPr>
-      <w:t>ii</w:t>
+      <w:t>iii</w:t>
     </w:r>
-    <w:proofErr w:type="spellStart"/>
-    <w:r>
-      <w:rPr>
-        <w:rStyle w:val="PageNumber"/>
-      </w:rPr>
-      <w:t>i</w:t>
-    </w:r>
-    <w:proofErr w:type="spellEnd"/>
     <w:r>
       <w:rPr>
         <w:rStyle w:val="PageNumber"/>
@@ -5447,6 +9911,273 @@
 <file path=word/numbering.xml><?xml version="1.0" encoding="utf-8"?>
 <w:numbering xmlns:wpc="http://schemas.microsoft.com/office/word/2010/wordprocessingCanvas" xmlns:cx="http://schemas.microsoft.com/office/drawing/2014/chartex" xmlns:cx1="http://schemas.microsoft.com/office/drawing/2015/9/8/chartex" xmlns:cx2="http://schemas.microsoft.com/office/drawing/2015/10/21/chartex" xmlns:cx3="http://schemas.microsoft.com/office/drawing/2016/5/9/chartex" xmlns:cx4="http://schemas.microsoft.com/office/drawing/2016/5/10/chartex" xmlns:cx5="http://schemas.microsoft.com/office/drawing/2016/5/11/chartex" xmlns:cx6="http://schemas.microsoft.com/office/drawing/2016/5/12/chartex" xmlns:cx7="http://schemas.microsoft.com/office/drawing/2016/5/13/chartex" xmlns:cx8="http://schemas.microsoft.com/office/drawing/2016/5/14/chartex" xmlns:mc="http://schemas.openxmlformats.org/markup-compatibility/2006" xmlns:aink="http://schemas.microsoft.com/office/drawing/2016/ink" xmlns:am3d="http://schemas.microsoft.com/office/drawing/2017/model3d" xmlns:o="urn:schemas-microsoft-com:office:office" xmlns:oel="http://schemas.microsoft.com/office/2019/extlst" xmlns:r="http://schemas.openxmlformats.org/officeDocument/2006/relationships" xmlns:m="http://schemas.openxmlformats.org/officeDocument/2006/math" xmlns:v="urn:schemas-microsoft-com:vml" xmlns:wp14="http://schemas.microsoft.com/office/word/2010/wordprocessingDrawing" xmlns:wp="http://schemas.openxmlformats.org/drawingml/2006/wordprocessingDrawing" xmlns:w10="urn:schemas-microsoft-com:office:word" xmlns:w="http://schemas.openxmlformats.org/wordprocessingml/2006/main" xmlns:w14="http://schemas.microsoft.com/office/word/2010/wordml" xmlns:w15="http://schemas.microsoft.com/office/word/2012/wordml" xmlns:w16cex="http://schemas.microsoft.com/office/word/2018/wordml/cex" xmlns:w16cid="http://schemas.microsoft.com/office/word/2016/wordml/cid" xmlns:w16="http://schemas.microsoft.com/office/word/2018/wordml" xmlns:w16du="http://schemas.microsoft.com/office/word/2023/wordml/word16du" xmlns:w16sdtdh="http://schemas.microsoft.com/office/word/2020/wordml/sdtdatahash" xmlns:w16sdtfl="http://schemas.microsoft.com/office/word/2024/wordml/sdtformatlock" xmlns:w16se="http://schemas.microsoft.com/office/word/2015/wordml/symex" xmlns:wpg="http://schemas.microsoft.com/office/word/2010/wordprocessingGroup" xmlns:wpi="http://schemas.microsoft.com/office/word/2010/wordprocessingInk" xmlns:wne="http://schemas.microsoft.com/office/word/2006/wordml" xmlns:wps="http://schemas.microsoft.com/office/word/2010/wordprocessingShape" mc:Ignorable="w14 w15 w16se w16cid w16 w16cex w16sdtdh w16sdtfl w16du wp14">
   <w:abstractNum w:abstractNumId="0" w15:restartNumberingAfterBreak="0">
+    <w:nsid w:val="01CF147C"/>
+    <w:multiLevelType w:val="hybridMultilevel"/>
+    <w:tmpl w:val="8C564194"/>
+    <w:lvl w:ilvl="0" w:tplc="986A8AD4">
+      <w:start w:val="1"/>
+      <w:numFmt w:val="decimal"/>
+      <w:lvlText w:val="%1."/>
+      <w:lvlJc w:val="left"/>
+      <w:pPr>
+        <w:ind w:left="1080" w:hanging="360"/>
+      </w:pPr>
+      <w:rPr>
+        <w:rFonts w:hint="default"/>
+      </w:rPr>
+    </w:lvl>
+    <w:lvl w:ilvl="1" w:tplc="04090019" w:tentative="1">
+      <w:start w:val="1"/>
+      <w:numFmt w:val="lowerLetter"/>
+      <w:lvlText w:val="%2."/>
+      <w:lvlJc w:val="left"/>
+      <w:pPr>
+        <w:ind w:left="1800" w:hanging="360"/>
+      </w:pPr>
+    </w:lvl>
+    <w:lvl w:ilvl="2" w:tplc="0409001B" w:tentative="1">
+      <w:start w:val="1"/>
+      <w:numFmt w:val="lowerRoman"/>
+      <w:lvlText w:val="%3."/>
+      <w:lvlJc w:val="right"/>
+      <w:pPr>
+        <w:ind w:left="2520" w:hanging="180"/>
+      </w:pPr>
+    </w:lvl>
+    <w:lvl w:ilvl="3" w:tplc="0409000F" w:tentative="1">
+      <w:start w:val="1"/>
+      <w:numFmt w:val="decimal"/>
+      <w:lvlText w:val="%4."/>
+      <w:lvlJc w:val="left"/>
+      <w:pPr>
+        <w:ind w:left="3240" w:hanging="360"/>
+      </w:pPr>
+    </w:lvl>
+    <w:lvl w:ilvl="4" w:tplc="04090019" w:tentative="1">
+      <w:start w:val="1"/>
+      <w:numFmt w:val="lowerLetter"/>
+      <w:lvlText w:val="%5."/>
+      <w:lvlJc w:val="left"/>
+      <w:pPr>
+        <w:ind w:left="3960" w:hanging="360"/>
+      </w:pPr>
+    </w:lvl>
+    <w:lvl w:ilvl="5" w:tplc="0409001B" w:tentative="1">
+      <w:start w:val="1"/>
+      <w:numFmt w:val="lowerRoman"/>
+      <w:lvlText w:val="%6."/>
+      <w:lvlJc w:val="right"/>
+      <w:pPr>
+        <w:ind w:left="4680" w:hanging="180"/>
+      </w:pPr>
+    </w:lvl>
+    <w:lvl w:ilvl="6" w:tplc="0409000F" w:tentative="1">
+      <w:start w:val="1"/>
+      <w:numFmt w:val="decimal"/>
+      <w:lvlText w:val="%7."/>
+      <w:lvlJc w:val="left"/>
+      <w:pPr>
+        <w:ind w:left="5400" w:hanging="360"/>
+      </w:pPr>
+    </w:lvl>
+    <w:lvl w:ilvl="7" w:tplc="04090019" w:tentative="1">
+      <w:start w:val="1"/>
+      <w:numFmt w:val="lowerLetter"/>
+      <w:lvlText w:val="%8."/>
+      <w:lvlJc w:val="left"/>
+      <w:pPr>
+        <w:ind w:left="6120" w:hanging="360"/>
+      </w:pPr>
+    </w:lvl>
+    <w:lvl w:ilvl="8" w:tplc="0409001B" w:tentative="1">
+      <w:start w:val="1"/>
+      <w:numFmt w:val="lowerRoman"/>
+      <w:lvlText w:val="%9."/>
+      <w:lvlJc w:val="right"/>
+      <w:pPr>
+        <w:ind w:left="6840" w:hanging="180"/>
+      </w:pPr>
+    </w:lvl>
+  </w:abstractNum>
+  <w:abstractNum w:abstractNumId="1" w15:restartNumberingAfterBreak="0">
+    <w:nsid w:val="04764714"/>
+    <w:multiLevelType w:val="hybridMultilevel"/>
+    <w:tmpl w:val="8F648780"/>
+    <w:lvl w:ilvl="0" w:tplc="0409000F">
+      <w:start w:val="1"/>
+      <w:numFmt w:val="decimal"/>
+      <w:lvlText w:val="%1."/>
+      <w:lvlJc w:val="left"/>
+      <w:pPr>
+        <w:ind w:left="720" w:hanging="360"/>
+      </w:pPr>
+      <w:rPr>
+        <w:rFonts w:hint="default"/>
+      </w:rPr>
+    </w:lvl>
+    <w:lvl w:ilvl="1" w:tplc="04090019" w:tentative="1">
+      <w:start w:val="1"/>
+      <w:numFmt w:val="lowerLetter"/>
+      <w:lvlText w:val="%2."/>
+      <w:lvlJc w:val="left"/>
+      <w:pPr>
+        <w:ind w:left="1440" w:hanging="360"/>
+      </w:pPr>
+    </w:lvl>
+    <w:lvl w:ilvl="2" w:tplc="0409001B" w:tentative="1">
+      <w:start w:val="1"/>
+      <w:numFmt w:val="lowerRoman"/>
+      <w:lvlText w:val="%3."/>
+      <w:lvlJc w:val="right"/>
+      <w:pPr>
+        <w:ind w:left="2160" w:hanging="180"/>
+      </w:pPr>
+    </w:lvl>
+    <w:lvl w:ilvl="3" w:tplc="0409000F" w:tentative="1">
+      <w:start w:val="1"/>
+      <w:numFmt w:val="decimal"/>
+      <w:lvlText w:val="%4."/>
+      <w:lvlJc w:val="left"/>
+      <w:pPr>
+        <w:ind w:left="2880" w:hanging="360"/>
+      </w:pPr>
+    </w:lvl>
+    <w:lvl w:ilvl="4" w:tplc="04090019" w:tentative="1">
+      <w:start w:val="1"/>
+      <w:numFmt w:val="lowerLetter"/>
+      <w:lvlText w:val="%5."/>
+      <w:lvlJc w:val="left"/>
+      <w:pPr>
+        <w:ind w:left="3600" w:hanging="360"/>
+      </w:pPr>
+    </w:lvl>
+    <w:lvl w:ilvl="5" w:tplc="0409001B" w:tentative="1">
+      <w:start w:val="1"/>
+      <w:numFmt w:val="lowerRoman"/>
+      <w:lvlText w:val="%6."/>
+      <w:lvlJc w:val="right"/>
+      <w:pPr>
+        <w:ind w:left="4320" w:hanging="180"/>
+      </w:pPr>
+    </w:lvl>
+    <w:lvl w:ilvl="6" w:tplc="0409000F" w:tentative="1">
+      <w:start w:val="1"/>
+      <w:numFmt w:val="decimal"/>
+      <w:lvlText w:val="%7."/>
+      <w:lvlJc w:val="left"/>
+      <w:pPr>
+        <w:ind w:left="5040" w:hanging="360"/>
+      </w:pPr>
+    </w:lvl>
+    <w:lvl w:ilvl="7" w:tplc="04090019" w:tentative="1">
+      <w:start w:val="1"/>
+      <w:numFmt w:val="lowerLetter"/>
+      <w:lvlText w:val="%8."/>
+      <w:lvlJc w:val="left"/>
+      <w:pPr>
+        <w:ind w:left="5760" w:hanging="360"/>
+      </w:pPr>
+    </w:lvl>
+    <w:lvl w:ilvl="8" w:tplc="0409001B" w:tentative="1">
+      <w:start w:val="1"/>
+      <w:numFmt w:val="lowerRoman"/>
+      <w:lvlText w:val="%9."/>
+      <w:lvlJc w:val="right"/>
+      <w:pPr>
+        <w:ind w:left="6480" w:hanging="180"/>
+      </w:pPr>
+    </w:lvl>
+  </w:abstractNum>
+  <w:abstractNum w:abstractNumId="2" w15:restartNumberingAfterBreak="0">
+    <w:nsid w:val="0A365CC8"/>
+    <w:multiLevelType w:val="hybridMultilevel"/>
+    <w:tmpl w:val="60BEE938"/>
+    <w:lvl w:ilvl="0" w:tplc="0409000F">
+      <w:start w:val="1"/>
+      <w:numFmt w:val="decimal"/>
+      <w:lvlText w:val="%1."/>
+      <w:lvlJc w:val="left"/>
+      <w:pPr>
+        <w:ind w:left="720" w:hanging="360"/>
+      </w:pPr>
+      <w:rPr>
+        <w:rFonts w:hint="default"/>
+      </w:rPr>
+    </w:lvl>
+    <w:lvl w:ilvl="1" w:tplc="04090019" w:tentative="1">
+      <w:start w:val="1"/>
+      <w:numFmt w:val="lowerLetter"/>
+      <w:lvlText w:val="%2."/>
+      <w:lvlJc w:val="left"/>
+      <w:pPr>
+        <w:ind w:left="1440" w:hanging="360"/>
+      </w:pPr>
+    </w:lvl>
+    <w:lvl w:ilvl="2" w:tplc="0409001B" w:tentative="1">
+      <w:start w:val="1"/>
+      <w:numFmt w:val="lowerRoman"/>
+      <w:lvlText w:val="%3."/>
+      <w:lvlJc w:val="right"/>
+      <w:pPr>
+        <w:ind w:left="2160" w:hanging="180"/>
+      </w:pPr>
+    </w:lvl>
+    <w:lvl w:ilvl="3" w:tplc="0409000F" w:tentative="1">
+      <w:start w:val="1"/>
+      <w:numFmt w:val="decimal"/>
+      <w:lvlText w:val="%4."/>
+      <w:lvlJc w:val="left"/>
+      <w:pPr>
+        <w:ind w:left="2880" w:hanging="360"/>
+      </w:pPr>
+    </w:lvl>
+    <w:lvl w:ilvl="4" w:tplc="04090019" w:tentative="1">
+      <w:start w:val="1"/>
+      <w:numFmt w:val="lowerLetter"/>
+      <w:lvlText w:val="%5."/>
+      <w:lvlJc w:val="left"/>
+      <w:pPr>
+        <w:ind w:left="3600" w:hanging="360"/>
+      </w:pPr>
+    </w:lvl>
+    <w:lvl w:ilvl="5" w:tplc="0409001B" w:tentative="1">
+      <w:start w:val="1"/>
+      <w:numFmt w:val="lowerRoman"/>
+      <w:lvlText w:val="%6."/>
+      <w:lvlJc w:val="right"/>
+      <w:pPr>
+        <w:ind w:left="4320" w:hanging="180"/>
+      </w:pPr>
+    </w:lvl>
+    <w:lvl w:ilvl="6" w:tplc="0409000F" w:tentative="1">
+      <w:start w:val="1"/>
+      <w:numFmt w:val="decimal"/>
+      <w:lvlText w:val="%7."/>
+      <w:lvlJc w:val="left"/>
+      <w:pPr>
+        <w:ind w:left="5040" w:hanging="360"/>
+      </w:pPr>
+    </w:lvl>
+    <w:lvl w:ilvl="7" w:tplc="04090019" w:tentative="1">
+      <w:start w:val="1"/>
+      <w:numFmt w:val="lowerLetter"/>
+      <w:lvlText w:val="%8."/>
+      <w:lvlJc w:val="left"/>
+      <w:pPr>
+        <w:ind w:left="5760" w:hanging="360"/>
+      </w:pPr>
+    </w:lvl>
+    <w:lvl w:ilvl="8" w:tplc="0409001B" w:tentative="1">
+      <w:start w:val="1"/>
+      <w:numFmt w:val="lowerRoman"/>
+      <w:lvlText w:val="%9."/>
+      <w:lvlJc w:val="right"/>
+      <w:pPr>
+        <w:ind w:left="6480" w:hanging="180"/>
+      </w:pPr>
+    </w:lvl>
+  </w:abstractNum>
+  <w:abstractNum w:abstractNumId="3" w15:restartNumberingAfterBreak="0">
     <w:nsid w:val="18CC7A34"/>
     <w:multiLevelType w:val="multilevel"/>
     <w:tmpl w:val="4C4A374C"/>
@@ -5565,7 +10296,96 @@
       </w:pPr>
     </w:lvl>
   </w:abstractNum>
-  <w:abstractNum w:abstractNumId="1" w15:restartNumberingAfterBreak="0">
+  <w:abstractNum w:abstractNumId="4" w15:restartNumberingAfterBreak="0">
+    <w:nsid w:val="1CBB6EF2"/>
+    <w:multiLevelType w:val="hybridMultilevel"/>
+    <w:tmpl w:val="1C80DD5C"/>
+    <w:lvl w:ilvl="0" w:tplc="0409000F">
+      <w:start w:val="1"/>
+      <w:numFmt w:val="decimal"/>
+      <w:lvlText w:val="%1."/>
+      <w:lvlJc w:val="left"/>
+      <w:pPr>
+        <w:ind w:left="720" w:hanging="360"/>
+      </w:pPr>
+      <w:rPr>
+        <w:rFonts w:hint="default"/>
+      </w:rPr>
+    </w:lvl>
+    <w:lvl w:ilvl="1" w:tplc="04090019" w:tentative="1">
+      <w:start w:val="1"/>
+      <w:numFmt w:val="lowerLetter"/>
+      <w:lvlText w:val="%2."/>
+      <w:lvlJc w:val="left"/>
+      <w:pPr>
+        <w:ind w:left="1440" w:hanging="360"/>
+      </w:pPr>
+    </w:lvl>
+    <w:lvl w:ilvl="2" w:tplc="0409001B" w:tentative="1">
+      <w:start w:val="1"/>
+      <w:numFmt w:val="lowerRoman"/>
+      <w:lvlText w:val="%3."/>
+      <w:lvlJc w:val="right"/>
+      <w:pPr>
+        <w:ind w:left="2160" w:hanging="180"/>
+      </w:pPr>
+    </w:lvl>
+    <w:lvl w:ilvl="3" w:tplc="0409000F" w:tentative="1">
+      <w:start w:val="1"/>
+      <w:numFmt w:val="decimal"/>
+      <w:lvlText w:val="%4."/>
+      <w:lvlJc w:val="left"/>
+      <w:pPr>
+        <w:ind w:left="2880" w:hanging="360"/>
+      </w:pPr>
+    </w:lvl>
+    <w:lvl w:ilvl="4" w:tplc="04090019" w:tentative="1">
+      <w:start w:val="1"/>
+      <w:numFmt w:val="lowerLetter"/>
+      <w:lvlText w:val="%5."/>
+      <w:lvlJc w:val="left"/>
+      <w:pPr>
+        <w:ind w:left="3600" w:hanging="360"/>
+      </w:pPr>
+    </w:lvl>
+    <w:lvl w:ilvl="5" w:tplc="0409001B" w:tentative="1">
+      <w:start w:val="1"/>
+      <w:numFmt w:val="lowerRoman"/>
+      <w:lvlText w:val="%6."/>
+      <w:lvlJc w:val="right"/>
+      <w:pPr>
+        <w:ind w:left="4320" w:hanging="180"/>
+      </w:pPr>
+    </w:lvl>
+    <w:lvl w:ilvl="6" w:tplc="0409000F" w:tentative="1">
+      <w:start w:val="1"/>
+      <w:numFmt w:val="decimal"/>
+      <w:lvlText w:val="%7."/>
+      <w:lvlJc w:val="left"/>
+      <w:pPr>
+        <w:ind w:left="5040" w:hanging="360"/>
+      </w:pPr>
+    </w:lvl>
+    <w:lvl w:ilvl="7" w:tplc="04090019" w:tentative="1">
+      <w:start w:val="1"/>
+      <w:numFmt w:val="lowerLetter"/>
+      <w:lvlText w:val="%8."/>
+      <w:lvlJc w:val="left"/>
+      <w:pPr>
+        <w:ind w:left="5760" w:hanging="360"/>
+      </w:pPr>
+    </w:lvl>
+    <w:lvl w:ilvl="8" w:tplc="0409001B" w:tentative="1">
+      <w:start w:val="1"/>
+      <w:numFmt w:val="lowerRoman"/>
+      <w:lvlText w:val="%9."/>
+      <w:lvlJc w:val="right"/>
+      <w:pPr>
+        <w:ind w:left="6480" w:hanging="180"/>
+      </w:pPr>
+    </w:lvl>
+  </w:abstractNum>
+  <w:abstractNum w:abstractNumId="5" w15:restartNumberingAfterBreak="0">
     <w:nsid w:val="1D5CB65B"/>
     <w:multiLevelType w:val="multilevel"/>
     <w:tmpl w:val="6786FF08"/>
@@ -5693,11 +10513,851 @@
       </w:pPr>
     </w:lvl>
   </w:abstractNum>
+  <w:abstractNum w:abstractNumId="6" w15:restartNumberingAfterBreak="0">
+    <w:nsid w:val="2281797B"/>
+    <w:multiLevelType w:val="hybridMultilevel"/>
+    <w:tmpl w:val="560A2FD8"/>
+    <w:lvl w:ilvl="0" w:tplc="389AFEA2">
+      <w:start w:val="1"/>
+      <w:numFmt w:val="decimal"/>
+      <w:lvlText w:val="%1."/>
+      <w:lvlJc w:val="left"/>
+      <w:pPr>
+        <w:ind w:left="1080" w:hanging="360"/>
+      </w:pPr>
+      <w:rPr>
+        <w:rFonts w:hint="default"/>
+      </w:rPr>
+    </w:lvl>
+    <w:lvl w:ilvl="1" w:tplc="04090019" w:tentative="1">
+      <w:start w:val="1"/>
+      <w:numFmt w:val="lowerLetter"/>
+      <w:lvlText w:val="%2."/>
+      <w:lvlJc w:val="left"/>
+      <w:pPr>
+        <w:ind w:left="1800" w:hanging="360"/>
+      </w:pPr>
+    </w:lvl>
+    <w:lvl w:ilvl="2" w:tplc="0409001B" w:tentative="1">
+      <w:start w:val="1"/>
+      <w:numFmt w:val="lowerRoman"/>
+      <w:lvlText w:val="%3."/>
+      <w:lvlJc w:val="right"/>
+      <w:pPr>
+        <w:ind w:left="2520" w:hanging="180"/>
+      </w:pPr>
+    </w:lvl>
+    <w:lvl w:ilvl="3" w:tplc="0409000F" w:tentative="1">
+      <w:start w:val="1"/>
+      <w:numFmt w:val="decimal"/>
+      <w:lvlText w:val="%4."/>
+      <w:lvlJc w:val="left"/>
+      <w:pPr>
+        <w:ind w:left="3240" w:hanging="360"/>
+      </w:pPr>
+    </w:lvl>
+    <w:lvl w:ilvl="4" w:tplc="04090019" w:tentative="1">
+      <w:start w:val="1"/>
+      <w:numFmt w:val="lowerLetter"/>
+      <w:lvlText w:val="%5."/>
+      <w:lvlJc w:val="left"/>
+      <w:pPr>
+        <w:ind w:left="3960" w:hanging="360"/>
+      </w:pPr>
+    </w:lvl>
+    <w:lvl w:ilvl="5" w:tplc="0409001B" w:tentative="1">
+      <w:start w:val="1"/>
+      <w:numFmt w:val="lowerRoman"/>
+      <w:lvlText w:val="%6."/>
+      <w:lvlJc w:val="right"/>
+      <w:pPr>
+        <w:ind w:left="4680" w:hanging="180"/>
+      </w:pPr>
+    </w:lvl>
+    <w:lvl w:ilvl="6" w:tplc="0409000F" w:tentative="1">
+      <w:start w:val="1"/>
+      <w:numFmt w:val="decimal"/>
+      <w:lvlText w:val="%7."/>
+      <w:lvlJc w:val="left"/>
+      <w:pPr>
+        <w:ind w:left="5400" w:hanging="360"/>
+      </w:pPr>
+    </w:lvl>
+    <w:lvl w:ilvl="7" w:tplc="04090019" w:tentative="1">
+      <w:start w:val="1"/>
+      <w:numFmt w:val="lowerLetter"/>
+      <w:lvlText w:val="%8."/>
+      <w:lvlJc w:val="left"/>
+      <w:pPr>
+        <w:ind w:left="6120" w:hanging="360"/>
+      </w:pPr>
+    </w:lvl>
+    <w:lvl w:ilvl="8" w:tplc="0409001B" w:tentative="1">
+      <w:start w:val="1"/>
+      <w:numFmt w:val="lowerRoman"/>
+      <w:lvlText w:val="%9."/>
+      <w:lvlJc w:val="right"/>
+      <w:pPr>
+        <w:ind w:left="6840" w:hanging="180"/>
+      </w:pPr>
+    </w:lvl>
+  </w:abstractNum>
+  <w:abstractNum w:abstractNumId="7" w15:restartNumberingAfterBreak="0">
+    <w:nsid w:val="26EE3FE5"/>
+    <w:multiLevelType w:val="hybridMultilevel"/>
+    <w:tmpl w:val="3438C5E8"/>
+    <w:lvl w:ilvl="0" w:tplc="A25419CE">
+      <w:start w:val="1"/>
+      <w:numFmt w:val="decimal"/>
+      <w:lvlText w:val="%1."/>
+      <w:lvlJc w:val="left"/>
+      <w:pPr>
+        <w:ind w:left="1080" w:hanging="360"/>
+      </w:pPr>
+      <w:rPr>
+        <w:rFonts w:hint="default"/>
+      </w:rPr>
+    </w:lvl>
+    <w:lvl w:ilvl="1" w:tplc="04090019" w:tentative="1">
+      <w:start w:val="1"/>
+      <w:numFmt w:val="lowerLetter"/>
+      <w:lvlText w:val="%2."/>
+      <w:lvlJc w:val="left"/>
+      <w:pPr>
+        <w:ind w:left="1800" w:hanging="360"/>
+      </w:pPr>
+    </w:lvl>
+    <w:lvl w:ilvl="2" w:tplc="0409001B" w:tentative="1">
+      <w:start w:val="1"/>
+      <w:numFmt w:val="lowerRoman"/>
+      <w:lvlText w:val="%3."/>
+      <w:lvlJc w:val="right"/>
+      <w:pPr>
+        <w:ind w:left="2520" w:hanging="180"/>
+      </w:pPr>
+    </w:lvl>
+    <w:lvl w:ilvl="3" w:tplc="0409000F" w:tentative="1">
+      <w:start w:val="1"/>
+      <w:numFmt w:val="decimal"/>
+      <w:lvlText w:val="%4."/>
+      <w:lvlJc w:val="left"/>
+      <w:pPr>
+        <w:ind w:left="3240" w:hanging="360"/>
+      </w:pPr>
+    </w:lvl>
+    <w:lvl w:ilvl="4" w:tplc="04090019" w:tentative="1">
+      <w:start w:val="1"/>
+      <w:numFmt w:val="lowerLetter"/>
+      <w:lvlText w:val="%5."/>
+      <w:lvlJc w:val="left"/>
+      <w:pPr>
+        <w:ind w:left="3960" w:hanging="360"/>
+      </w:pPr>
+    </w:lvl>
+    <w:lvl w:ilvl="5" w:tplc="0409001B" w:tentative="1">
+      <w:start w:val="1"/>
+      <w:numFmt w:val="lowerRoman"/>
+      <w:lvlText w:val="%6."/>
+      <w:lvlJc w:val="right"/>
+      <w:pPr>
+        <w:ind w:left="4680" w:hanging="180"/>
+      </w:pPr>
+    </w:lvl>
+    <w:lvl w:ilvl="6" w:tplc="0409000F" w:tentative="1">
+      <w:start w:val="1"/>
+      <w:numFmt w:val="decimal"/>
+      <w:lvlText w:val="%7."/>
+      <w:lvlJc w:val="left"/>
+      <w:pPr>
+        <w:ind w:left="5400" w:hanging="360"/>
+      </w:pPr>
+    </w:lvl>
+    <w:lvl w:ilvl="7" w:tplc="04090019" w:tentative="1">
+      <w:start w:val="1"/>
+      <w:numFmt w:val="lowerLetter"/>
+      <w:lvlText w:val="%8."/>
+      <w:lvlJc w:val="left"/>
+      <w:pPr>
+        <w:ind w:left="6120" w:hanging="360"/>
+      </w:pPr>
+    </w:lvl>
+    <w:lvl w:ilvl="8" w:tplc="0409001B" w:tentative="1">
+      <w:start w:val="1"/>
+      <w:numFmt w:val="lowerRoman"/>
+      <w:lvlText w:val="%9."/>
+      <w:lvlJc w:val="right"/>
+      <w:pPr>
+        <w:ind w:left="6840" w:hanging="180"/>
+      </w:pPr>
+    </w:lvl>
+  </w:abstractNum>
+  <w:abstractNum w:abstractNumId="8" w15:restartNumberingAfterBreak="0">
+    <w:nsid w:val="35E147E8"/>
+    <w:multiLevelType w:val="hybridMultilevel"/>
+    <w:tmpl w:val="A4087620"/>
+    <w:lvl w:ilvl="0" w:tplc="7D7205E6">
+      <w:start w:val="1"/>
+      <w:numFmt w:val="decimal"/>
+      <w:lvlText w:val="%1."/>
+      <w:lvlJc w:val="left"/>
+      <w:pPr>
+        <w:ind w:left="1080" w:hanging="360"/>
+      </w:pPr>
+      <w:rPr>
+        <w:rFonts w:hint="default"/>
+      </w:rPr>
+    </w:lvl>
+    <w:lvl w:ilvl="1" w:tplc="04090019" w:tentative="1">
+      <w:start w:val="1"/>
+      <w:numFmt w:val="lowerLetter"/>
+      <w:lvlText w:val="%2."/>
+      <w:lvlJc w:val="left"/>
+      <w:pPr>
+        <w:ind w:left="1800" w:hanging="360"/>
+      </w:pPr>
+    </w:lvl>
+    <w:lvl w:ilvl="2" w:tplc="0409001B" w:tentative="1">
+      <w:start w:val="1"/>
+      <w:numFmt w:val="lowerRoman"/>
+      <w:lvlText w:val="%3."/>
+      <w:lvlJc w:val="right"/>
+      <w:pPr>
+        <w:ind w:left="2520" w:hanging="180"/>
+      </w:pPr>
+    </w:lvl>
+    <w:lvl w:ilvl="3" w:tplc="0409000F" w:tentative="1">
+      <w:start w:val="1"/>
+      <w:numFmt w:val="decimal"/>
+      <w:lvlText w:val="%4."/>
+      <w:lvlJc w:val="left"/>
+      <w:pPr>
+        <w:ind w:left="3240" w:hanging="360"/>
+      </w:pPr>
+    </w:lvl>
+    <w:lvl w:ilvl="4" w:tplc="04090019" w:tentative="1">
+      <w:start w:val="1"/>
+      <w:numFmt w:val="lowerLetter"/>
+      <w:lvlText w:val="%5."/>
+      <w:lvlJc w:val="left"/>
+      <w:pPr>
+        <w:ind w:left="3960" w:hanging="360"/>
+      </w:pPr>
+    </w:lvl>
+    <w:lvl w:ilvl="5" w:tplc="0409001B" w:tentative="1">
+      <w:start w:val="1"/>
+      <w:numFmt w:val="lowerRoman"/>
+      <w:lvlText w:val="%6."/>
+      <w:lvlJc w:val="right"/>
+      <w:pPr>
+        <w:ind w:left="4680" w:hanging="180"/>
+      </w:pPr>
+    </w:lvl>
+    <w:lvl w:ilvl="6" w:tplc="0409000F" w:tentative="1">
+      <w:start w:val="1"/>
+      <w:numFmt w:val="decimal"/>
+      <w:lvlText w:val="%7."/>
+      <w:lvlJc w:val="left"/>
+      <w:pPr>
+        <w:ind w:left="5400" w:hanging="360"/>
+      </w:pPr>
+    </w:lvl>
+    <w:lvl w:ilvl="7" w:tplc="04090019" w:tentative="1">
+      <w:start w:val="1"/>
+      <w:numFmt w:val="lowerLetter"/>
+      <w:lvlText w:val="%8."/>
+      <w:lvlJc w:val="left"/>
+      <w:pPr>
+        <w:ind w:left="6120" w:hanging="360"/>
+      </w:pPr>
+    </w:lvl>
+    <w:lvl w:ilvl="8" w:tplc="0409001B" w:tentative="1">
+      <w:start w:val="1"/>
+      <w:numFmt w:val="lowerRoman"/>
+      <w:lvlText w:val="%9."/>
+      <w:lvlJc w:val="right"/>
+      <w:pPr>
+        <w:ind w:left="6840" w:hanging="180"/>
+      </w:pPr>
+    </w:lvl>
+  </w:abstractNum>
+  <w:abstractNum w:abstractNumId="9" w15:restartNumberingAfterBreak="0">
+    <w:nsid w:val="395F2DAB"/>
+    <w:multiLevelType w:val="hybridMultilevel"/>
+    <w:tmpl w:val="350C9692"/>
+    <w:lvl w:ilvl="0" w:tplc="0409000F">
+      <w:start w:val="1"/>
+      <w:numFmt w:val="decimal"/>
+      <w:lvlText w:val="%1."/>
+      <w:lvlJc w:val="left"/>
+      <w:pPr>
+        <w:ind w:left="720" w:hanging="360"/>
+      </w:pPr>
+      <w:rPr>
+        <w:rFonts w:hint="default"/>
+      </w:rPr>
+    </w:lvl>
+    <w:lvl w:ilvl="1" w:tplc="04090019" w:tentative="1">
+      <w:start w:val="1"/>
+      <w:numFmt w:val="lowerLetter"/>
+      <w:lvlText w:val="%2."/>
+      <w:lvlJc w:val="left"/>
+      <w:pPr>
+        <w:ind w:left="1440" w:hanging="360"/>
+      </w:pPr>
+    </w:lvl>
+    <w:lvl w:ilvl="2" w:tplc="0409001B" w:tentative="1">
+      <w:start w:val="1"/>
+      <w:numFmt w:val="lowerRoman"/>
+      <w:lvlText w:val="%3."/>
+      <w:lvlJc w:val="right"/>
+      <w:pPr>
+        <w:ind w:left="2160" w:hanging="180"/>
+      </w:pPr>
+    </w:lvl>
+    <w:lvl w:ilvl="3" w:tplc="0409000F" w:tentative="1">
+      <w:start w:val="1"/>
+      <w:numFmt w:val="decimal"/>
+      <w:lvlText w:val="%4."/>
+      <w:lvlJc w:val="left"/>
+      <w:pPr>
+        <w:ind w:left="2880" w:hanging="360"/>
+      </w:pPr>
+    </w:lvl>
+    <w:lvl w:ilvl="4" w:tplc="04090019" w:tentative="1">
+      <w:start w:val="1"/>
+      <w:numFmt w:val="lowerLetter"/>
+      <w:lvlText w:val="%5."/>
+      <w:lvlJc w:val="left"/>
+      <w:pPr>
+        <w:ind w:left="3600" w:hanging="360"/>
+      </w:pPr>
+    </w:lvl>
+    <w:lvl w:ilvl="5" w:tplc="0409001B" w:tentative="1">
+      <w:start w:val="1"/>
+      <w:numFmt w:val="lowerRoman"/>
+      <w:lvlText w:val="%6."/>
+      <w:lvlJc w:val="right"/>
+      <w:pPr>
+        <w:ind w:left="4320" w:hanging="180"/>
+      </w:pPr>
+    </w:lvl>
+    <w:lvl w:ilvl="6" w:tplc="0409000F" w:tentative="1">
+      <w:start w:val="1"/>
+      <w:numFmt w:val="decimal"/>
+      <w:lvlText w:val="%7."/>
+      <w:lvlJc w:val="left"/>
+      <w:pPr>
+        <w:ind w:left="5040" w:hanging="360"/>
+      </w:pPr>
+    </w:lvl>
+    <w:lvl w:ilvl="7" w:tplc="04090019" w:tentative="1">
+      <w:start w:val="1"/>
+      <w:numFmt w:val="lowerLetter"/>
+      <w:lvlText w:val="%8."/>
+      <w:lvlJc w:val="left"/>
+      <w:pPr>
+        <w:ind w:left="5760" w:hanging="360"/>
+      </w:pPr>
+    </w:lvl>
+    <w:lvl w:ilvl="8" w:tplc="0409001B" w:tentative="1">
+      <w:start w:val="1"/>
+      <w:numFmt w:val="lowerRoman"/>
+      <w:lvlText w:val="%9."/>
+      <w:lvlJc w:val="right"/>
+      <w:pPr>
+        <w:ind w:left="6480" w:hanging="180"/>
+      </w:pPr>
+    </w:lvl>
+  </w:abstractNum>
+  <w:abstractNum w:abstractNumId="10" w15:restartNumberingAfterBreak="0">
+    <w:nsid w:val="4C800419"/>
+    <w:multiLevelType w:val="hybridMultilevel"/>
+    <w:tmpl w:val="780E4DE2"/>
+    <w:lvl w:ilvl="0" w:tplc="C102FD28">
+      <w:start w:val="1"/>
+      <w:numFmt w:val="decimal"/>
+      <w:lvlText w:val="%1."/>
+      <w:lvlJc w:val="left"/>
+      <w:pPr>
+        <w:ind w:left="1080" w:hanging="360"/>
+      </w:pPr>
+      <w:rPr>
+        <w:rFonts w:hint="default"/>
+      </w:rPr>
+    </w:lvl>
+    <w:lvl w:ilvl="1" w:tplc="04090019" w:tentative="1">
+      <w:start w:val="1"/>
+      <w:numFmt w:val="lowerLetter"/>
+      <w:lvlText w:val="%2."/>
+      <w:lvlJc w:val="left"/>
+      <w:pPr>
+        <w:ind w:left="1800" w:hanging="360"/>
+      </w:pPr>
+    </w:lvl>
+    <w:lvl w:ilvl="2" w:tplc="0409001B" w:tentative="1">
+      <w:start w:val="1"/>
+      <w:numFmt w:val="lowerRoman"/>
+      <w:lvlText w:val="%3."/>
+      <w:lvlJc w:val="right"/>
+      <w:pPr>
+        <w:ind w:left="2520" w:hanging="180"/>
+      </w:pPr>
+    </w:lvl>
+    <w:lvl w:ilvl="3" w:tplc="0409000F" w:tentative="1">
+      <w:start w:val="1"/>
+      <w:numFmt w:val="decimal"/>
+      <w:lvlText w:val="%4."/>
+      <w:lvlJc w:val="left"/>
+      <w:pPr>
+        <w:ind w:left="3240" w:hanging="360"/>
+      </w:pPr>
+    </w:lvl>
+    <w:lvl w:ilvl="4" w:tplc="04090019" w:tentative="1">
+      <w:start w:val="1"/>
+      <w:numFmt w:val="lowerLetter"/>
+      <w:lvlText w:val="%5."/>
+      <w:lvlJc w:val="left"/>
+      <w:pPr>
+        <w:ind w:left="3960" w:hanging="360"/>
+      </w:pPr>
+    </w:lvl>
+    <w:lvl w:ilvl="5" w:tplc="0409001B" w:tentative="1">
+      <w:start w:val="1"/>
+      <w:numFmt w:val="lowerRoman"/>
+      <w:lvlText w:val="%6."/>
+      <w:lvlJc w:val="right"/>
+      <w:pPr>
+        <w:ind w:left="4680" w:hanging="180"/>
+      </w:pPr>
+    </w:lvl>
+    <w:lvl w:ilvl="6" w:tplc="0409000F" w:tentative="1">
+      <w:start w:val="1"/>
+      <w:numFmt w:val="decimal"/>
+      <w:lvlText w:val="%7."/>
+      <w:lvlJc w:val="left"/>
+      <w:pPr>
+        <w:ind w:left="5400" w:hanging="360"/>
+      </w:pPr>
+    </w:lvl>
+    <w:lvl w:ilvl="7" w:tplc="04090019" w:tentative="1">
+      <w:start w:val="1"/>
+      <w:numFmt w:val="lowerLetter"/>
+      <w:lvlText w:val="%8."/>
+      <w:lvlJc w:val="left"/>
+      <w:pPr>
+        <w:ind w:left="6120" w:hanging="360"/>
+      </w:pPr>
+    </w:lvl>
+    <w:lvl w:ilvl="8" w:tplc="0409001B" w:tentative="1">
+      <w:start w:val="1"/>
+      <w:numFmt w:val="lowerRoman"/>
+      <w:lvlText w:val="%9."/>
+      <w:lvlJc w:val="right"/>
+      <w:pPr>
+        <w:ind w:left="6840" w:hanging="180"/>
+      </w:pPr>
+    </w:lvl>
+  </w:abstractNum>
+  <w:abstractNum w:abstractNumId="11" w15:restartNumberingAfterBreak="0">
+    <w:nsid w:val="55F90190"/>
+    <w:multiLevelType w:val="hybridMultilevel"/>
+    <w:tmpl w:val="795A0E10"/>
+    <w:lvl w:ilvl="0" w:tplc="0409000F">
+      <w:start w:val="1"/>
+      <w:numFmt w:val="decimal"/>
+      <w:lvlText w:val="%1."/>
+      <w:lvlJc w:val="left"/>
+      <w:pPr>
+        <w:ind w:left="720" w:hanging="360"/>
+      </w:pPr>
+      <w:rPr>
+        <w:rFonts w:hint="default"/>
+      </w:rPr>
+    </w:lvl>
+    <w:lvl w:ilvl="1" w:tplc="04090019" w:tentative="1">
+      <w:start w:val="1"/>
+      <w:numFmt w:val="lowerLetter"/>
+      <w:lvlText w:val="%2."/>
+      <w:lvlJc w:val="left"/>
+      <w:pPr>
+        <w:ind w:left="1440" w:hanging="360"/>
+      </w:pPr>
+    </w:lvl>
+    <w:lvl w:ilvl="2" w:tplc="0409001B" w:tentative="1">
+      <w:start w:val="1"/>
+      <w:numFmt w:val="lowerRoman"/>
+      <w:lvlText w:val="%3."/>
+      <w:lvlJc w:val="right"/>
+      <w:pPr>
+        <w:ind w:left="2160" w:hanging="180"/>
+      </w:pPr>
+    </w:lvl>
+    <w:lvl w:ilvl="3" w:tplc="0409000F" w:tentative="1">
+      <w:start w:val="1"/>
+      <w:numFmt w:val="decimal"/>
+      <w:lvlText w:val="%4."/>
+      <w:lvlJc w:val="left"/>
+      <w:pPr>
+        <w:ind w:left="2880" w:hanging="360"/>
+      </w:pPr>
+    </w:lvl>
+    <w:lvl w:ilvl="4" w:tplc="04090019" w:tentative="1">
+      <w:start w:val="1"/>
+      <w:numFmt w:val="lowerLetter"/>
+      <w:lvlText w:val="%5."/>
+      <w:lvlJc w:val="left"/>
+      <w:pPr>
+        <w:ind w:left="3600" w:hanging="360"/>
+      </w:pPr>
+    </w:lvl>
+    <w:lvl w:ilvl="5" w:tplc="0409001B" w:tentative="1">
+      <w:start w:val="1"/>
+      <w:numFmt w:val="lowerRoman"/>
+      <w:lvlText w:val="%6."/>
+      <w:lvlJc w:val="right"/>
+      <w:pPr>
+        <w:ind w:left="4320" w:hanging="180"/>
+      </w:pPr>
+    </w:lvl>
+    <w:lvl w:ilvl="6" w:tplc="0409000F" w:tentative="1">
+      <w:start w:val="1"/>
+      <w:numFmt w:val="decimal"/>
+      <w:lvlText w:val="%7."/>
+      <w:lvlJc w:val="left"/>
+      <w:pPr>
+        <w:ind w:left="5040" w:hanging="360"/>
+      </w:pPr>
+    </w:lvl>
+    <w:lvl w:ilvl="7" w:tplc="04090019" w:tentative="1">
+      <w:start w:val="1"/>
+      <w:numFmt w:val="lowerLetter"/>
+      <w:lvlText w:val="%8."/>
+      <w:lvlJc w:val="left"/>
+      <w:pPr>
+        <w:ind w:left="5760" w:hanging="360"/>
+      </w:pPr>
+    </w:lvl>
+    <w:lvl w:ilvl="8" w:tplc="0409001B" w:tentative="1">
+      <w:start w:val="1"/>
+      <w:numFmt w:val="lowerRoman"/>
+      <w:lvlText w:val="%9."/>
+      <w:lvlJc w:val="right"/>
+      <w:pPr>
+        <w:ind w:left="6480" w:hanging="180"/>
+      </w:pPr>
+    </w:lvl>
+  </w:abstractNum>
+  <w:abstractNum w:abstractNumId="12" w15:restartNumberingAfterBreak="0">
+    <w:nsid w:val="7A7405F0"/>
+    <w:multiLevelType w:val="hybridMultilevel"/>
+    <w:tmpl w:val="34A2A6AE"/>
+    <w:lvl w:ilvl="0" w:tplc="34D08CDC">
+      <w:start w:val="1"/>
+      <w:numFmt w:val="decimal"/>
+      <w:lvlText w:val="%1."/>
+      <w:lvlJc w:val="left"/>
+      <w:pPr>
+        <w:ind w:left="1080" w:hanging="360"/>
+      </w:pPr>
+      <w:rPr>
+        <w:rFonts w:hint="default"/>
+      </w:rPr>
+    </w:lvl>
+    <w:lvl w:ilvl="1" w:tplc="04090019" w:tentative="1">
+      <w:start w:val="1"/>
+      <w:numFmt w:val="lowerLetter"/>
+      <w:lvlText w:val="%2."/>
+      <w:lvlJc w:val="left"/>
+      <w:pPr>
+        <w:ind w:left="1800" w:hanging="360"/>
+      </w:pPr>
+    </w:lvl>
+    <w:lvl w:ilvl="2" w:tplc="0409001B" w:tentative="1">
+      <w:start w:val="1"/>
+      <w:numFmt w:val="lowerRoman"/>
+      <w:lvlText w:val="%3."/>
+      <w:lvlJc w:val="right"/>
+      <w:pPr>
+        <w:ind w:left="2520" w:hanging="180"/>
+      </w:pPr>
+    </w:lvl>
+    <w:lvl w:ilvl="3" w:tplc="0409000F" w:tentative="1">
+      <w:start w:val="1"/>
+      <w:numFmt w:val="decimal"/>
+      <w:lvlText w:val="%4."/>
+      <w:lvlJc w:val="left"/>
+      <w:pPr>
+        <w:ind w:left="3240" w:hanging="360"/>
+      </w:pPr>
+    </w:lvl>
+    <w:lvl w:ilvl="4" w:tplc="04090019" w:tentative="1">
+      <w:start w:val="1"/>
+      <w:numFmt w:val="lowerLetter"/>
+      <w:lvlText w:val="%5."/>
+      <w:lvlJc w:val="left"/>
+      <w:pPr>
+        <w:ind w:left="3960" w:hanging="360"/>
+      </w:pPr>
+    </w:lvl>
+    <w:lvl w:ilvl="5" w:tplc="0409001B" w:tentative="1">
+      <w:start w:val="1"/>
+      <w:numFmt w:val="lowerRoman"/>
+      <w:lvlText w:val="%6."/>
+      <w:lvlJc w:val="right"/>
+      <w:pPr>
+        <w:ind w:left="4680" w:hanging="180"/>
+      </w:pPr>
+    </w:lvl>
+    <w:lvl w:ilvl="6" w:tplc="0409000F" w:tentative="1">
+      <w:start w:val="1"/>
+      <w:numFmt w:val="decimal"/>
+      <w:lvlText w:val="%7."/>
+      <w:lvlJc w:val="left"/>
+      <w:pPr>
+        <w:ind w:left="5400" w:hanging="360"/>
+      </w:pPr>
+    </w:lvl>
+    <w:lvl w:ilvl="7" w:tplc="04090019" w:tentative="1">
+      <w:start w:val="1"/>
+      <w:numFmt w:val="lowerLetter"/>
+      <w:lvlText w:val="%8."/>
+      <w:lvlJc w:val="left"/>
+      <w:pPr>
+        <w:ind w:left="6120" w:hanging="360"/>
+      </w:pPr>
+    </w:lvl>
+    <w:lvl w:ilvl="8" w:tplc="0409001B" w:tentative="1">
+      <w:start w:val="1"/>
+      <w:numFmt w:val="lowerRoman"/>
+      <w:lvlText w:val="%9."/>
+      <w:lvlJc w:val="right"/>
+      <w:pPr>
+        <w:ind w:left="6840" w:hanging="180"/>
+      </w:pPr>
+    </w:lvl>
+  </w:abstractNum>
+  <w:abstractNum w:abstractNumId="13" w15:restartNumberingAfterBreak="0">
+    <w:nsid w:val="7CF2130C"/>
+    <w:multiLevelType w:val="hybridMultilevel"/>
+    <w:tmpl w:val="D5F264C0"/>
+    <w:lvl w:ilvl="0" w:tplc="0409000F">
+      <w:start w:val="1"/>
+      <w:numFmt w:val="decimal"/>
+      <w:lvlText w:val="%1."/>
+      <w:lvlJc w:val="left"/>
+      <w:pPr>
+        <w:ind w:left="720" w:hanging="360"/>
+      </w:pPr>
+      <w:rPr>
+        <w:rFonts w:hint="default"/>
+      </w:rPr>
+    </w:lvl>
+    <w:lvl w:ilvl="1" w:tplc="04090019" w:tentative="1">
+      <w:start w:val="1"/>
+      <w:numFmt w:val="lowerLetter"/>
+      <w:lvlText w:val="%2."/>
+      <w:lvlJc w:val="left"/>
+      <w:pPr>
+        <w:ind w:left="1440" w:hanging="360"/>
+      </w:pPr>
+    </w:lvl>
+    <w:lvl w:ilvl="2" w:tplc="0409001B" w:tentative="1">
+      <w:start w:val="1"/>
+      <w:numFmt w:val="lowerRoman"/>
+      <w:lvlText w:val="%3."/>
+      <w:lvlJc w:val="right"/>
+      <w:pPr>
+        <w:ind w:left="2160" w:hanging="180"/>
+      </w:pPr>
+    </w:lvl>
+    <w:lvl w:ilvl="3" w:tplc="0409000F" w:tentative="1">
+      <w:start w:val="1"/>
+      <w:numFmt w:val="decimal"/>
+      <w:lvlText w:val="%4."/>
+      <w:lvlJc w:val="left"/>
+      <w:pPr>
+        <w:ind w:left="2880" w:hanging="360"/>
+      </w:pPr>
+    </w:lvl>
+    <w:lvl w:ilvl="4" w:tplc="04090019" w:tentative="1">
+      <w:start w:val="1"/>
+      <w:numFmt w:val="lowerLetter"/>
+      <w:lvlText w:val="%5."/>
+      <w:lvlJc w:val="left"/>
+      <w:pPr>
+        <w:ind w:left="3600" w:hanging="360"/>
+      </w:pPr>
+    </w:lvl>
+    <w:lvl w:ilvl="5" w:tplc="0409001B" w:tentative="1">
+      <w:start w:val="1"/>
+      <w:numFmt w:val="lowerRoman"/>
+      <w:lvlText w:val="%6."/>
+      <w:lvlJc w:val="right"/>
+      <w:pPr>
+        <w:ind w:left="4320" w:hanging="180"/>
+      </w:pPr>
+    </w:lvl>
+    <w:lvl w:ilvl="6" w:tplc="0409000F" w:tentative="1">
+      <w:start w:val="1"/>
+      <w:numFmt w:val="decimal"/>
+      <w:lvlText w:val="%7."/>
+      <w:lvlJc w:val="left"/>
+      <w:pPr>
+        <w:ind w:left="5040" w:hanging="360"/>
+      </w:pPr>
+    </w:lvl>
+    <w:lvl w:ilvl="7" w:tplc="04090019" w:tentative="1">
+      <w:start w:val="1"/>
+      <w:numFmt w:val="lowerLetter"/>
+      <w:lvlText w:val="%8."/>
+      <w:lvlJc w:val="left"/>
+      <w:pPr>
+        <w:ind w:left="5760" w:hanging="360"/>
+      </w:pPr>
+    </w:lvl>
+    <w:lvl w:ilvl="8" w:tplc="0409001B" w:tentative="1">
+      <w:start w:val="1"/>
+      <w:numFmt w:val="lowerRoman"/>
+      <w:lvlText w:val="%9."/>
+      <w:lvlJc w:val="right"/>
+      <w:pPr>
+        <w:ind w:left="6480" w:hanging="180"/>
+      </w:pPr>
+    </w:lvl>
+  </w:abstractNum>
+  <w:abstractNum w:abstractNumId="14" w15:restartNumberingAfterBreak="0">
+    <w:nsid w:val="7F407D5A"/>
+    <w:multiLevelType w:val="hybridMultilevel"/>
+    <w:tmpl w:val="E7F66792"/>
+    <w:lvl w:ilvl="0" w:tplc="0409000F">
+      <w:start w:val="1"/>
+      <w:numFmt w:val="decimal"/>
+      <w:lvlText w:val="%1."/>
+      <w:lvlJc w:val="left"/>
+      <w:pPr>
+        <w:ind w:left="720" w:hanging="360"/>
+      </w:pPr>
+      <w:rPr>
+        <w:rFonts w:hint="default"/>
+      </w:rPr>
+    </w:lvl>
+    <w:lvl w:ilvl="1" w:tplc="04090019" w:tentative="1">
+      <w:start w:val="1"/>
+      <w:numFmt w:val="lowerLetter"/>
+      <w:lvlText w:val="%2."/>
+      <w:lvlJc w:val="left"/>
+      <w:pPr>
+        <w:ind w:left="1440" w:hanging="360"/>
+      </w:pPr>
+    </w:lvl>
+    <w:lvl w:ilvl="2" w:tplc="0409001B" w:tentative="1">
+      <w:start w:val="1"/>
+      <w:numFmt w:val="lowerRoman"/>
+      <w:lvlText w:val="%3."/>
+      <w:lvlJc w:val="right"/>
+      <w:pPr>
+        <w:ind w:left="2160" w:hanging="180"/>
+      </w:pPr>
+    </w:lvl>
+    <w:lvl w:ilvl="3" w:tplc="0409000F" w:tentative="1">
+      <w:start w:val="1"/>
+      <w:numFmt w:val="decimal"/>
+      <w:lvlText w:val="%4."/>
+      <w:lvlJc w:val="left"/>
+      <w:pPr>
+        <w:ind w:left="2880" w:hanging="360"/>
+      </w:pPr>
+    </w:lvl>
+    <w:lvl w:ilvl="4" w:tplc="04090019" w:tentative="1">
+      <w:start w:val="1"/>
+      <w:numFmt w:val="lowerLetter"/>
+      <w:lvlText w:val="%5."/>
+      <w:lvlJc w:val="left"/>
+      <w:pPr>
+        <w:ind w:left="3600" w:hanging="360"/>
+      </w:pPr>
+    </w:lvl>
+    <w:lvl w:ilvl="5" w:tplc="0409001B" w:tentative="1">
+      <w:start w:val="1"/>
+      <w:numFmt w:val="lowerRoman"/>
+      <w:lvlText w:val="%6."/>
+      <w:lvlJc w:val="right"/>
+      <w:pPr>
+        <w:ind w:left="4320" w:hanging="180"/>
+      </w:pPr>
+    </w:lvl>
+    <w:lvl w:ilvl="6" w:tplc="0409000F" w:tentative="1">
+      <w:start w:val="1"/>
+      <w:numFmt w:val="decimal"/>
+      <w:lvlText w:val="%7."/>
+      <w:lvlJc w:val="left"/>
+      <w:pPr>
+        <w:ind w:left="5040" w:hanging="360"/>
+      </w:pPr>
+    </w:lvl>
+    <w:lvl w:ilvl="7" w:tplc="04090019" w:tentative="1">
+      <w:start w:val="1"/>
+      <w:numFmt w:val="lowerLetter"/>
+      <w:lvlText w:val="%8."/>
+      <w:lvlJc w:val="left"/>
+      <w:pPr>
+        <w:ind w:left="5760" w:hanging="360"/>
+      </w:pPr>
+    </w:lvl>
+    <w:lvl w:ilvl="8" w:tplc="0409001B" w:tentative="1">
+      <w:start w:val="1"/>
+      <w:numFmt w:val="lowerRoman"/>
+      <w:lvlText w:val="%9."/>
+      <w:lvlJc w:val="right"/>
+      <w:pPr>
+        <w:ind w:left="6480" w:hanging="180"/>
+      </w:pPr>
+    </w:lvl>
+  </w:abstractNum>
   <w:num w:numId="1" w16cid:durableId="892736991">
+    <w:abstractNumId w:val="5"/>
+  </w:num>
+  <w:num w:numId="2" w16cid:durableId="1499232727">
+    <w:abstractNumId w:val="3"/>
+  </w:num>
+  <w:num w:numId="3" w16cid:durableId="134492675">
+    <w:abstractNumId w:val="10"/>
+  </w:num>
+  <w:num w:numId="4" w16cid:durableId="704066318">
+    <w:abstractNumId w:val="7"/>
+  </w:num>
+  <w:num w:numId="5" w16cid:durableId="1405570585">
+    <w:abstractNumId w:val="0"/>
+  </w:num>
+  <w:num w:numId="6" w16cid:durableId="1816412432">
     <w:abstractNumId w:val="1"/>
   </w:num>
-  <w:num w:numId="2" w16cid:durableId="1499232727">
-    <w:abstractNumId w:val="0"/>
+  <w:num w:numId="7" w16cid:durableId="1836216277">
+    <w:abstractNumId w:val="12"/>
+  </w:num>
+  <w:num w:numId="8" w16cid:durableId="673148085">
+    <w:abstractNumId w:val="2"/>
+  </w:num>
+  <w:num w:numId="9" w16cid:durableId="974524817">
+    <w:abstractNumId w:val="9"/>
+  </w:num>
+  <w:num w:numId="10" w16cid:durableId="334764877">
+    <w:abstractNumId w:val="6"/>
+  </w:num>
+  <w:num w:numId="11" w16cid:durableId="1404790490">
+    <w:abstractNumId w:val="14"/>
+  </w:num>
+  <w:num w:numId="12" w16cid:durableId="1441875984">
+    <w:abstractNumId w:val="8"/>
+  </w:num>
+  <w:num w:numId="13" w16cid:durableId="1631548767">
+    <w:abstractNumId w:val="4"/>
+  </w:num>
+  <w:num w:numId="14" w16cid:durableId="1553729205">
+    <w:abstractNumId w:val="13"/>
+  </w:num>
+  <w:num w:numId="15" w16cid:durableId="582110988">
+    <w:abstractNumId w:val="11"/>
   </w:num>
 </w:numbering>
 </file>
@@ -6371,7 +12031,6 @@
     <w:rPr>
       <w:color w:val="000080"/>
       <w:u w:val="single"/>
-      <w:lang/>
     </w:rPr>
   </w:style>
   <w:style w:type="character" w:customStyle="1" w:styleId="IndexLink">
@@ -6753,6 +12412,17 @@
     <w:name w:val="WW8Num1"/>
     <w:qFormat/>
   </w:style>
+  <w:style w:type="paragraph" w:styleId="ListParagraph">
+    <w:name w:val="List Paragraph"/>
+    <w:basedOn w:val="Normal"/>
+    <w:uiPriority w:val="34"/>
+    <w:qFormat/>
+    <w:rsid w:val="00EF3AD7"/>
+    <w:pPr>
+      <w:ind w:left="720"/>
+      <w:contextualSpacing/>
+    </w:pPr>
+  </w:style>
 </w:styles>
 </file>
 
